--- a/Day4-Calculator.docx
+++ b/Day4-Calculator.docx
@@ -1,1676 +1,2149 @@
 
 <file path=word/document.xml><?xml version="1.0" encoding="utf-8"?>
-<w:document xmlns:wpc="http://schemas.microsoft.com/office/word/2010/wordprocessingCanvas" xmlns:cx="http://schemas.microsoft.com/office/drawing/2014/chartex" xmlns:cx1="http://schemas.microsoft.com/office/drawing/2015/9/8/chartex" xmlns:cx2="http://schemas.microsoft.com/office/drawing/2015/10/21/chartex" xmlns:cx3="http://schemas.microsoft.com/office/drawing/2016/5/9/chartex" xmlns:cx4="http://schemas.microsoft.com/office/drawing/2016/5/10/chartex" xmlns:cx5="http://schemas.microsoft.com/office/drawing/2016/5/11/chartex" xmlns:cx6="http://schemas.microsoft.com/office/drawing/2016/5/12/chartex" xmlns:cx7="http://schemas.microsoft.com/office/drawing/2016/5/13/chartex" xmlns:cx8="http://schemas.microsoft.com/office/drawing/2016/5/14/chartex" xmlns:mc="http://schemas.openxmlformats.org/markup-compatibility/2006" xmlns:aink="http://schemas.microsoft.com/office/drawing/2016/ink" xmlns:am3d="http://schemas.microsoft.com/office/drawing/2017/model3d" xmlns:o="urn:schemas-microsoft-com:office:office" xmlns:oel="http://schemas.microsoft.com/office/2019/extlst" xmlns:r="http://schemas.openxmlformats.org/officeDocument/2006/relationships" xmlns:m="http://schemas.openxmlformats.org/officeDocument/2006/math" xmlns:v="urn:schemas-microsoft-com:vml" xmlns:wp14="http://schemas.microsoft.com/office/word/2010/wordprocessingDrawing" xmlns:wp="http://schemas.openxmlformats.org/drawingml/2006/wordprocessingDrawing" xmlns:w10="urn:schemas-microsoft-com:office:word" xmlns:w="http://schemas.openxmlformats.org/wordprocessingml/2006/main" xmlns:w14="http://schemas.microsoft.com/office/word/2010/wordml" xmlns:w15="http://schemas.microsoft.com/office/word/2012/wordml" xmlns:w16cex="http://schemas.microsoft.com/office/word/2018/wordml/cex" xmlns:w16cid="http://schemas.microsoft.com/office/word/2016/wordml/cid" xmlns:w16="http://schemas.microsoft.com/office/word/2018/wordml" xmlns:w16du="http://schemas.microsoft.com/office/word/2023/wordml/word16du" xmlns:w16sdtdh="http://schemas.microsoft.com/office/word/2020/wordml/sdtdatahash" xmlns:w16sdtfl="http://schemas.microsoft.com/office/word/2024/wordml/sdtformatlock" xmlns:w16se="http://schemas.microsoft.com/office/word/2015/wordml/symex" xmlns:wpg="http://schemas.microsoft.com/office/word/2010/wordprocessingGroup" xmlns:wpi="http://schemas.microsoft.com/office/word/2010/wordprocessingInk" xmlns:wne="http://schemas.microsoft.com/office/word/2006/wordml" xmlns:wps="http://schemas.microsoft.com/office/word/2010/wordprocessingShape" mc:Ignorable="w14 w15 w16se w16cid w16 w16cex w16sdtdh w16sdtfl w16du wp14">
+<w:document xmlns:wpc="http://schemas.microsoft.com/office/word/2010/wordprocessingCanvas" xmlns:cx="http://schemas.microsoft.com/office/drawing/2014/chartex" xmlns:cx1="http://schemas.microsoft.com/office/drawing/2015/9/8/chartex" xmlns:cx2="http://schemas.microsoft.com/office/drawing/2015/10/21/chartex" xmlns:cx3="http://schemas.microsoft.com/office/drawing/2016/5/9/chartex" xmlns:cx4="http://schemas.microsoft.com/office/drawing/2016/5/10/chartex" xmlns:cx5="http://schemas.microsoft.com/office/drawing/2016/5/11/chartex" xmlns:cx6="http://schemas.microsoft.com/office/drawing/2016/5/12/chartex" xmlns:cx7="http://schemas.microsoft.com/office/drawing/2016/5/13/chartex" xmlns:cx8="http://schemas.microsoft.com/office/drawing/2016/5/14/chartex" xmlns:mc="http://schemas.openxmlformats.org/markup-compatibility/2006" xmlns:aink="http://schemas.microsoft.com/office/drawing/2016/ink" xmlns:am3d="http://schemas.microsoft.com/office/drawing/2017/model3d" xmlns:o="urn:schemas-microsoft-com:office:office" xmlns:oel="http://schemas.microsoft.com/office/2019/extlst" xmlns:r="http://schemas.openxmlformats.org/officeDocument/2006/relationships" xmlns:m="http://schemas.openxmlformats.org/officeDocument/2006/math" xmlns:v="urn:schemas-microsoft-com:vml" xmlns:wp14="http://schemas.microsoft.com/office/word/2010/wordprocessingDrawing" xmlns:wp="http://schemas.openxmlformats.org/drawingml/2006/wordprocessingDrawing" xmlns:w10="urn:schemas-microsoft-com:office:word" xmlns:w="http://schemas.openxmlformats.org/wordprocessingml/2006/main" xmlns:w14="http://schemas.microsoft.com/office/word/2010/wordml" xmlns:w15="http://schemas.microsoft.com/office/word/2012/wordml" xmlns:w16cei="http://schemas.microsoft.com/office/word/2026/wordml/cei" xmlns:w16cex="http://schemas.microsoft.com/office/word/2018/wordml/cex" xmlns:w16cid="http://schemas.microsoft.com/office/word/2016/wordml/cid" xmlns:w16="http://schemas.microsoft.com/office/word/2018/wordml" xmlns:w16du="http://schemas.microsoft.com/office/word/2023/wordml/word16du" xmlns:w16sdtdh="http://schemas.microsoft.com/office/word/2020/wordml/sdtdatahash" xmlns:w16sdtfl="http://schemas.microsoft.com/office/word/2024/wordml/sdtformatlock" xmlns:w16se="http://schemas.microsoft.com/office/word/2015/wordml/symex" xmlns:wpg="http://schemas.microsoft.com/office/word/2010/wordprocessingGroup" xmlns:wpi="http://schemas.microsoft.com/office/word/2010/wordprocessingInk" xmlns:wne="http://schemas.microsoft.com/office/word/2006/wordml" xmlns:wps="http://schemas.microsoft.com/office/word/2010/wordprocessingShape" mc:Ignorable="w14 w15 w16se w16cid w16 w16cex w16sdtdh w16sdtfl w16du wp14">
   <w:body>
     <w:p>
       <w:pPr>
-        <w:rPr>
-          <w:b/>
-          <w:bCs/>
-        </w:rPr>
-      </w:pPr>
-      <w:r>
-        <w:rPr>
-          <w:b/>
-          <w:bCs/>
-        </w:rPr>
+        <w:pStyle w:val="Heading1"/>
+      </w:pPr>
+      <w:r>
         <w:t>Day 4: The Calculator (Native Functions &amp; Tool Calling)</w:t>
       </w:r>
     </w:p>
-    <w:p>
-      <w:pPr>
-        <w:rPr>
-          <w:b/>
-          <w:bCs/>
-        </w:rPr>
-      </w:pPr>
-      <w:r>
-        <w:rPr>
-          <w:b/>
-          <w:bCs/>
-        </w:rPr>
+    <w:p/>
+    <w:p>
+      <w:pPr>
+        <w:pStyle w:val="Heading2"/>
+      </w:pPr>
+      <w:r>
         <w:t>1. Project Overview</w:t>
       </w:r>
     </w:p>
     <w:p>
       <w:r>
-        <w:t>Large Language Models are fundamentally prediction engines, which means they are notoriously bad at performing precise mathematical calculations. Today, we fix that by building a </w:t>
-      </w:r>
-      <w:r>
-        <w:rPr>
-          <w:b/>
-          <w:bCs/>
-        </w:rPr>
-        <w:t>Math Agent</w:t>
-      </w:r>
-      <w:r>
-        <w:t>. We will write actual C# code to perform math, wrap it into a "Plugin", and give Gemini the ability to pause its text generation, call our C# code, get the exact result, and then formulate its final answer.</w:t>
-      </w:r>
-    </w:p>
-    <w:p>
-      <w:pPr>
-        <w:rPr>
-          <w:b/>
-          <w:bCs/>
-        </w:rPr>
-      </w:pPr>
-      <w:r>
-        <w:rPr>
-          <w:b/>
-          <w:bCs/>
-        </w:rPr>
+        <w:t>Large Language Models are prediction engines, not calculators — they are notoriously unreliable at precise arithmetic, especially across multi-step word problems. This project fixes that by building a Math Agent: a native C# plugin (`MathPlugin`) that exposes real, exact arithmetic operations to the model, combined with auto tool-invocation so Gemini can pause its own text generation, call our C# code to get an exact numeric answer, and resume generating its final answer using that result. Running the program poses a multi-step word problem about dividing apples, and the console output shows the model invoking `Subtract`, `Multiply`, and `Divide` from the plugin in sequence before producing its final written explanation. This is the course's first introduction to Semantic Kernel Plugins and native function/tool calling.</w:t>
+      </w:r>
+    </w:p>
+    <w:p/>
+    <w:p>
+      <w:pPr>
+        <w:pStyle w:val="Heading2"/>
+      </w:pPr>
+      <w:r>
         <w:t>2. Prerequisites &amp; Setup</w:t>
       </w:r>
     </w:p>
     <w:p>
       <w:pPr>
+        <w:pStyle w:val="ListParagraph"/>
         <w:numPr>
           <w:ilvl w:val="0"/>
-          <w:numId w:val="1"/>
+          <w:numId w:val="6"/>
         </w:numPr>
-      </w:pPr>
-      <w:r>
-        <w:rPr>
-          <w:b/>
-          <w:bCs/>
-        </w:rPr>
-        <w:t>Environment:</w:t>
-      </w:r>
-      <w:r>
-        <w:t> .NET 8 SDK installed.</w:t>
-      </w:r>
-    </w:p>
-    <w:p>
-      <w:pPr>
+        <w:ind w:left="1080"/>
+      </w:pPr>
+      <w:r>
+        <w:t>Environment: .NET 10 SDK installed.</w:t>
+      </w:r>
+    </w:p>
+    <w:p>
+      <w:pPr>
+        <w:pStyle w:val="ListParagraph"/>
         <w:numPr>
           <w:ilvl w:val="0"/>
-          <w:numId w:val="1"/>
+          <w:numId w:val="6"/>
         </w:numPr>
-      </w:pPr>
-      <w:r>
-        <w:rPr>
-          <w:b/>
-          <w:bCs/>
-        </w:rPr>
-        <w:t>Project Type:</w:t>
-      </w:r>
-      <w:r>
-        <w:t> C# Console Application.</w:t>
-      </w:r>
-    </w:p>
-    <w:p>
-      <w:pPr>
+        <w:ind w:left="1080"/>
+      </w:pPr>
+      <w:r>
+        <w:t>Project Type: C# Console Application.</w:t>
+      </w:r>
+    </w:p>
+    <w:p>
+      <w:pPr>
+        <w:pStyle w:val="ListParagraph"/>
         <w:numPr>
           <w:ilvl w:val="0"/>
-          <w:numId w:val="1"/>
+          <w:numId w:val="6"/>
         </w:numPr>
-      </w:pPr>
-      <w:r>
-        <w:rPr>
-          <w:b/>
-          <w:bCs/>
-        </w:rPr>
+        <w:ind w:left="1080"/>
+      </w:pPr>
+      <w:r>
         <w:t>NuGet Packages required:</w:t>
       </w:r>
     </w:p>
     <w:p>
-      <w:pPr>
-        <w:numPr>
-          <w:ilvl w:val="1"/>
-          <w:numId w:val="1"/>
-        </w:numPr>
-      </w:pPr>
-      <w:proofErr w:type="spellStart"/>
-      <w:r>
-        <w:t>Microsoft.SemanticKernel</w:t>
-      </w:r>
-      <w:proofErr w:type="spellEnd"/>
-    </w:p>
-    <w:p>
-      <w:pPr>
-        <w:numPr>
-          <w:ilvl w:val="1"/>
-          <w:numId w:val="1"/>
-        </w:numPr>
-      </w:pPr>
-      <w:proofErr w:type="spellStart"/>
-      <w:proofErr w:type="gramStart"/>
-      <w:r>
-        <w:t>Microsoft.SemanticKernel.Connectors.Google</w:t>
-      </w:r>
-      <w:proofErr w:type="spellEnd"/>
-      <w:proofErr w:type="gramEnd"/>
-    </w:p>
-    <w:p>
-      <w:pPr>
+      <w:r>
+        <w:t xml:space="preserve">  - Microsoft.SemanticKernel</w:t>
+      </w:r>
+    </w:p>
+    <w:p>
+      <w:r>
+        <w:t xml:space="preserve">  - Microsoft.SemanticKernel.Connectors.Google</w:t>
+      </w:r>
+    </w:p>
+    <w:p>
+      <w:pPr>
+        <w:pStyle w:val="ListParagraph"/>
         <w:numPr>
           <w:ilvl w:val="0"/>
-          <w:numId w:val="1"/>
+          <w:numId w:val="7"/>
         </w:numPr>
-      </w:pPr>
-      <w:r>
-        <w:rPr>
-          <w:b/>
-          <w:bCs/>
-        </w:rPr>
-        <w:t>API Key:</w:t>
-      </w:r>
-      <w:r>
-        <w:t> Store your Gemini API key in the GEMINI_API_KEY environment variable.</w:t>
-      </w:r>
-    </w:p>
-    <w:p>
-      <w:pPr>
+        <w:ind w:left="1080"/>
+      </w:pPr>
+      <w:r>
+        <w:t>API Key: A Google Gemini API key, read from the `GEMINI_API_KEY` environment variable. Model used: `gemini-2.5-flash`.</w:t>
+      </w:r>
+    </w:p>
+    <w:p>
+      <w:pPr>
+        <w:pStyle w:val="ListParagraph"/>
         <w:numPr>
           <w:ilvl w:val="0"/>
-          <w:numId w:val="1"/>
+          <w:numId w:val="7"/>
         </w:numPr>
-      </w:pPr>
-      <w:r>
-        <w:rPr>
-          <w:b/>
-          <w:bCs/>
-        </w:rPr>
-        <w:t>Model:</w:t>
-      </w:r>
-      <w:r>
-        <w:t> gemini-2.5-flash</w:t>
-      </w:r>
-    </w:p>
-    <w:p>
-      <w:pPr>
-        <w:rPr>
-          <w:b/>
-          <w:bCs/>
-        </w:rPr>
-      </w:pPr>
-      <w:r>
-        <w:rPr>
-          <w:b/>
-          <w:bCs/>
-        </w:rPr>
+        <w:ind w:left="1080"/>
+      </w:pPr>
+      <w:r>
+        <w:t xml:space="preserve">Note: This lesson spans two files — `Program.cs` (the </w:t>
+      </w:r>
+      <w:r>
+        <w:lastRenderedPageBreak/>
+        <w:t>app entry point) and `MathPlugin.cs` (the native plugin) — because plugins are meant to be written as standalone, reusable classes rather than inline code.</w:t>
+      </w:r>
+    </w:p>
+    <w:p/>
+    <w:p>
+      <w:pPr>
+        <w:pStyle w:val="Heading2"/>
+      </w:pPr>
+      <w:r>
         <w:t>3. Core Concepts Covered</w:t>
       </w:r>
     </w:p>
     <w:p>
       <w:pPr>
+        <w:pStyle w:val="ListParagraph"/>
         <w:numPr>
           <w:ilvl w:val="0"/>
-          <w:numId w:val="2"/>
+          <w:numId w:val="8"/>
         </w:numPr>
+        <w:ind w:left="1080"/>
       </w:pPr>
       <w:r>
         <w:rPr>
           <w:b/>
-          <w:bCs/>
-        </w:rPr>
-        <w:t>Native Plugins:</w:t>
-      </w:r>
-      <w:r>
-        <w:t> Writing standard C# classes and methods that the AI can execute.</w:t>
-      </w:r>
-    </w:p>
-    <w:p>
-      <w:pPr>
+        </w:rPr>
+        <w:t>Native Plugins</w:t>
+      </w:r>
+      <w:r>
+        <w:t>: A Semantic Kernel Plugin is just a standard C# class (`MathPlugin`) whose methods the AI model can be given permission to call. This is the mechanism that lets an LLM "do things" beyond generating text.</w:t>
+      </w:r>
+    </w:p>
+    <w:p>
+      <w:pPr>
+        <w:pStyle w:val="ListParagraph"/>
         <w:numPr>
           <w:ilvl w:val="0"/>
-          <w:numId w:val="2"/>
+          <w:numId w:val="8"/>
         </w:numPr>
+        <w:ind w:left="1080"/>
       </w:pPr>
       <w:r>
         <w:rPr>
           <w:b/>
-          <w:bCs/>
-        </w:rPr>
-        <w:t>[</w:t>
-      </w:r>
-      <w:proofErr w:type="spellStart"/>
-      <w:r>
-        <w:rPr>
-          <w:b/>
-          <w:bCs/>
-        </w:rPr>
-        <w:t>KernelFunction</w:t>
-      </w:r>
-      <w:proofErr w:type="spellEnd"/>
-      <w:r>
-        <w:rPr>
-          <w:b/>
-          <w:bCs/>
-        </w:rPr>
-        <w:t>] and [Description] Attributes:</w:t>
-      </w:r>
-      <w:r>
-        <w:t> The decorators that tell Semantic Kernel how to expose your C# methods to the AI.</w:t>
-      </w:r>
-    </w:p>
-    <w:p>
-      <w:pPr>
+        </w:rPr>
+        <w:t>The [KernelFunction] Attribute</w:t>
+      </w:r>
+      <w:r>
+        <w:t>: Decorating a method with `[KernelFunction("Name")]` exposes it to the Kernel's function-calling system, making it a candidate the model can choose to invoke.</w:t>
+      </w:r>
+    </w:p>
+    <w:p>
+      <w:pPr>
+        <w:pStyle w:val="ListParagraph"/>
         <w:numPr>
           <w:ilvl w:val="0"/>
-          <w:numId w:val="2"/>
+          <w:numId w:val="8"/>
         </w:numPr>
+        <w:ind w:left="1080"/>
       </w:pPr>
       <w:r>
         <w:rPr>
           <w:b/>
-          <w:bCs/>
-        </w:rPr>
-        <w:t>Tool Calling (Auto-Invocation):</w:t>
-      </w:r>
-      <w:r>
-        <w:t> Using Execution Settings to grant the LLM permission to automatically route tasks to your native code when it realizes it needs help.</w:t>
-      </w:r>
-    </w:p>
-    <w:p>
-      <w:r>
-        <w:pict w14:anchorId="04C16583">
-          <v:rect id="_x0000_i1025" style="width:730.5pt;height:1.5pt" o:hrpct="0" o:hralign="center" o:hrstd="t" o:hr="t" fillcolor="#a0a0a0" stroked="f"/>
-        </w:pict>
-      </w:r>
-    </w:p>
-    <w:p>
-      <w:pPr>
-        <w:rPr>
-          <w:b/>
-          <w:bCs/>
-          <w:lang w:val="fr-FR"/>
-        </w:rPr>
-      </w:pPr>
-      <w:r>
-        <w:rPr>
-          <w:b/>
-          <w:bCs/>
-          <w:lang w:val="fr-FR"/>
-        </w:rPr>
-        <w:t>4. Complete C# Code (</w:t>
-      </w:r>
-      <w:proofErr w:type="spellStart"/>
-      <w:r>
-        <w:rPr>
-          <w:b/>
-          <w:bCs/>
-          <w:lang w:val="fr-FR"/>
-        </w:rPr>
-        <w:t>Program.cs</w:t>
-      </w:r>
-      <w:proofErr w:type="spellEnd"/>
-      <w:r>
-        <w:rPr>
-          <w:b/>
-          <w:bCs/>
-          <w:lang w:val="fr-FR"/>
-        </w:rPr>
-        <w:t>)</w:t>
-      </w:r>
-    </w:p>
-    <w:p>
-      <w:proofErr w:type="spellStart"/>
-      <w:r>
-        <w:t>codeC</w:t>
-      </w:r>
-      <w:proofErr w:type="spellEnd"/>
-      <w:r>
-        <w:t>#</w:t>
-      </w:r>
-    </w:p>
-    <w:p>
-      <w:r>
-        <w:t>using System;</w:t>
-      </w:r>
-    </w:p>
-    <w:p>
-      <w:r>
-        <w:t xml:space="preserve">using </w:t>
-      </w:r>
-      <w:proofErr w:type="spellStart"/>
-      <w:r>
-        <w:t>System.ComponentModel</w:t>
-      </w:r>
-      <w:proofErr w:type="spellEnd"/>
-      <w:r>
-        <w:t>;</w:t>
-      </w:r>
-    </w:p>
-    <w:p>
-      <w:r>
-        <w:t xml:space="preserve">using </w:t>
-      </w:r>
-      <w:proofErr w:type="spellStart"/>
-      <w:proofErr w:type="gramStart"/>
-      <w:r>
-        <w:t>System.Threading.Tasks</w:t>
-      </w:r>
-      <w:proofErr w:type="spellEnd"/>
-      <w:proofErr w:type="gramEnd"/>
-      <w:r>
-        <w:t>;</w:t>
-      </w:r>
-    </w:p>
-    <w:p>
-      <w:r>
-        <w:lastRenderedPageBreak/>
-        <w:t xml:space="preserve">using </w:t>
-      </w:r>
-      <w:proofErr w:type="spellStart"/>
-      <w:r>
-        <w:t>Microsoft.SemanticKernel</w:t>
-      </w:r>
-      <w:proofErr w:type="spellEnd"/>
-      <w:r>
-        <w:t>;</w:t>
-      </w:r>
-    </w:p>
-    <w:p>
-      <w:r>
-        <w:t xml:space="preserve">using </w:t>
-      </w:r>
-      <w:proofErr w:type="spellStart"/>
-      <w:proofErr w:type="gramStart"/>
-      <w:r>
-        <w:t>Microsoft.SemanticKernel.Connectors.Google</w:t>
-      </w:r>
-      <w:proofErr w:type="spellEnd"/>
-      <w:proofErr w:type="gramEnd"/>
-      <w:r>
-        <w:t>;</w:t>
-      </w:r>
-    </w:p>
-    <w:p/>
-    <w:p>
-      <w:r>
-        <w:t>namespace Day4Calculator</w:t>
-      </w:r>
-    </w:p>
-    <w:p>
-      <w:r>
-        <w:t>{</w:t>
-      </w:r>
-    </w:p>
-    <w:p>
-      <w:r>
-        <w:t xml:space="preserve">    // Step 1: Define the Native C# Plugin</w:t>
-      </w:r>
-    </w:p>
-    <w:p>
-      <w:r>
-        <w:t xml:space="preserve">    public class </w:t>
-      </w:r>
-      <w:proofErr w:type="spellStart"/>
-      <w:r>
-        <w:t>MathPlugin</w:t>
-      </w:r>
-      <w:proofErr w:type="spellEnd"/>
-    </w:p>
-    <w:p>
-      <w:r>
-        <w:t xml:space="preserve">    {</w:t>
-      </w:r>
-    </w:p>
-    <w:p>
-      <w:r>
-        <w:t xml:space="preserve">        [</w:t>
-      </w:r>
-      <w:proofErr w:type="spellStart"/>
-      <w:r>
-        <w:t>KernelFunction</w:t>
-      </w:r>
-      <w:proofErr w:type="spellEnd"/>
-      <w:r>
-        <w:t>("Add")]</w:t>
-      </w:r>
-    </w:p>
-    <w:p>
-      <w:r>
-        <w:t xml:space="preserve">        [</w:t>
-      </w:r>
-      <w:proofErr w:type="gramStart"/>
-      <w:r>
-        <w:t>Description(</w:t>
-      </w:r>
-      <w:proofErr w:type="gramEnd"/>
-      <w:r>
-        <w:t>"Adds two numbers together.")]</w:t>
-      </w:r>
-    </w:p>
-    <w:p>
-      <w:r>
-        <w:t xml:space="preserve">        public double </w:t>
-      </w:r>
-      <w:proofErr w:type="gramStart"/>
-      <w:r>
-        <w:t>Add(</w:t>
-      </w:r>
-      <w:proofErr w:type="gramEnd"/>
-      <w:r>
-        <w:t>[</w:t>
-      </w:r>
-      <w:proofErr w:type="gramStart"/>
-      <w:r>
-        <w:t>Description(</w:t>
-      </w:r>
-      <w:proofErr w:type="gramEnd"/>
-      <w:r>
-        <w:t>"The first number to add")] double number1, [</w:t>
-      </w:r>
-      <w:proofErr w:type="gramStart"/>
-      <w:r>
-        <w:t>Description(</w:t>
-      </w:r>
-      <w:proofErr w:type="gramEnd"/>
-      <w:r>
-        <w:t>"The second number to add")] double number2)</w:t>
-      </w:r>
-    </w:p>
-    <w:p>
-      <w:r>
-        <w:t xml:space="preserve">        {</w:t>
-      </w:r>
-    </w:p>
-    <w:p>
-      <w:r>
-        <w:t xml:space="preserve">            </w:t>
-      </w:r>
-      <w:proofErr w:type="spellStart"/>
-      <w:r>
-        <w:t>Console.WriteLine</w:t>
-      </w:r>
-      <w:proofErr w:type="spellEnd"/>
-      <w:r>
-        <w:t>($"[NATIVE CODE EXECUTION] Adding {number1} + {number2}");</w:t>
-      </w:r>
-    </w:p>
-    <w:p>
-      <w:r>
-        <w:t xml:space="preserve">            return number1 + number2;</w:t>
-      </w:r>
-    </w:p>
-    <w:p>
-      <w:r>
-        <w:t xml:space="preserve">        }</w:t>
-      </w:r>
-    </w:p>
-    <w:p/>
-    <w:p>
-      <w:r>
-        <w:t xml:space="preserve">        [</w:t>
-      </w:r>
-      <w:proofErr w:type="spellStart"/>
-      <w:r>
-        <w:t>KernelFunction</w:t>
-      </w:r>
-      <w:proofErr w:type="spellEnd"/>
-      <w:r>
-        <w:t>("Subtract")]</w:t>
-      </w:r>
-    </w:p>
-    <w:p>
-      <w:r>
-        <w:t xml:space="preserve">        [</w:t>
-      </w:r>
-      <w:proofErr w:type="gramStart"/>
-      <w:r>
-        <w:t>Description(</w:t>
-      </w:r>
-      <w:proofErr w:type="gramEnd"/>
-      <w:r>
-        <w:t>"Subtracts the second number from the first.")]</w:t>
-      </w:r>
-    </w:p>
-    <w:p>
-      <w:r>
-        <w:t xml:space="preserve">        public double </w:t>
-      </w:r>
-      <w:proofErr w:type="gramStart"/>
-      <w:r>
-        <w:t>Subtract(</w:t>
-      </w:r>
-      <w:proofErr w:type="gramEnd"/>
-      <w:r>
-        <w:t>[</w:t>
-      </w:r>
-      <w:proofErr w:type="gramStart"/>
-      <w:r>
-        <w:t>Description(</w:t>
-      </w:r>
-      <w:proofErr w:type="gramEnd"/>
-      <w:r>
-        <w:t>"The starting number")] double number1, [</w:t>
-      </w:r>
-      <w:proofErr w:type="gramStart"/>
-      <w:r>
-        <w:t>Description(</w:t>
-      </w:r>
-      <w:proofErr w:type="gramEnd"/>
-      <w:r>
-        <w:t>"The number to subtract")] double number2)</w:t>
-      </w:r>
-    </w:p>
-    <w:p>
-      <w:r>
-        <w:t xml:space="preserve">        {</w:t>
-      </w:r>
-    </w:p>
-    <w:p>
-      <w:r>
-        <w:t xml:space="preserve">            </w:t>
-      </w:r>
-      <w:proofErr w:type="spellStart"/>
-      <w:r>
-        <w:t>Console.WriteLine</w:t>
-      </w:r>
-      <w:proofErr w:type="spellEnd"/>
-      <w:r>
-        <w:t>(</w:t>
-      </w:r>
-      <w:proofErr w:type="gramStart"/>
-      <w:r>
-        <w:t>$"[</w:t>
-      </w:r>
-      <w:proofErr w:type="gramEnd"/>
-      <w:r>
-        <w:t>NATIVE CODE EXECUTION] Subtracting {number1} - {number2}");</w:t>
-      </w:r>
-    </w:p>
-    <w:p>
-      <w:r>
-        <w:t xml:space="preserve">            return number1 - number2;</w:t>
-      </w:r>
-    </w:p>
-    <w:p>
-      <w:r>
-        <w:t xml:space="preserve">        }</w:t>
-      </w:r>
-    </w:p>
-    <w:p/>
-    <w:p>
-      <w:r>
-        <w:lastRenderedPageBreak/>
-        <w:t xml:space="preserve">        [</w:t>
-      </w:r>
-      <w:proofErr w:type="spellStart"/>
-      <w:r>
-        <w:t>KernelFunction</w:t>
-      </w:r>
-      <w:proofErr w:type="spellEnd"/>
-      <w:r>
-        <w:t>("Multiply")]</w:t>
-      </w:r>
-    </w:p>
-    <w:p>
-      <w:r>
-        <w:t xml:space="preserve">        [</w:t>
-      </w:r>
-      <w:proofErr w:type="gramStart"/>
-      <w:r>
-        <w:t>Description(</w:t>
-      </w:r>
-      <w:proofErr w:type="gramEnd"/>
-      <w:r>
-        <w:t>"Multiplies two numbers together.")]</w:t>
-      </w:r>
-    </w:p>
-    <w:p>
-      <w:r>
-        <w:t xml:space="preserve">        public double </w:t>
-      </w:r>
-      <w:proofErr w:type="gramStart"/>
-      <w:r>
-        <w:t>Multiply(</w:t>
-      </w:r>
-      <w:proofErr w:type="gramEnd"/>
-      <w:r>
-        <w:t>[</w:t>
-      </w:r>
-      <w:proofErr w:type="gramStart"/>
-      <w:r>
-        <w:t>Description(</w:t>
-      </w:r>
-      <w:proofErr w:type="gramEnd"/>
-      <w:r>
-        <w:t>"The first number")] double number1, [</w:t>
-      </w:r>
-      <w:proofErr w:type="gramStart"/>
-      <w:r>
-        <w:t>Description(</w:t>
-      </w:r>
-      <w:proofErr w:type="gramEnd"/>
-      <w:r>
-        <w:t>"The second number")] double number2)</w:t>
-      </w:r>
-    </w:p>
-    <w:p>
-      <w:r>
-        <w:t xml:space="preserve">        {</w:t>
-      </w:r>
-    </w:p>
-    <w:p>
-      <w:r>
-        <w:t xml:space="preserve">            </w:t>
-      </w:r>
-      <w:proofErr w:type="spellStart"/>
-      <w:r>
-        <w:t>Console.WriteLine</w:t>
-      </w:r>
-      <w:proofErr w:type="spellEnd"/>
-      <w:r>
-        <w:t>(</w:t>
-      </w:r>
-      <w:proofErr w:type="gramStart"/>
-      <w:r>
-        <w:t>$"[</w:t>
-      </w:r>
-      <w:proofErr w:type="gramEnd"/>
-      <w:r>
-        <w:t>NATIVE CODE EXECUTION] Multiplying {number1} * {</w:t>
-      </w:r>
-      <w:proofErr w:type="gramStart"/>
-      <w:r>
-        <w:t>number2}"</w:t>
-      </w:r>
-      <w:proofErr w:type="gramEnd"/>
-      <w:r>
-        <w:t>);</w:t>
-      </w:r>
-    </w:p>
-    <w:p>
-      <w:r>
-        <w:t xml:space="preserve">            return number1 * number2;</w:t>
-      </w:r>
-    </w:p>
-    <w:p>
-      <w:r>
-        <w:t xml:space="preserve">        }</w:t>
-      </w:r>
-    </w:p>
-    <w:p/>
-    <w:p>
-      <w:r>
-        <w:t xml:space="preserve">        [</w:t>
-      </w:r>
-      <w:proofErr w:type="spellStart"/>
-      <w:r>
-        <w:t>KernelFunction</w:t>
-      </w:r>
-      <w:proofErr w:type="spellEnd"/>
-      <w:r>
-        <w:t>("Divide")]</w:t>
-      </w:r>
-    </w:p>
-    <w:p>
-      <w:r>
-        <w:t xml:space="preserve">        [</w:t>
-      </w:r>
-      <w:proofErr w:type="gramStart"/>
-      <w:r>
-        <w:t>Description(</w:t>
-      </w:r>
-      <w:proofErr w:type="gramEnd"/>
-      <w:r>
-        <w:t>"Divides the first number by the second.")]</w:t>
-      </w:r>
-    </w:p>
-    <w:p>
-      <w:r>
-        <w:t xml:space="preserve">        public double </w:t>
-      </w:r>
-      <w:proofErr w:type="gramStart"/>
-      <w:r>
-        <w:t>Divide(</w:t>
-      </w:r>
-      <w:proofErr w:type="gramEnd"/>
-      <w:r>
-        <w:t>[</w:t>
-      </w:r>
-      <w:proofErr w:type="gramStart"/>
-      <w:r>
-        <w:t>Description(</w:t>
-      </w:r>
-      <w:proofErr w:type="gramEnd"/>
-      <w:r>
-        <w:t>"The number to be divided")] double number1, [</w:t>
-      </w:r>
-      <w:proofErr w:type="gramStart"/>
-      <w:r>
-        <w:t>Description(</w:t>
-      </w:r>
-      <w:proofErr w:type="gramEnd"/>
-      <w:r>
-        <w:t>"The number to divide by")] double number2)</w:t>
-      </w:r>
-    </w:p>
-    <w:p>
-      <w:r>
-        <w:t xml:space="preserve">        {</w:t>
-      </w:r>
-    </w:p>
-    <w:p>
-      <w:r>
-        <w:t xml:space="preserve">            </w:t>
-      </w:r>
-      <w:proofErr w:type="spellStart"/>
-      <w:r>
-        <w:t>Console.WriteLine</w:t>
-      </w:r>
-      <w:proofErr w:type="spellEnd"/>
-      <w:r>
-        <w:t>($"[NATIVE CODE EXECUTION] Dividing {number1} / {</w:t>
-      </w:r>
-      <w:proofErr w:type="gramStart"/>
-      <w:r>
-        <w:t>number2}"</w:t>
-      </w:r>
-      <w:proofErr w:type="gramEnd"/>
-      <w:r>
-        <w:t>);</w:t>
-      </w:r>
-    </w:p>
-    <w:p>
-      <w:r>
-        <w:t xml:space="preserve">            return number1 / number2;</w:t>
-      </w:r>
-    </w:p>
-    <w:p>
-      <w:r>
-        <w:t xml:space="preserve">        }</w:t>
-      </w:r>
-    </w:p>
-    <w:p>
-      <w:r>
-        <w:t xml:space="preserve">    }</w:t>
-      </w:r>
-    </w:p>
-    <w:p/>
-    <w:p>
-      <w:r>
-        <w:t xml:space="preserve">    class Program</w:t>
-      </w:r>
-    </w:p>
-    <w:p>
-      <w:r>
-        <w:t xml:space="preserve">    {</w:t>
-      </w:r>
-    </w:p>
-    <w:p>
-      <w:r>
-        <w:t xml:space="preserve">        static async Task Main(</w:t>
-      </w:r>
-      <w:proofErr w:type="gramStart"/>
-      <w:r>
-        <w:t>string[</w:t>
-      </w:r>
-      <w:proofErr w:type="gramEnd"/>
-      <w:r>
-        <w:t xml:space="preserve">] </w:t>
-      </w:r>
-      <w:proofErr w:type="spellStart"/>
-      <w:r>
-        <w:t>args</w:t>
-      </w:r>
-      <w:proofErr w:type="spellEnd"/>
-      <w:r>
-        <w:t>)</w:t>
-      </w:r>
-    </w:p>
-    <w:p>
-      <w:r>
-        <w:t xml:space="preserve">        {</w:t>
-      </w:r>
-    </w:p>
-    <w:p>
-      <w:r>
-        <w:t xml:space="preserve">            // Step 2: Initialize the Kernel with Gemini 2.5 Flash</w:t>
-      </w:r>
-    </w:p>
-    <w:p>
-      <w:r>
-        <w:t xml:space="preserve">            var builder = </w:t>
-      </w:r>
-      <w:proofErr w:type="spellStart"/>
-      <w:r>
-        <w:t>Kernel.CreateBuilder</w:t>
-      </w:r>
-      <w:proofErr w:type="spellEnd"/>
-      <w:r>
-        <w:t>();</w:t>
-      </w:r>
-    </w:p>
-    <w:p>
-      <w:r>
-        <w:t xml:space="preserve">            </w:t>
-      </w:r>
-    </w:p>
-    <w:p>
-      <w:r>
-        <w:lastRenderedPageBreak/>
-        <w:t xml:space="preserve">            string </w:t>
-      </w:r>
-      <w:proofErr w:type="spellStart"/>
-      <w:r>
-        <w:t>apiKey</w:t>
-      </w:r>
-      <w:proofErr w:type="spellEnd"/>
-      <w:r>
-        <w:t xml:space="preserve"> = </w:t>
-      </w:r>
-      <w:proofErr w:type="spellStart"/>
-      <w:r>
-        <w:t>Environment.GetEnvironmentVariable</w:t>
-      </w:r>
-      <w:proofErr w:type="spellEnd"/>
-      <w:r>
-        <w:t xml:space="preserve">("GEMINI_API_KEY") </w:t>
-      </w:r>
-    </w:p>
-    <w:p>
-      <w:r>
-        <w:t xml:space="preserve">                            ?? throw new </w:t>
-      </w:r>
-      <w:proofErr w:type="gramStart"/>
-      <w:r>
-        <w:t>Exception(</w:t>
-      </w:r>
-      <w:proofErr w:type="gramEnd"/>
-      <w:r>
-        <w:t>"GEMINI_API_KEY environment variable not set.");</w:t>
-      </w:r>
-    </w:p>
-    <w:p>
-      <w:r>
-        <w:t xml:space="preserve">            </w:t>
-      </w:r>
-    </w:p>
-    <w:p>
-      <w:r>
-        <w:t xml:space="preserve">            </w:t>
-      </w:r>
-      <w:proofErr w:type="spellStart"/>
-      <w:proofErr w:type="gramStart"/>
-      <w:r>
-        <w:t>builder.AddGoogleAIGeminiChatCompletion</w:t>
-      </w:r>
-      <w:proofErr w:type="spellEnd"/>
-      <w:proofErr w:type="gramEnd"/>
-      <w:r>
-        <w:t xml:space="preserve">("gemini-2.5-flash", </w:t>
-      </w:r>
-      <w:proofErr w:type="spellStart"/>
-      <w:r>
-        <w:t>apiKey</w:t>
-      </w:r>
-      <w:proofErr w:type="spellEnd"/>
-      <w:r>
-        <w:t>);</w:t>
-      </w:r>
-    </w:p>
-    <w:p/>
-    <w:p>
-      <w:r>
-        <w:t xml:space="preserve">            // Step 3: Load the Native Plugin into the Kernel</w:t>
-      </w:r>
-    </w:p>
-    <w:p>
-      <w:r>
-        <w:t xml:space="preserve">            </w:t>
-      </w:r>
-      <w:proofErr w:type="spellStart"/>
-      <w:proofErr w:type="gramStart"/>
-      <w:r>
-        <w:t>builder.Plugins.AddFromType</w:t>
-      </w:r>
-      <w:proofErr w:type="spellEnd"/>
-      <w:proofErr w:type="gramEnd"/>
-      <w:r>
-        <w:t>&lt;</w:t>
-      </w:r>
-      <w:proofErr w:type="spellStart"/>
-      <w:r>
-        <w:t>MathPlugin</w:t>
-      </w:r>
-      <w:proofErr w:type="spellEnd"/>
-      <w:r>
-        <w:t>&gt;("Math");</w:t>
-      </w:r>
-    </w:p>
-    <w:p/>
-    <w:p>
-      <w:r>
-        <w:t xml:space="preserve">            Kernel </w:t>
-      </w:r>
-      <w:proofErr w:type="spellStart"/>
-      <w:r>
-        <w:t>kernel</w:t>
-      </w:r>
-      <w:proofErr w:type="spellEnd"/>
-      <w:r>
-        <w:t xml:space="preserve"> = </w:t>
-      </w:r>
-      <w:proofErr w:type="spellStart"/>
-      <w:proofErr w:type="gramStart"/>
-      <w:r>
-        <w:t>builder.Build</w:t>
-      </w:r>
-      <w:proofErr w:type="spellEnd"/>
-      <w:proofErr w:type="gramEnd"/>
-      <w:r>
-        <w:t>();</w:t>
-      </w:r>
-    </w:p>
-    <w:p/>
-    <w:p>
-      <w:r>
-        <w:t xml:space="preserve">            // Step 4: The tricky math word problem</w:t>
-      </w:r>
-    </w:p>
-    <w:p>
-      <w:r>
-        <w:t xml:space="preserve">            string prompt = "I had 124 apples. I ate 15 of them. Then I multiplied the </w:t>
-      </w:r>
-      <w:proofErr w:type="gramStart"/>
-      <w:r>
-        <w:t>amount</w:t>
-      </w:r>
-      <w:proofErr w:type="gramEnd"/>
-      <w:r>
-        <w:t xml:space="preserve"> of apples I had left by 3. Finally, I divided all my apples equally among myself and 3 friends. How many apples did each person get? Show your work step by step.";</w:t>
-      </w:r>
-    </w:p>
-    <w:p/>
-    <w:p>
-      <w:r>
-        <w:t xml:space="preserve">            // Step 5: Enable Auto-Invocation for Tools</w:t>
-      </w:r>
-    </w:p>
-    <w:p>
-      <w:r>
-        <w:t xml:space="preserve">            var </w:t>
-      </w:r>
-      <w:proofErr w:type="spellStart"/>
-      <w:r>
-        <w:t>executionSettings</w:t>
-      </w:r>
-      <w:proofErr w:type="spellEnd"/>
-      <w:r>
-        <w:t xml:space="preserve"> = new </w:t>
-      </w:r>
-      <w:proofErr w:type="spellStart"/>
-      <w:r>
-        <w:t>GeminiPromptExecutionSettings</w:t>
-      </w:r>
-      <w:proofErr w:type="spellEnd"/>
-    </w:p>
-    <w:p>
-      <w:r>
-        <w:t xml:space="preserve">            {</w:t>
-      </w:r>
-    </w:p>
-    <w:p>
-      <w:r>
-        <w:t xml:space="preserve">                // This magic line tells Gemini it is allowed to trigger our C# code</w:t>
-      </w:r>
-    </w:p>
-    <w:p>
-      <w:r>
-        <w:t xml:space="preserve">                </w:t>
-      </w:r>
-      <w:proofErr w:type="spellStart"/>
-      <w:r>
-        <w:t>ToolCallBehavior</w:t>
-      </w:r>
-      <w:proofErr w:type="spellEnd"/>
-      <w:r>
-        <w:t xml:space="preserve"> = </w:t>
-      </w:r>
-      <w:proofErr w:type="spellStart"/>
-      <w:r>
-        <w:t>ToolCallBehavior.AutoInvokeKernelFunctions</w:t>
-      </w:r>
-      <w:proofErr w:type="spellEnd"/>
-      <w:r>
-        <w:t xml:space="preserve"> </w:t>
-      </w:r>
-    </w:p>
-    <w:p>
-      <w:r>
-        <w:t xml:space="preserve">            };</w:t>
-      </w:r>
-    </w:p>
-    <w:p/>
-    <w:p>
-      <w:r>
-        <w:t xml:space="preserve">            var arguments = new </w:t>
-      </w:r>
-      <w:proofErr w:type="spellStart"/>
-      <w:r>
-        <w:t>KernelArguments</w:t>
-      </w:r>
-      <w:proofErr w:type="spellEnd"/>
-      <w:r>
-        <w:t>(</w:t>
-      </w:r>
-      <w:proofErr w:type="spellStart"/>
-      <w:r>
-        <w:t>executionSettings</w:t>
-      </w:r>
-      <w:proofErr w:type="spellEnd"/>
-      <w:r>
-        <w:t>);</w:t>
-      </w:r>
-    </w:p>
-    <w:p/>
-    <w:p>
-      <w:pPr>
-        <w:rPr>
-          <w:lang w:val="fr-FR"/>
-        </w:rPr>
-      </w:pPr>
-      <w:r>
-        <w:t xml:space="preserve">            </w:t>
-      </w:r>
-      <w:r>
-        <w:rPr>
-          <w:lang w:val="fr-FR"/>
-        </w:rPr>
-        <w:t>Console.WriteLine($"</w:t>
-      </w:r>
-      <w:proofErr w:type="gramStart"/>
-      <w:r>
-        <w:rPr>
-          <w:lang w:val="fr-FR"/>
-        </w:rPr>
-        <w:t>Question:</w:t>
-      </w:r>
-      <w:proofErr w:type="gramEnd"/>
-      <w:r>
-        <w:rPr>
-          <w:lang w:val="fr-FR"/>
-        </w:rPr>
-        <w:t xml:space="preserve"> {prompt}\n"</w:t>
-      </w:r>
-      <w:proofErr w:type="gramStart"/>
-      <w:r>
-        <w:rPr>
-          <w:lang w:val="fr-FR"/>
-        </w:rPr>
-        <w:t>);</w:t>
-      </w:r>
-      <w:proofErr w:type="gramEnd"/>
-    </w:p>
-    <w:p>
-      <w:r>
-        <w:rPr>
-          <w:lang w:val="fr-FR"/>
-        </w:rPr>
-        <w:t xml:space="preserve">            </w:t>
-      </w:r>
-      <w:proofErr w:type="spellStart"/>
-      <w:r>
-        <w:t>Console.WriteLine</w:t>
-      </w:r>
-      <w:proofErr w:type="spellEnd"/>
-      <w:r>
-        <w:t>("Thinking and invoking C# tools...\n");</w:t>
-      </w:r>
-    </w:p>
-    <w:p/>
-    <w:p>
-      <w:r>
-        <w:lastRenderedPageBreak/>
-        <w:t xml:space="preserve">            // Step 6: Execute the prompt</w:t>
-      </w:r>
-    </w:p>
-    <w:p>
-      <w:r>
-        <w:t xml:space="preserve">            var result = await </w:t>
-      </w:r>
-      <w:proofErr w:type="spellStart"/>
-      <w:proofErr w:type="gramStart"/>
-      <w:r>
-        <w:t>kernel.InvokePromptAsync</w:t>
-      </w:r>
-      <w:proofErr w:type="spellEnd"/>
-      <w:proofErr w:type="gramEnd"/>
-      <w:r>
-        <w:t>(prompt, arguments);</w:t>
-      </w:r>
-    </w:p>
-    <w:p/>
-    <w:p>
-      <w:r>
-        <w:t xml:space="preserve">            // Step 7: Display </w:t>
-      </w:r>
-      <w:proofErr w:type="gramStart"/>
-      <w:r>
-        <w:t>the final result</w:t>
-      </w:r>
-      <w:proofErr w:type="gramEnd"/>
-    </w:p>
-    <w:p>
-      <w:r>
-        <w:t xml:space="preserve">            </w:t>
-      </w:r>
-      <w:proofErr w:type="spellStart"/>
-      <w:r>
-        <w:t>Console.WriteLine</w:t>
-      </w:r>
-      <w:proofErr w:type="spellEnd"/>
-      <w:r>
-        <w:t>("\n--- AI RESPONSE ---");</w:t>
-      </w:r>
-    </w:p>
-    <w:p>
-      <w:r>
-        <w:t xml:space="preserve">            </w:t>
-      </w:r>
-      <w:proofErr w:type="spellStart"/>
-      <w:r>
-        <w:t>Console.WriteLine</w:t>
-      </w:r>
-      <w:proofErr w:type="spellEnd"/>
-      <w:r>
-        <w:t>(</w:t>
-      </w:r>
-      <w:proofErr w:type="spellStart"/>
-      <w:proofErr w:type="gramStart"/>
-      <w:r>
-        <w:t>result.ToString</w:t>
-      </w:r>
-      <w:proofErr w:type="spellEnd"/>
-      <w:proofErr w:type="gramEnd"/>
-      <w:r>
-        <w:t>(</w:t>
-      </w:r>
-      <w:proofErr w:type="gramStart"/>
-      <w:r>
-        <w:t>).Trim</w:t>
-      </w:r>
-      <w:proofErr w:type="gramEnd"/>
-      <w:r>
-        <w:t>());</w:t>
-      </w:r>
-    </w:p>
-    <w:p>
-      <w:r>
-        <w:t xml:space="preserve">            </w:t>
-      </w:r>
-      <w:proofErr w:type="spellStart"/>
-      <w:r>
-        <w:t>Console.WriteLine</w:t>
-      </w:r>
-      <w:proofErr w:type="spellEnd"/>
-      <w:r>
-        <w:t>(</w:t>
-      </w:r>
-      <w:proofErr w:type="gramStart"/>
-      <w:r>
-        <w:t>"-</w:t>
-      </w:r>
-      <w:proofErr w:type="gramEnd"/>
-      <w:r>
-        <w:t>------------------");</w:t>
-      </w:r>
-    </w:p>
-    <w:p>
-      <w:r>
-        <w:t xml:space="preserve">        }</w:t>
-      </w:r>
-    </w:p>
-    <w:p>
-      <w:r>
-        <w:t xml:space="preserve">    }</w:t>
-      </w:r>
-    </w:p>
-    <w:p>
-      <w:r>
-        <w:t>}</w:t>
-      </w:r>
-    </w:p>
-    <w:p>
-      <w:r>
-        <w:pict w14:anchorId="0A5FFB5B">
-          <v:rect id="_x0000_i1026" style="width:730.5pt;height:1.5pt" o:hrpct="0" o:hralign="center" o:hrstd="t" o:hr="t" fillcolor="#a0a0a0" stroked="f"/>
-        </w:pict>
-      </w:r>
-    </w:p>
-    <w:p>
-      <w:pPr>
-        <w:rPr>
-          <w:b/>
-          <w:bCs/>
-        </w:rPr>
-      </w:pPr>
-      <w:r>
-        <w:rPr>
-          <w:b/>
-          <w:bCs/>
-        </w:rPr>
-        <w:t>5. Code Walkthrough &amp; Explanations</w:t>
-      </w:r>
-    </w:p>
-    <w:p>
-      <w:pPr>
-        <w:rPr>
-          <w:b/>
-          <w:bCs/>
-        </w:rPr>
-      </w:pPr>
-      <w:r>
-        <w:rPr>
-          <w:b/>
-          <w:bCs/>
-        </w:rPr>
-        <w:t>Step 1: Writing the Native Plugin and Attributes</w:t>
-      </w:r>
-    </w:p>
-    <w:p>
-      <w:r>
-        <w:t>We created a standard C# class called </w:t>
-      </w:r>
-      <w:proofErr w:type="spellStart"/>
-      <w:r>
-        <w:t>MathPlugin</w:t>
-      </w:r>
-      <w:proofErr w:type="spellEnd"/>
-      <w:r>
-        <w:t> containing simple mathematical methods. The crucial part here is the Attributes:</w:t>
-      </w:r>
-    </w:p>
-    <w:p>
-      <w:pPr>
+        </w:rPr>
+        <w:t>The [Description] Attribute</w:t>
+      </w:r>
+      <w:r>
+        <w:t>: Applied to both the method and each parameter, these are not just comments for human developers — Semantic Kernel serializes them into a "tool manifest" sent to the model, which is how the model knows *which* function solves its current need and *what arguments* to pass it.</w:t>
+      </w:r>
+    </w:p>
+    <w:p>
+      <w:pPr>
+        <w:pStyle w:val="ListParagraph"/>
         <w:numPr>
           <w:ilvl w:val="0"/>
-          <w:numId w:val="3"/>
+          <w:numId w:val="8"/>
         </w:numPr>
-      </w:pPr>
-      <w:r>
-        <w:rPr>
-          <w:i/>
-          <w:iCs/>
-        </w:rPr>
-        <w:t>Explanation:</w:t>
-      </w:r>
-      <w:r>
-        <w:t> By adding [</w:t>
-      </w:r>
-      <w:proofErr w:type="spellStart"/>
-      <w:r>
-        <w:t>KernelFunction</w:t>
-      </w:r>
-      <w:proofErr w:type="spellEnd"/>
-      <w:r>
-        <w:t>("</w:t>
-      </w:r>
-      <w:proofErr w:type="spellStart"/>
-      <w:r>
-        <w:t>FunctionName</w:t>
-      </w:r>
-      <w:proofErr w:type="spellEnd"/>
-      <w:r>
-        <w:t>")], we expose the method to Semantic Kernel.</w:t>
-      </w:r>
-    </w:p>
-    <w:p>
-      <w:pPr>
+        <w:ind w:left="1080"/>
+      </w:pPr>
+      <w:r>
+        <w:rPr>
+          <w:b/>
+        </w:rPr>
+        <w:t>Registering Plugins</w:t>
+      </w:r>
+      <w:r>
+        <w:t>: `builder.Plugins.AddFromType&lt;MathPlugin&gt;(</w:t>
+      </w:r>
+      <w:r>
+        <w:lastRenderedPageBreak/>
+        <w:t>"Math")` registers the class with the kernel under the namespace `"Math"`, making its functions callable as `Math.Add`, `Math.Subtract`, etc.</w:t>
+      </w:r>
+    </w:p>
+    <w:p>
+      <w:pPr>
+        <w:pStyle w:val="ListParagraph"/>
         <w:numPr>
           <w:ilvl w:val="0"/>
-          <w:numId w:val="3"/>
+          <w:numId w:val="8"/>
         </w:numPr>
-      </w:pPr>
-      <w:r>
-        <w:rPr>
-          <w:i/>
-          <w:iCs/>
-        </w:rPr>
-        <w:t>Explanation:</w:t>
-      </w:r>
-      <w:r>
-        <w:t> The [</w:t>
-      </w:r>
-      <w:proofErr w:type="gramStart"/>
-      <w:r>
-        <w:t>Description(</w:t>
-      </w:r>
-      <w:proofErr w:type="gramEnd"/>
-      <w:r>
-        <w:t>"...")] attributes on both the method and its parameters are </w:t>
-      </w:r>
+        <w:ind w:left="1080"/>
+      </w:pPr>
       <w:r>
         <w:rPr>
           <w:b/>
-          <w:bCs/>
-        </w:rPr>
-        <w:t>vitally important</w:t>
-      </w:r>
-      <w:r>
-        <w:t>. These descriptions aren't just for developers—Semantic Kernel passes these strings directly to the Gemini model as a "Tool Manifest." Gemini uses these descriptions to figure out </w:t>
-      </w:r>
-      <w:r>
-        <w:rPr>
-          <w:i/>
-          <w:iCs/>
-        </w:rPr>
-        <w:t>which</w:t>
-      </w:r>
-      <w:r>
-        <w:t> tool to use and </w:t>
-      </w:r>
-      <w:r>
-        <w:rPr>
-          <w:i/>
-          <w:iCs/>
-        </w:rPr>
-        <w:t>what</w:t>
-      </w:r>
-      <w:r>
-        <w:t> data to put into number1 and number2.</w:t>
-      </w:r>
-    </w:p>
-    <w:p>
-      <w:pPr>
-        <w:rPr>
-          <w:b/>
-          <w:bCs/>
-        </w:rPr>
-      </w:pPr>
-      <w:r>
-        <w:rPr>
-          <w:b/>
-          <w:bCs/>
-        </w:rPr>
-        <w:t>Step 3: Adding the Plugin to the Builder</w:t>
-      </w:r>
-    </w:p>
-    <w:p>
-      <w:r>
-        <w:t>Before we build the kernel, we use </w:t>
-      </w:r>
-      <w:proofErr w:type="spellStart"/>
-      <w:proofErr w:type="gramStart"/>
-      <w:r>
-        <w:t>builder.Plugins.AddFromType</w:t>
-      </w:r>
-      <w:proofErr w:type="spellEnd"/>
-      <w:proofErr w:type="gramEnd"/>
-      <w:r>
-        <w:t>&lt;</w:t>
-      </w:r>
-      <w:proofErr w:type="spellStart"/>
-      <w:r>
-        <w:t>MathPlugin</w:t>
-      </w:r>
-      <w:proofErr w:type="spellEnd"/>
-      <w:r>
-        <w:t xml:space="preserve">&gt;("Math"). This registers our class in the Kernel's internal registry, effectively giving </w:t>
-      </w:r>
-      <w:proofErr w:type="gramStart"/>
-      <w:r>
-        <w:t>the AI</w:t>
-      </w:r>
-      <w:proofErr w:type="gramEnd"/>
-      <w:r>
-        <w:t xml:space="preserve"> access to this new "skill".</w:t>
-      </w:r>
-    </w:p>
-    <w:p>
-      <w:pPr>
-        <w:rPr>
-          <w:b/>
-          <w:bCs/>
-        </w:rPr>
-      </w:pPr>
-      <w:r>
-        <w:rPr>
-          <w:b/>
-          <w:bCs/>
-        </w:rPr>
-        <w:t>Step 5: </w:t>
-      </w:r>
-      <w:proofErr w:type="spellStart"/>
-      <w:r>
-        <w:rPr>
-          <w:b/>
-          <w:bCs/>
-        </w:rPr>
-        <w:t>ToolCallBehavior.AutoInvokeKernelFunctions</w:t>
-      </w:r>
-      <w:proofErr w:type="spellEnd"/>
-    </w:p>
-    <w:p>
-      <w:r>
-        <w:t xml:space="preserve">If we omit this step, the AI </w:t>
-      </w:r>
-      <w:proofErr w:type="gramStart"/>
-      <w:r>
-        <w:t>would</w:t>
-      </w:r>
-      <w:proofErr w:type="gramEnd"/>
-      <w:r>
-        <w:t xml:space="preserve"> know the tool exists, but it wouldn't have permission to run it. It would just try to guess the math problem using its language modeling.</w:t>
-      </w:r>
-    </w:p>
-    <w:p>
-      <w:pPr>
+        </w:rPr>
+        <w:t>Tool Calling / Auto-Invocation</w:t>
+      </w:r>
+      <w:r>
+        <w:t>: Setting `GeminiPromptExecutionSettings.ToolCallBehavior = GeminiToolCallBehavior.AutoInvokeKernelFunctions` grants the model permission to actually execute plugin functions automatically, rather than merely being aware they exist.</w:t>
+      </w:r>
+    </w:p>
+    <w:p>
+      <w:pPr>
+        <w:pStyle w:val="ListParagraph"/>
         <w:numPr>
           <w:ilvl w:val="0"/>
-          <w:numId w:val="4"/>
+          <w:numId w:val="8"/>
         </w:numPr>
-      </w:pPr>
-      <w:r>
-        <w:rPr>
-          <w:i/>
-          <w:iCs/>
+        <w:ind w:left="1080"/>
+      </w:pPr>
+      <w:r>
+        <w:rPr>
+          <w:b/>
+        </w:rPr>
+        <w:t>The Reasoning Loop</w:t>
+      </w:r>
+      <w:r>
+        <w:t>: Once auto-invocation is enabled, Semantic Kernel manages a hidden back-and-forth: the model requests a function call, the Kernel executes the real C# method, the result is fed back to the model, and the model continues reasoning — potentially calling more functions — until it has enough information to produce a final answer.</w:t>
+      </w:r>
+    </w:p>
+    <w:p/>
+    <w:p>
+      <w:pPr>
+        <w:pStyle w:val="Heading2"/>
+      </w:pPr>
+      <w:r>
+        <w:t>4. Complete Code</w:t>
+      </w:r>
+    </w:p>
+    <w:p>
+      <w:pPr>
+        <w:rPr>
+          <w:b/>
+        </w:rPr>
+      </w:pPr>
+      <w:r>
+        <w:rPr>
+          <w:b/>
+        </w:rPr>
+        <w:t>Program.cs</w:t>
+      </w:r>
+    </w:p>
+    <w:p>
+      <w:pPr>
+        <w:pStyle w:val="NoSpacing"/>
+        <w:rPr>
+          <w:rFonts w:ascii="Consolas" w:hAnsi="Consolas"/>
+          <w:sz w:val="19"/>
+        </w:rPr>
+      </w:pPr>
+      <w:r>
+        <w:rPr>
+          <w:rFonts w:ascii="Consolas" w:hAnsi="Consolas"/>
+          <w:sz w:val="19"/>
+        </w:rPr>
+        <w:t>// Day 4: The Calculator</w:t>
+      </w:r>
+    </w:p>
+    <w:p>
+      <w:pPr>
+        <w:pStyle w:val="NoSpacing"/>
+        <w:rPr>
+          <w:rFonts w:ascii="Consolas" w:hAnsi="Consolas"/>
+          <w:sz w:val="19"/>
+        </w:rPr>
+      </w:pPr>
+      <w:r>
+        <w:rPr>
+          <w:rFonts w:ascii="Consolas" w:hAnsi="Consolas"/>
+          <w:sz w:val="19"/>
+        </w:rPr>
+        <w:t>// ---------------------------------------------------------------------------</w:t>
+      </w:r>
+    </w:p>
+    <w:p>
+      <w:pPr>
+        <w:pStyle w:val="NoSpacing"/>
+        <w:rPr>
+          <w:rFonts w:ascii="Consolas" w:hAnsi="Consolas"/>
+          <w:sz w:val="19"/>
+        </w:rPr>
+      </w:pPr>
+      <w:r>
+        <w:rPr>
+          <w:rFonts w:ascii="Consolas" w:hAnsi="Consolas"/>
+          <w:sz w:val="19"/>
+        </w:rPr>
+        <w:t>// LLMs are prediction engines, not calculators - they're notoriously bad at</w:t>
+      </w:r>
+    </w:p>
+    <w:p>
+      <w:pPr>
+        <w:pStyle w:val="NoSpacing"/>
+        <w:rPr>
+          <w:rFonts w:ascii="Consolas" w:hAnsi="Consolas"/>
+          <w:sz w:val="19"/>
+        </w:rPr>
+      </w:pPr>
+      <w:r>
+        <w:rPr>
+          <w:rFonts w:ascii="Consolas" w:hAnsi="Consolas"/>
+          <w:sz w:val="19"/>
+        </w:rPr>
+        <w:t>// precise arithmetic. Thi</w:t>
+      </w:r>
+      <w:r>
+        <w:rPr>
+          <w:rFonts w:ascii="Consolas" w:hAnsi="Consolas"/>
+          <w:sz w:val="19"/>
         </w:rPr>
         <w:lastRenderedPageBreak/>
-        <w:t>Explanation:</w:t>
-      </w:r>
-      <w:r>
-        <w:t> By setting </w:t>
-      </w:r>
-      <w:proofErr w:type="spellStart"/>
-      <w:r>
-        <w:t>ToolCallBehavior.AutoInvokeKernelFunctions</w:t>
-      </w:r>
-      <w:proofErr w:type="spellEnd"/>
-      <w:r>
-        <w:t>, we create an autonomous loop.</w:t>
-      </w:r>
-    </w:p>
-    <w:p>
-      <w:pPr>
-        <w:numPr>
-          <w:ilvl w:val="1"/>
-          <w:numId w:val="4"/>
-        </w:numPr>
-      </w:pPr>
-      <w:r>
-        <w:t>The AI reads the prompt.</w:t>
-      </w:r>
-    </w:p>
-    <w:p>
-      <w:pPr>
-        <w:numPr>
-          <w:ilvl w:val="1"/>
-          <w:numId w:val="4"/>
-        </w:numPr>
-      </w:pPr>
-      <w:r>
-        <w:t xml:space="preserve">It realizes it needs to subtract, so it halts text generation and sends a request back to the Kernel: "Please run the </w:t>
-      </w:r>
-      <w:proofErr w:type="spellStart"/>
-      <w:r>
-        <w:t>Math.Subtract</w:t>
-      </w:r>
-      <w:proofErr w:type="spellEnd"/>
-      <w:r>
-        <w:t xml:space="preserve"> tool with 124 and 15."</w:t>
-      </w:r>
-    </w:p>
-    <w:p>
-      <w:pPr>
-        <w:numPr>
-          <w:ilvl w:val="1"/>
-          <w:numId w:val="4"/>
-        </w:numPr>
-      </w:pPr>
-      <w:r>
-        <w:t>The Kernel executes our C# code.</w:t>
-      </w:r>
-    </w:p>
-    <w:p>
-      <w:pPr>
-        <w:numPr>
-          <w:ilvl w:val="1"/>
-          <w:numId w:val="4"/>
-        </w:numPr>
-      </w:pPr>
-      <w:r>
-        <w:t>The Kernel feeds the result (109) back to the AI.</w:t>
-      </w:r>
-    </w:p>
-    <w:p>
-      <w:pPr>
-        <w:numPr>
-          <w:ilvl w:val="1"/>
-          <w:numId w:val="4"/>
-        </w:numPr>
-      </w:pPr>
-      <w:r>
-        <w:t>The AI repeats this process for the multiplication and division steps until it reaches the final answer, generating text along the way.</w:t>
-      </w:r>
-    </w:p>
-    <w:p>
-      <w:r>
-        <w:pict w14:anchorId="1F3A7E58">
-          <v:rect id="_x0000_i1027" style="width:730.5pt;height:1.5pt" o:hrpct="0" o:hralign="center" o:hrstd="t" o:hr="t" fillcolor="#a0a0a0" stroked="f"/>
-        </w:pict>
+        <w:t>s episode fixes that by wrapping real C# math in a</w:t>
+      </w:r>
+    </w:p>
+    <w:p>
+      <w:pPr>
+        <w:pStyle w:val="NoSpacing"/>
+        <w:rPr>
+          <w:rFonts w:ascii="Consolas" w:hAnsi="Consolas"/>
+          <w:sz w:val="19"/>
+        </w:rPr>
+      </w:pPr>
+      <w:r>
+        <w:rPr>
+          <w:rFonts w:ascii="Consolas" w:hAnsi="Consolas"/>
+          <w:sz w:val="19"/>
+        </w:rPr>
+        <w:t>// native plugin (see MathPlugIn.cs) and enabling auto tool-invocation, so the</w:t>
+      </w:r>
+    </w:p>
+    <w:p>
+      <w:pPr>
+        <w:pStyle w:val="NoSpacing"/>
+        <w:rPr>
+          <w:rFonts w:ascii="Consolas" w:hAnsi="Consolas"/>
+          <w:sz w:val="19"/>
+        </w:rPr>
+      </w:pPr>
+      <w:r>
+        <w:rPr>
+          <w:rFonts w:ascii="Consolas" w:hAnsi="Consolas"/>
+          <w:sz w:val="19"/>
+        </w:rPr>
+        <w:t>// model can pause generation, call our code for the exact answer, and resume.</w:t>
+      </w:r>
+    </w:p>
+    <w:p>
+      <w:pPr>
+        <w:pStyle w:val="NoSpacing"/>
+        <w:rPr>
+          <w:rFonts w:ascii="Consolas" w:hAnsi="Consolas"/>
+          <w:sz w:val="19"/>
+        </w:rPr>
+      </w:pPr>
+      <w:r>
+        <w:rPr>
+          <w:rFonts w:ascii="Consolas" w:hAnsi="Consolas"/>
+          <w:sz w:val="19"/>
+        </w:rPr>
+        <w:t>using Microsoft.SemanticKernel;</w:t>
+      </w:r>
+    </w:p>
+    <w:p>
+      <w:pPr>
+        <w:pStyle w:val="NoSpacing"/>
+        <w:rPr>
+          <w:rFonts w:ascii="Consolas" w:hAnsi="Consolas"/>
+          <w:sz w:val="19"/>
+        </w:rPr>
+      </w:pPr>
+      <w:r>
+        <w:rPr>
+          <w:rFonts w:ascii="Consolas" w:hAnsi="Consolas"/>
+          <w:sz w:val="19"/>
+        </w:rPr>
+        <w:t>using Microsoft.SemanticKernel.Connectors.Google;</w:t>
+      </w:r>
+    </w:p>
+    <w:p>
+      <w:pPr>
+        <w:pStyle w:val="NoSpacing"/>
+        <w:rPr>
+          <w:rFonts w:ascii="Consolas" w:hAnsi="Consolas"/>
+          <w:sz w:val="19"/>
+        </w:rPr>
+      </w:pPr>
+      <w:r>
+        <w:rPr>
+          <w:rFonts w:ascii="Consolas" w:hAnsi="Consolas"/>
+          <w:sz w:val="19"/>
+        </w:rPr>
+        <w:t>using System.ComponentModel;</w:t>
+      </w:r>
+    </w:p>
+    <w:p>
+      <w:pPr>
+        <w:pStyle w:val="NoSpacing"/>
+        <w:rPr>
+          <w:rFonts w:ascii="Consolas" w:hAnsi="Consolas"/>
+          <w:sz w:val="19"/>
+        </w:rPr>
+      </w:pPr>
+    </w:p>
+    <w:p>
+      <w:pPr>
+        <w:pStyle w:val="NoSpacing"/>
+        <w:rPr>
+          <w:rFonts w:ascii="Consolas" w:hAnsi="Consolas"/>
+          <w:sz w:val="19"/>
+        </w:rPr>
+      </w:pPr>
+      <w:r>
+        <w:rPr>
+          <w:rFonts w:ascii="Consolas" w:hAnsi="Consolas"/>
+          <w:sz w:val="19"/>
+        </w:rPr>
+        <w:t>namespace Calculator</w:t>
+      </w:r>
+    </w:p>
+    <w:p>
+      <w:pPr>
+        <w:pStyle w:val="NoSpacing"/>
+        <w:rPr>
+          <w:rFonts w:ascii="Consolas" w:hAnsi="Consolas"/>
+          <w:sz w:val="19"/>
+        </w:rPr>
+      </w:pPr>
+      <w:r>
+        <w:rPr>
+          <w:rFonts w:ascii="Consolas" w:hAnsi="Consolas"/>
+          <w:sz w:val="19"/>
+        </w:rPr>
+        <w:t>{</w:t>
+      </w:r>
+    </w:p>
+    <w:p>
+      <w:pPr>
+        <w:pStyle w:val="NoSpacing"/>
+        <w:rPr>
+          <w:rFonts w:ascii="Consolas" w:hAnsi="Consolas"/>
+          <w:sz w:val="19"/>
+        </w:rPr>
+      </w:pPr>
+    </w:p>
+    <w:p>
+      <w:pPr>
+        <w:pStyle w:val="NoSpacing"/>
+        <w:rPr>
+          <w:rFonts w:ascii="Consolas" w:hAnsi="Consolas"/>
+          <w:sz w:val="19"/>
+        </w:rPr>
+      </w:pPr>
+      <w:r>
+        <w:rPr>
+          <w:rFonts w:ascii="Consolas" w:hAnsi="Consolas"/>
+          <w:sz w:val="19"/>
+        </w:rPr>
+        <w:t xml:space="preserve">    public class Program</w:t>
+      </w:r>
+    </w:p>
+    <w:p>
+      <w:pPr>
+        <w:pStyle w:val="NoSpacing"/>
+        <w:rPr>
+          <w:rFonts w:ascii="Consolas" w:hAnsi="Consolas"/>
+          <w:sz w:val="19"/>
+        </w:rPr>
+      </w:pPr>
+      <w:r>
+        <w:rPr>
+          <w:rFonts w:ascii="Consolas" w:hAnsi="Consolas"/>
+          <w:sz w:val="19"/>
+        </w:rPr>
+        <w:t xml:space="preserve">    {</w:t>
+      </w:r>
+    </w:p>
+    <w:p>
+      <w:pPr>
+        <w:pStyle w:val="NoSpacing"/>
+        <w:rPr>
+          <w:rFonts w:ascii="Consolas" w:hAnsi="Consolas"/>
+          <w:sz w:val="19"/>
+        </w:rPr>
+      </w:pPr>
+      <w:r>
+        <w:rPr>
+          <w:rFonts w:ascii="Consolas" w:hAnsi="Consolas"/>
+          <w:sz w:val="19"/>
+        </w:rPr>
+        <w:t xml:space="preserve">        static async Task Main(string[] args)</w:t>
+      </w:r>
+    </w:p>
+    <w:p>
+      <w:pPr>
+        <w:pStyle w:val="NoSpacing"/>
+        <w:rPr>
+          <w:rFonts w:ascii="Consolas" w:hAnsi="Consolas"/>
+          <w:sz w:val="19"/>
+        </w:rPr>
+      </w:pPr>
+      <w:r>
+        <w:rPr>
+          <w:rFonts w:ascii="Consolas" w:hAnsi="Consolas"/>
+          <w:sz w:val="19"/>
+        </w:rPr>
+        <w:t xml:space="preserve">        {</w:t>
+      </w:r>
+    </w:p>
+    <w:p>
+      <w:pPr>
+        <w:pStyle w:val="NoSpacing"/>
+        <w:rPr>
+          <w:rFonts w:ascii="Consolas" w:hAnsi="Consolas"/>
+          <w:sz w:val="19"/>
+        </w:rPr>
+      </w:pPr>
+      <w:r>
+        <w:rPr>
+          <w:rFonts w:ascii="Consolas" w:hAnsi="Consolas"/>
+          <w:sz w:val="19"/>
+        </w:rPr>
+        <w:t xml:space="preserve">            // Step 2: Init the kernel</w:t>
+      </w:r>
+    </w:p>
+    <w:p>
+      <w:pPr>
+        <w:pStyle w:val="NoSpacing"/>
+        <w:rPr>
+          <w:rFonts w:ascii="Consolas" w:hAnsi="Consolas"/>
+          <w:sz w:val="19"/>
+        </w:rPr>
+      </w:pPr>
+      <w:r>
+        <w:rPr>
+          <w:rFonts w:ascii="Consolas" w:hAnsi="Consolas"/>
+          <w:sz w:val="19"/>
+        </w:rPr>
+        <w:t xml:space="preserve">            var builder = Kernel.CreateBuilder();</w:t>
+      </w:r>
+    </w:p>
+    <w:p>
+      <w:pPr>
+        <w:pStyle w:val="NoSpacing"/>
+        <w:rPr>
+          <w:rFonts w:ascii="Consolas" w:hAnsi="Consolas"/>
+          <w:sz w:val="19"/>
+        </w:rPr>
+      </w:pPr>
+      <w:r>
+        <w:rPr>
+          <w:rFonts w:ascii="Consolas" w:hAnsi="Consolas"/>
+          <w:sz w:val="19"/>
+        </w:rPr>
+        <w:t xml:space="preserve">            string apiKey = Environment.GetEnvironmentVariable("GEMINI_API_KEY")</w:t>
+      </w:r>
+    </w:p>
+    <w:p>
+      <w:pPr>
+        <w:pStyle w:val="NoSpacing"/>
+        <w:rPr>
+          <w:rFonts w:ascii="Consolas" w:hAnsi="Consolas"/>
+          <w:sz w:val="19"/>
+        </w:rPr>
+      </w:pPr>
+      <w:r>
+        <w:rPr>
+          <w:rFonts w:ascii="Consolas" w:hAnsi="Consolas"/>
+          <w:sz w:val="19"/>
+        </w:rPr>
+        <w:t xml:space="preserve">                ?? throw new Exception("GEMINI_API_KEY environment variable not set");</w:t>
+      </w:r>
+    </w:p>
+    <w:p>
+      <w:pPr>
+        <w:pStyle w:val="NoSpacing"/>
+        <w:rPr>
+          <w:rFonts w:ascii="Consolas" w:hAnsi="Consolas"/>
+          <w:sz w:val="19"/>
+        </w:rPr>
+      </w:pPr>
+      <w:r>
+        <w:rPr>
+          <w:rFonts w:ascii="Consolas" w:hAnsi="Consolas"/>
+          <w:sz w:val="19"/>
+        </w:rPr>
+        <w:t xml:space="preserve">            string modelId = "gemini-2.5-flash";</w:t>
+      </w:r>
+    </w:p>
+    <w:p>
+      <w:pPr>
+        <w:pStyle w:val="NoSpacing"/>
+        <w:rPr>
+          <w:rFonts w:ascii="Consolas" w:hAnsi="Consolas"/>
+          <w:sz w:val="19"/>
+        </w:rPr>
+      </w:pPr>
+    </w:p>
+    <w:p>
+      <w:pPr>
+        <w:pStyle w:val="NoSpacing"/>
+        <w:rPr>
+          <w:rFonts w:ascii="Consolas" w:hAnsi="Consolas"/>
+          <w:sz w:val="19"/>
+        </w:rPr>
+      </w:pPr>
+      <w:r>
+        <w:rPr>
+          <w:rFonts w:ascii="Consolas" w:hAnsi="Consolas"/>
+          <w:sz w:val="19"/>
+        </w:rPr>
+        <w:t xml:space="preserve">            builder.AddGoogleAIGeminiChatCompletion(modelId, apiKey);</w:t>
+      </w:r>
+    </w:p>
+    <w:p>
+      <w:pPr>
+        <w:pStyle w:val="NoSpacing"/>
+        <w:rPr>
+          <w:rFonts w:ascii="Consolas" w:hAnsi="Consolas"/>
+          <w:sz w:val="19"/>
+        </w:rPr>
+      </w:pPr>
+    </w:p>
+    <w:p>
+      <w:pPr>
+        <w:pStyle w:val="NoSpacing"/>
+        <w:rPr>
+          <w:rFonts w:ascii="Consolas" w:hAnsi="Consolas"/>
+          <w:sz w:val="19"/>
+        </w:rPr>
+      </w:pPr>
+      <w:r>
+        <w:rPr>
+          <w:rFonts w:ascii="Consolas" w:hAnsi="Consolas"/>
+          <w:sz w:val="19"/>
+        </w:rPr>
+        <w:t xml:space="preserve">            // Step 3: Load the native plug in</w:t>
+      </w:r>
+    </w:p>
+    <w:p>
+      <w:pPr>
+        <w:pStyle w:val="NoSpacing"/>
+        <w:rPr>
+          <w:rFonts w:ascii="Consolas" w:hAnsi="Consolas"/>
+          <w:sz w:val="19"/>
+        </w:rPr>
+      </w:pPr>
+      <w:r>
+        <w:rPr>
+          <w:rFonts w:ascii="Consolas" w:hAnsi="Consolas"/>
+          <w:sz w:val="19"/>
+        </w:rPr>
+        <w:t xml:space="preserve">            builder.Plugins.AddFromType&lt;MathPlugin&gt;("Math");</w:t>
+      </w:r>
+    </w:p>
+    <w:p>
+      <w:pPr>
+        <w:pStyle w:val="NoSpacing"/>
+        <w:rPr>
+          <w:rFonts w:ascii="Consolas" w:hAnsi="Consolas"/>
+          <w:sz w:val="19"/>
+        </w:rPr>
+      </w:pPr>
+    </w:p>
+    <w:p>
+      <w:pPr>
+        <w:pStyle w:val="NoSpacing"/>
+        <w:rPr>
+          <w:rFonts w:ascii="Consolas" w:hAnsi="Consolas"/>
+          <w:sz w:val="19"/>
+        </w:rPr>
+      </w:pPr>
+      <w:r>
+        <w:rPr>
+          <w:rFonts w:ascii="Consolas" w:hAnsi="Consolas"/>
+          <w:sz w:val="19"/>
+        </w:rPr>
+        <w:t xml:space="preserve">            Kernel kernel = builder.Build();</w:t>
+      </w:r>
+    </w:p>
+    <w:p>
+      <w:pPr>
+        <w:pStyle w:val="NoSpacing"/>
+        <w:rPr>
+          <w:rFonts w:ascii="Consolas" w:hAnsi="Consolas"/>
+          <w:sz w:val="19"/>
+        </w:rPr>
+      </w:pPr>
+    </w:p>
+    <w:p>
+      <w:pPr>
+        <w:pStyle w:val="NoSpacing"/>
+        <w:rPr>
+          <w:rFonts w:ascii="Consolas" w:hAnsi="Consolas"/>
+          <w:sz w:val="19"/>
+        </w:rPr>
+      </w:pPr>
+      <w:r>
+        <w:rPr>
+          <w:rFonts w:ascii="Consolas" w:hAnsi="Consolas"/>
+          <w:sz w:val="19"/>
+        </w:rPr>
+        <w:t xml:space="preserve">            // Step 4: Math word problem</w:t>
+      </w:r>
+    </w:p>
+    <w:p>
+      <w:pPr>
+        <w:pStyle w:val="NoSpacing"/>
+        <w:rPr>
+          <w:rFonts w:ascii="Consolas" w:hAnsi="Consolas"/>
+          <w:sz w:val="19"/>
+        </w:rPr>
+      </w:pPr>
+      <w:r>
+        <w:rPr>
+          <w:rFonts w:ascii="Consolas" w:hAnsi="Consolas"/>
+          <w:sz w:val="19"/>
+        </w:rPr>
+        <w:t xml:space="preserve">            string prompt = "I had 124 apples.  I ate 15 of them.  Then I multiplied the amount of apples I had left by 3.  Finally, I divided all my apples equally among myself and 3 friends.  How many apples did each person get?  Do all math using my tools.  Show yo</w:t>
+      </w:r>
+      <w:r>
+        <w:rPr>
+          <w:rFonts w:ascii="Consolas" w:hAnsi="Consolas"/>
+          <w:sz w:val="19"/>
+        </w:rPr>
+        <w:lastRenderedPageBreak/>
+        <w:t>ur work step by step.";</w:t>
+      </w:r>
+    </w:p>
+    <w:p>
+      <w:pPr>
+        <w:pStyle w:val="NoSpacing"/>
+        <w:rPr>
+          <w:rFonts w:ascii="Consolas" w:hAnsi="Consolas"/>
+          <w:sz w:val="19"/>
+        </w:rPr>
+      </w:pPr>
+    </w:p>
+    <w:p>
+      <w:pPr>
+        <w:pStyle w:val="NoSpacing"/>
+        <w:rPr>
+          <w:rFonts w:ascii="Consolas" w:hAnsi="Consolas"/>
+          <w:sz w:val="19"/>
+        </w:rPr>
+      </w:pPr>
+      <w:r>
+        <w:rPr>
+          <w:rFonts w:ascii="Consolas" w:hAnsi="Consolas"/>
+          <w:sz w:val="19"/>
+        </w:rPr>
+        <w:t xml:space="preserve">            // Step 5: Enable Auto-Invocation of the tools. Without this, the</w:t>
+      </w:r>
+    </w:p>
+    <w:p>
+      <w:pPr>
+        <w:pStyle w:val="NoSpacing"/>
+        <w:rPr>
+          <w:rFonts w:ascii="Consolas" w:hAnsi="Consolas"/>
+          <w:sz w:val="19"/>
+        </w:rPr>
+      </w:pPr>
+      <w:r>
+        <w:rPr>
+          <w:rFonts w:ascii="Consolas" w:hAnsi="Consolas"/>
+          <w:sz w:val="19"/>
+        </w:rPr>
+        <w:t xml:space="preserve">            // model would know the Math plugin exists but wouldn't have</w:t>
+      </w:r>
+    </w:p>
+    <w:p>
+      <w:pPr>
+        <w:pStyle w:val="NoSpacing"/>
+        <w:rPr>
+          <w:rFonts w:ascii="Consolas" w:hAnsi="Consolas"/>
+          <w:sz w:val="19"/>
+        </w:rPr>
+      </w:pPr>
+      <w:r>
+        <w:rPr>
+          <w:rFonts w:ascii="Consolas" w:hAnsi="Consolas"/>
+          <w:sz w:val="19"/>
+        </w:rPr>
+        <w:t xml:space="preserve">            // permission to call it - it would just try (and fail) to guess</w:t>
+      </w:r>
+    </w:p>
+    <w:p>
+      <w:pPr>
+        <w:pStyle w:val="NoSpacing"/>
+        <w:rPr>
+          <w:rFonts w:ascii="Consolas" w:hAnsi="Consolas"/>
+          <w:sz w:val="19"/>
+        </w:rPr>
+      </w:pPr>
+      <w:r>
+        <w:rPr>
+          <w:rFonts w:ascii="Consolas" w:hAnsi="Consolas"/>
+          <w:sz w:val="19"/>
+        </w:rPr>
+        <w:t xml:space="preserve">            // the arithmetic itself.</w:t>
+      </w:r>
+    </w:p>
+    <w:p>
+      <w:pPr>
+        <w:pStyle w:val="NoSpacing"/>
+        <w:rPr>
+          <w:rFonts w:ascii="Consolas" w:hAnsi="Consolas"/>
+          <w:sz w:val="19"/>
+        </w:rPr>
+      </w:pPr>
+      <w:r>
+        <w:rPr>
+          <w:rFonts w:ascii="Consolas" w:hAnsi="Consolas"/>
+          <w:sz w:val="19"/>
+        </w:rPr>
+        <w:t xml:space="preserve">            var executionSettings = new GeminiPromptExecutionSettings</w:t>
+      </w:r>
+    </w:p>
+    <w:p>
+      <w:pPr>
+        <w:pStyle w:val="NoSpacing"/>
+        <w:rPr>
+          <w:rFonts w:ascii="Consolas" w:hAnsi="Consolas"/>
+          <w:sz w:val="19"/>
+        </w:rPr>
+      </w:pPr>
+      <w:r>
+        <w:rPr>
+          <w:rFonts w:ascii="Consolas" w:hAnsi="Consolas"/>
+          <w:sz w:val="19"/>
+        </w:rPr>
+        <w:t xml:space="preserve">            {</w:t>
+      </w:r>
+    </w:p>
+    <w:p>
+      <w:pPr>
+        <w:pStyle w:val="NoSpacing"/>
+        <w:rPr>
+          <w:rFonts w:ascii="Consolas" w:hAnsi="Consolas"/>
+          <w:sz w:val="19"/>
+        </w:rPr>
+      </w:pPr>
+      <w:r>
+        <w:rPr>
+          <w:rFonts w:ascii="Consolas" w:hAnsi="Consolas"/>
+          <w:sz w:val="19"/>
+        </w:rPr>
+        <w:t xml:space="preserve">                ToolCallBehavior = GeminiToolCallBehavior.AutoInvokeKernelFunctions</w:t>
+      </w:r>
+    </w:p>
+    <w:p>
+      <w:pPr>
+        <w:pStyle w:val="NoSpacing"/>
+        <w:rPr>
+          <w:rFonts w:ascii="Consolas" w:hAnsi="Consolas"/>
+          <w:sz w:val="19"/>
+        </w:rPr>
+      </w:pPr>
+      <w:r>
+        <w:rPr>
+          <w:rFonts w:ascii="Consolas" w:hAnsi="Consolas"/>
+          <w:sz w:val="19"/>
+        </w:rPr>
+        <w:t xml:space="preserve">            };</w:t>
+      </w:r>
+    </w:p>
+    <w:p>
+      <w:pPr>
+        <w:pStyle w:val="NoSpacing"/>
+        <w:rPr>
+          <w:rFonts w:ascii="Consolas" w:hAnsi="Consolas"/>
+          <w:sz w:val="19"/>
+        </w:rPr>
+      </w:pPr>
+    </w:p>
+    <w:p>
+      <w:pPr>
+        <w:pStyle w:val="NoSpacing"/>
+        <w:rPr>
+          <w:rFonts w:ascii="Consolas" w:hAnsi="Consolas"/>
+          <w:sz w:val="19"/>
+        </w:rPr>
+      </w:pPr>
+      <w:r>
+        <w:rPr>
+          <w:rFonts w:ascii="Consolas" w:hAnsi="Consolas"/>
+          <w:sz w:val="19"/>
+        </w:rPr>
+        <w:t xml:space="preserve">            var arguments = new KernelArguments(executionSettings);</w:t>
+      </w:r>
+    </w:p>
+    <w:p>
+      <w:pPr>
+        <w:pStyle w:val="NoSpacing"/>
+        <w:rPr>
+          <w:rFonts w:ascii="Consolas" w:hAnsi="Consolas"/>
+          <w:sz w:val="19"/>
+        </w:rPr>
+      </w:pPr>
+      <w:r>
+        <w:rPr>
+          <w:rFonts w:ascii="Consolas" w:hAnsi="Consolas"/>
+          <w:sz w:val="19"/>
+        </w:rPr>
+        <w:t xml:space="preserve">            Console.WriteLine($"Question: {prompt}");</w:t>
+      </w:r>
+    </w:p>
+    <w:p>
+      <w:pPr>
+        <w:pStyle w:val="NoSpacing"/>
+        <w:rPr>
+          <w:rFonts w:ascii="Consolas" w:hAnsi="Consolas"/>
+          <w:sz w:val="19"/>
+        </w:rPr>
+      </w:pPr>
+      <w:r>
+        <w:rPr>
+          <w:rFonts w:ascii="Consolas" w:hAnsi="Consolas"/>
+          <w:sz w:val="19"/>
+        </w:rPr>
+        <w:t xml:space="preserve">            Console.WriteLine("Thinking and invoking C# tools...\n");</w:t>
+      </w:r>
+    </w:p>
+    <w:p>
+      <w:pPr>
+        <w:pStyle w:val="NoSpacing"/>
+        <w:rPr>
+          <w:rFonts w:ascii="Consolas" w:hAnsi="Consolas"/>
+          <w:sz w:val="19"/>
+        </w:rPr>
+      </w:pPr>
+    </w:p>
+    <w:p>
+      <w:pPr>
+        <w:pStyle w:val="NoSpacing"/>
+        <w:rPr>
+          <w:rFonts w:ascii="Consolas" w:hAnsi="Consolas"/>
+          <w:sz w:val="19"/>
+        </w:rPr>
+      </w:pPr>
+      <w:r>
+        <w:rPr>
+          <w:rFonts w:ascii="Consolas" w:hAnsi="Consolas"/>
+          <w:sz w:val="19"/>
+        </w:rPr>
+        <w:t xml:space="preserve">            // Step 6: Run the prompt</w:t>
+      </w:r>
+    </w:p>
+    <w:p>
+      <w:pPr>
+        <w:pStyle w:val="NoSpacing"/>
+        <w:rPr>
+          <w:rFonts w:ascii="Consolas" w:hAnsi="Consolas"/>
+          <w:sz w:val="19"/>
+        </w:rPr>
+      </w:pPr>
+      <w:r>
+        <w:rPr>
+          <w:rFonts w:ascii="Consolas" w:hAnsi="Consolas"/>
+          <w:sz w:val="19"/>
+        </w:rPr>
+        <w:t xml:space="preserve">            var result = await kernel.InvokePromptAsync(prompt, arguments);</w:t>
+      </w:r>
+    </w:p>
+    <w:p>
+      <w:pPr>
+        <w:pStyle w:val="NoSpacing"/>
+        <w:rPr>
+          <w:rFonts w:ascii="Consolas" w:hAnsi="Consolas"/>
+          <w:sz w:val="19"/>
+        </w:rPr>
+      </w:pPr>
+    </w:p>
+    <w:p>
+      <w:pPr>
+        <w:pStyle w:val="NoSpacing"/>
+        <w:rPr>
+          <w:rFonts w:ascii="Consolas" w:hAnsi="Consolas"/>
+          <w:sz w:val="19"/>
+        </w:rPr>
+      </w:pPr>
+      <w:r>
+        <w:rPr>
+          <w:rFonts w:ascii="Consolas" w:hAnsi="Consolas"/>
+          <w:sz w:val="19"/>
+        </w:rPr>
+        <w:t xml:space="preserve">            // Step 7: Display the final result</w:t>
+      </w:r>
+    </w:p>
+    <w:p>
+      <w:pPr>
+        <w:pStyle w:val="NoSpacing"/>
+        <w:rPr>
+          <w:rFonts w:ascii="Consolas" w:hAnsi="Consolas"/>
+          <w:sz w:val="19"/>
+        </w:rPr>
+      </w:pPr>
+      <w:r>
+        <w:rPr>
+          <w:rFonts w:ascii="Consolas" w:hAnsi="Consolas"/>
+          <w:sz w:val="19"/>
+        </w:rPr>
+        <w:t xml:space="preserve">            Console.WriteLine("\n --- AI response ---");</w:t>
+      </w:r>
+    </w:p>
+    <w:p>
+      <w:pPr>
+        <w:pStyle w:val="NoSpacing"/>
+        <w:rPr>
+          <w:rFonts w:ascii="Consolas" w:hAnsi="Consolas"/>
+          <w:sz w:val="19"/>
+        </w:rPr>
+      </w:pPr>
+      <w:r>
+        <w:rPr>
+          <w:rFonts w:ascii="Consolas" w:hAnsi="Consolas"/>
+          <w:sz w:val="19"/>
+        </w:rPr>
+        <w:t xml:space="preserve">            Console.WriteLine(result.ToString().Trim());</w:t>
+      </w:r>
+    </w:p>
+    <w:p>
+      <w:pPr>
+        <w:pStyle w:val="NoSpacing"/>
+        <w:rPr>
+          <w:rFonts w:ascii="Consolas" w:hAnsi="Consolas"/>
+          <w:sz w:val="19"/>
+        </w:rPr>
+      </w:pPr>
+      <w:r>
+        <w:rPr>
+          <w:rFonts w:ascii="Consolas" w:hAnsi="Consolas"/>
+          <w:sz w:val="19"/>
+        </w:rPr>
+        <w:t xml:space="preserve">            Console.WriteLine("-------------------");</w:t>
+      </w:r>
+    </w:p>
+    <w:p>
+      <w:pPr>
+        <w:pStyle w:val="NoSpacing"/>
+        <w:rPr>
+          <w:rFonts w:ascii="Consolas" w:hAnsi="Consolas"/>
+          <w:sz w:val="19"/>
+        </w:rPr>
+      </w:pPr>
+      <w:r>
+        <w:rPr>
+          <w:rFonts w:ascii="Consolas" w:hAnsi="Consolas"/>
+          <w:sz w:val="19"/>
+        </w:rPr>
+        <w:t xml:space="preserve">        }</w:t>
+      </w:r>
+    </w:p>
+    <w:p>
+      <w:pPr>
+        <w:pStyle w:val="NoSpacing"/>
+        <w:rPr>
+          <w:rFonts w:ascii="Consolas" w:hAnsi="Consolas"/>
+          <w:sz w:val="19"/>
+        </w:rPr>
+      </w:pPr>
+    </w:p>
+    <w:p>
+      <w:pPr>
+        <w:pStyle w:val="NoSpacing"/>
+        <w:rPr>
+          <w:rFonts w:ascii="Consolas" w:hAnsi="Consolas"/>
+          <w:sz w:val="19"/>
+        </w:rPr>
+      </w:pPr>
+      <w:r>
+        <w:rPr>
+          <w:rFonts w:ascii="Consolas" w:hAnsi="Consolas"/>
+          <w:sz w:val="19"/>
+        </w:rPr>
+        <w:t xml:space="preserve">    }</w:t>
+      </w:r>
+    </w:p>
+    <w:p>
+      <w:pPr>
+        <w:pStyle w:val="NoSpacing"/>
+        <w:rPr>
+          <w:rFonts w:ascii="Consolas" w:hAnsi="Consolas"/>
+          <w:sz w:val="19"/>
+        </w:rPr>
+      </w:pPr>
+      <w:r>
+        <w:rPr>
+          <w:rFonts w:ascii="Consolas" w:hAnsi="Consolas"/>
+          <w:sz w:val="19"/>
+        </w:rPr>
+        <w:t>}</w:t>
       </w:r>
     </w:p>
     <w:p>
       <w:pPr>
         <w:rPr>
           <w:b/>
-          <w:bCs/>
         </w:rPr>
       </w:pPr>
       <w:r>
         <w:rPr>
           <w:b/>
-          <w:bCs/>
-        </w:rPr>
+        </w:rPr>
+        <w:t>MathPlugin.cs</w:t>
+      </w:r>
+    </w:p>
+    <w:p>
+      <w:pPr>
+        <w:pStyle w:val="NoSpacing"/>
+        <w:rPr>
+          <w:rFonts w:ascii="Consolas" w:hAnsi="Consolas"/>
+          <w:sz w:val="19"/>
+        </w:rPr>
+      </w:pPr>
+      <w:r>
+        <w:rPr>
+          <w:rFonts w:ascii="Consolas" w:hAnsi="Consolas"/>
+          <w:sz w:val="19"/>
+        </w:rPr>
+        <w:t>// MathPlugin</w:t>
+      </w:r>
+    </w:p>
+    <w:p>
+      <w:pPr>
+        <w:pStyle w:val="NoSpacing"/>
+        <w:rPr>
+          <w:rFonts w:ascii="Consolas" w:hAnsi="Consolas"/>
+          <w:sz w:val="19"/>
+        </w:rPr>
+      </w:pPr>
+      <w:r>
+        <w:rPr>
+          <w:rFonts w:ascii="Consolas" w:hAnsi="Consolas"/>
+          <w:sz w:val="19"/>
+        </w:rPr>
+        <w:t>// ---------------------------------------------------------------------------</w:t>
+      </w:r>
+    </w:p>
+    <w:p>
+      <w:pPr>
+        <w:pStyle w:val="NoSpacing"/>
+        <w:rPr>
+          <w:rFonts w:ascii="Consolas" w:hAnsi="Consolas"/>
+          <w:sz w:val="19"/>
+        </w:rPr>
+      </w:pPr>
+      <w:r>
+        <w:rPr>
+          <w:rFonts w:ascii="Consolas" w:hAnsi="Consolas"/>
+          <w:sz w:val="19"/>
+        </w:rPr>
+        <w:t>// A native C# plugin exposing basic arithmetic to the model. The</w:t>
+      </w:r>
+    </w:p>
+    <w:p>
+      <w:pPr>
+        <w:pStyle w:val="NoSpacing"/>
+        <w:rPr>
+          <w:rFonts w:ascii="Consolas" w:hAnsi="Consolas"/>
+          <w:sz w:val="19"/>
+        </w:rPr>
+      </w:pPr>
+      <w:r>
+        <w:rPr>
+          <w:rFonts w:ascii="Consolas" w:hAnsi="Consolas"/>
+          <w:sz w:val="19"/>
+        </w:rPr>
+        <w:t>// [KernelFunction] attribute exposes each method to Semantic Kernel; the</w:t>
+      </w:r>
+    </w:p>
+    <w:p>
+      <w:pPr>
+        <w:pStyle w:val="NoSpacing"/>
+        <w:rPr>
+          <w:rFonts w:ascii="Consolas" w:hAnsi="Consolas"/>
+          <w:sz w:val="19"/>
+        </w:rPr>
+      </w:pPr>
+      <w:r>
+        <w:rPr>
+          <w:rFonts w:ascii="Consolas" w:hAnsi="Consolas"/>
+          <w:sz w:val="19"/>
+        </w:rPr>
+        <w:t>// [Description] attributes are not just documentation for humans - Semantic</w:t>
+      </w:r>
+    </w:p>
+    <w:p>
+      <w:pPr>
+        <w:pStyle w:val="NoSpacing"/>
+        <w:rPr>
+          <w:rFonts w:ascii="Consolas" w:hAnsi="Consolas"/>
+          <w:sz w:val="19"/>
+        </w:rPr>
+      </w:pPr>
+      <w:r>
+        <w:rPr>
+          <w:rFonts w:ascii="Consolas" w:hAnsi="Consolas"/>
+          <w:sz w:val="19"/>
+        </w:rPr>
+        <w:t>// Kernel sends them to the model as a "tool manifest" so it knows which</w:t>
+      </w:r>
+    </w:p>
+    <w:p>
+      <w:pPr>
+        <w:pStyle w:val="NoSpacing"/>
+        <w:rPr>
+          <w:rFonts w:ascii="Consolas" w:hAnsi="Consolas"/>
+          <w:sz w:val="19"/>
+        </w:rPr>
+      </w:pPr>
+      <w:r>
+        <w:rPr>
+          <w:rFonts w:ascii="Consolas" w:hAnsi="Consolas"/>
+          <w:sz w:val="19"/>
+        </w:rPr>
+        <w:t>// function to call and what arguments to pass.</w:t>
+      </w:r>
+    </w:p>
+    <w:p>
+      <w:pPr>
+        <w:pStyle w:val="NoSpacing"/>
+        <w:rPr>
+          <w:rFonts w:ascii="Consolas" w:hAnsi="Consolas"/>
+          <w:sz w:val="19"/>
+        </w:rPr>
+      </w:pPr>
+      <w:r>
+        <w:rPr>
+          <w:rFonts w:ascii="Consolas" w:hAnsi="Consolas"/>
+          <w:sz w:val="19"/>
+        </w:rPr>
+        <w:t>using Microsoft.Sema</w:t>
+      </w:r>
+      <w:r>
+        <w:rPr>
+          <w:rFonts w:ascii="Consolas" w:hAnsi="Consolas"/>
+          <w:sz w:val="19"/>
+        </w:rPr>
+        <w:lastRenderedPageBreak/>
+        <w:t>nticKernel;</w:t>
+      </w:r>
+    </w:p>
+    <w:p>
+      <w:pPr>
+        <w:pStyle w:val="NoSpacing"/>
+        <w:rPr>
+          <w:rFonts w:ascii="Consolas" w:hAnsi="Consolas"/>
+          <w:sz w:val="19"/>
+        </w:rPr>
+      </w:pPr>
+      <w:r>
+        <w:rPr>
+          <w:rFonts w:ascii="Consolas" w:hAnsi="Consolas"/>
+          <w:sz w:val="19"/>
+        </w:rPr>
+        <w:t>using System.ComponentModel;</w:t>
+      </w:r>
+    </w:p>
+    <w:p>
+      <w:pPr>
+        <w:pStyle w:val="NoSpacing"/>
+        <w:rPr>
+          <w:rFonts w:ascii="Consolas" w:hAnsi="Consolas"/>
+          <w:sz w:val="19"/>
+        </w:rPr>
+      </w:pPr>
+    </w:p>
+    <w:p>
+      <w:pPr>
+        <w:pStyle w:val="NoSpacing"/>
+        <w:rPr>
+          <w:rFonts w:ascii="Consolas" w:hAnsi="Consolas"/>
+          <w:sz w:val="19"/>
+        </w:rPr>
+      </w:pPr>
+      <w:r>
+        <w:rPr>
+          <w:rFonts w:ascii="Consolas" w:hAnsi="Consolas"/>
+          <w:sz w:val="19"/>
+        </w:rPr>
+        <w:t>namespace Calculator</w:t>
+      </w:r>
+    </w:p>
+    <w:p>
+      <w:pPr>
+        <w:pStyle w:val="NoSpacing"/>
+        <w:rPr>
+          <w:rFonts w:ascii="Consolas" w:hAnsi="Consolas"/>
+          <w:sz w:val="19"/>
+        </w:rPr>
+      </w:pPr>
+      <w:r>
+        <w:rPr>
+          <w:rFonts w:ascii="Consolas" w:hAnsi="Consolas"/>
+          <w:sz w:val="19"/>
+        </w:rPr>
+        <w:t>{</w:t>
+      </w:r>
+    </w:p>
+    <w:p>
+      <w:pPr>
+        <w:pStyle w:val="NoSpacing"/>
+        <w:rPr>
+          <w:rFonts w:ascii="Consolas" w:hAnsi="Consolas"/>
+          <w:sz w:val="19"/>
+        </w:rPr>
+      </w:pPr>
+      <w:r>
+        <w:rPr>
+          <w:rFonts w:ascii="Consolas" w:hAnsi="Consolas"/>
+          <w:sz w:val="19"/>
+        </w:rPr>
+        <w:t xml:space="preserve">    // Step 1: Define the Native C# Plugin</w:t>
+      </w:r>
+    </w:p>
+    <w:p>
+      <w:pPr>
+        <w:pStyle w:val="NoSpacing"/>
+        <w:rPr>
+          <w:rFonts w:ascii="Consolas" w:hAnsi="Consolas"/>
+          <w:sz w:val="19"/>
+        </w:rPr>
+      </w:pPr>
+      <w:r>
+        <w:rPr>
+          <w:rFonts w:ascii="Consolas" w:hAnsi="Consolas"/>
+          <w:sz w:val="19"/>
+        </w:rPr>
+        <w:t xml:space="preserve">    public class MathPlugin</w:t>
+      </w:r>
+    </w:p>
+    <w:p>
+      <w:pPr>
+        <w:pStyle w:val="NoSpacing"/>
+        <w:rPr>
+          <w:rFonts w:ascii="Consolas" w:hAnsi="Consolas"/>
+          <w:sz w:val="19"/>
+        </w:rPr>
+      </w:pPr>
+      <w:r>
+        <w:rPr>
+          <w:rFonts w:ascii="Consolas" w:hAnsi="Consolas"/>
+          <w:sz w:val="19"/>
+        </w:rPr>
+        <w:t xml:space="preserve">    {</w:t>
+      </w:r>
+    </w:p>
+    <w:p>
+      <w:pPr>
+        <w:pStyle w:val="NoSpacing"/>
+        <w:rPr>
+          <w:rFonts w:ascii="Consolas" w:hAnsi="Consolas"/>
+          <w:sz w:val="19"/>
+        </w:rPr>
+      </w:pPr>
+      <w:r>
+        <w:rPr>
+          <w:rFonts w:ascii="Consolas" w:hAnsi="Consolas"/>
+          <w:sz w:val="19"/>
+        </w:rPr>
+        <w:t xml:space="preserve">        [KernelFunction("Add")]</w:t>
+      </w:r>
+    </w:p>
+    <w:p>
+      <w:pPr>
+        <w:pStyle w:val="NoSpacing"/>
+        <w:rPr>
+          <w:rFonts w:ascii="Consolas" w:hAnsi="Consolas"/>
+          <w:sz w:val="19"/>
+        </w:rPr>
+      </w:pPr>
+      <w:r>
+        <w:rPr>
+          <w:rFonts w:ascii="Consolas" w:hAnsi="Consolas"/>
+          <w:sz w:val="19"/>
+        </w:rPr>
+        <w:t xml:space="preserve">        [Description("Adds two numbers together.")]</w:t>
+      </w:r>
+    </w:p>
+    <w:p>
+      <w:pPr>
+        <w:pStyle w:val="NoSpacing"/>
+        <w:rPr>
+          <w:rFonts w:ascii="Consolas" w:hAnsi="Consolas"/>
+          <w:sz w:val="19"/>
+        </w:rPr>
+      </w:pPr>
+      <w:r>
+        <w:rPr>
+          <w:rFonts w:ascii="Consolas" w:hAnsi="Consolas"/>
+          <w:sz w:val="19"/>
+        </w:rPr>
+        <w:t xml:space="preserve">        public double Add([Description("The first number to add")] double number1, [Description("The second number to add")] double number2)</w:t>
+      </w:r>
+    </w:p>
+    <w:p>
+      <w:pPr>
+        <w:pStyle w:val="NoSpacing"/>
+        <w:rPr>
+          <w:rFonts w:ascii="Consolas" w:hAnsi="Consolas"/>
+          <w:sz w:val="19"/>
+        </w:rPr>
+      </w:pPr>
+      <w:r>
+        <w:rPr>
+          <w:rFonts w:ascii="Consolas" w:hAnsi="Consolas"/>
+          <w:sz w:val="19"/>
+        </w:rPr>
+        <w:t xml:space="preserve">        {</w:t>
+      </w:r>
+    </w:p>
+    <w:p>
+      <w:pPr>
+        <w:pStyle w:val="NoSpacing"/>
+        <w:rPr>
+          <w:rFonts w:ascii="Consolas" w:hAnsi="Consolas"/>
+          <w:sz w:val="19"/>
+        </w:rPr>
+      </w:pPr>
+      <w:r>
+        <w:rPr>
+          <w:rFonts w:ascii="Consolas" w:hAnsi="Consolas"/>
+          <w:sz w:val="19"/>
+        </w:rPr>
+        <w:t xml:space="preserve">            Console.WriteLine($"[NATIVE CODE EXECUTION] Adding {number1} + {number2}");</w:t>
+      </w:r>
+    </w:p>
+    <w:p>
+      <w:pPr>
+        <w:pStyle w:val="NoSpacing"/>
+        <w:rPr>
+          <w:rFonts w:ascii="Consolas" w:hAnsi="Consolas"/>
+          <w:sz w:val="19"/>
+        </w:rPr>
+      </w:pPr>
+      <w:r>
+        <w:rPr>
+          <w:rFonts w:ascii="Consolas" w:hAnsi="Consolas"/>
+          <w:sz w:val="19"/>
+        </w:rPr>
+        <w:t xml:space="preserve">            return number1 + number2;</w:t>
+      </w:r>
+    </w:p>
+    <w:p>
+      <w:pPr>
+        <w:pStyle w:val="NoSpacing"/>
+        <w:rPr>
+          <w:rFonts w:ascii="Consolas" w:hAnsi="Consolas"/>
+          <w:sz w:val="19"/>
+        </w:rPr>
+      </w:pPr>
+      <w:r>
+        <w:rPr>
+          <w:rFonts w:ascii="Consolas" w:hAnsi="Consolas"/>
+          <w:sz w:val="19"/>
+        </w:rPr>
+        <w:t xml:space="preserve">        }</w:t>
+      </w:r>
+    </w:p>
+    <w:p>
+      <w:pPr>
+        <w:pStyle w:val="NoSpacing"/>
+        <w:rPr>
+          <w:rFonts w:ascii="Consolas" w:hAnsi="Consolas"/>
+          <w:sz w:val="19"/>
+        </w:rPr>
+      </w:pPr>
+    </w:p>
+    <w:p>
+      <w:pPr>
+        <w:pStyle w:val="NoSpacing"/>
+        <w:rPr>
+          <w:rFonts w:ascii="Consolas" w:hAnsi="Consolas"/>
+          <w:sz w:val="19"/>
+        </w:rPr>
+      </w:pPr>
+      <w:r>
+        <w:rPr>
+          <w:rFonts w:ascii="Consolas" w:hAnsi="Consolas"/>
+          <w:sz w:val="19"/>
+        </w:rPr>
+        <w:t xml:space="preserve">        [KernelFunction("Subtract")]</w:t>
+      </w:r>
+    </w:p>
+    <w:p>
+      <w:pPr>
+        <w:pStyle w:val="NoSpacing"/>
+        <w:rPr>
+          <w:rFonts w:ascii="Consolas" w:hAnsi="Consolas"/>
+          <w:sz w:val="19"/>
+        </w:rPr>
+      </w:pPr>
+      <w:r>
+        <w:rPr>
+          <w:rFonts w:ascii="Consolas" w:hAnsi="Consolas"/>
+          <w:sz w:val="19"/>
+        </w:rPr>
+        <w:t xml:space="preserve">        [Description("Subtracts the second number from the first number.")]</w:t>
+      </w:r>
+    </w:p>
+    <w:p>
+      <w:pPr>
+        <w:pStyle w:val="NoSpacing"/>
+        <w:rPr>
+          <w:rFonts w:ascii="Consolas" w:hAnsi="Consolas"/>
+          <w:sz w:val="19"/>
+        </w:rPr>
+      </w:pPr>
+      <w:r>
+        <w:rPr>
+          <w:rFonts w:ascii="Consolas" w:hAnsi="Consolas"/>
+          <w:sz w:val="19"/>
+        </w:rPr>
+        <w:t xml:space="preserve">        public double Subtract([Description("The number to subtract from")] double number1, [Description("The number to subtract")] double number2)</w:t>
+      </w:r>
+    </w:p>
+    <w:p>
+      <w:pPr>
+        <w:pStyle w:val="NoSpacing"/>
+        <w:rPr>
+          <w:rFonts w:ascii="Consolas" w:hAnsi="Consolas"/>
+          <w:sz w:val="19"/>
+        </w:rPr>
+      </w:pPr>
+      <w:r>
+        <w:rPr>
+          <w:rFonts w:ascii="Consolas" w:hAnsi="Consolas"/>
+          <w:sz w:val="19"/>
+        </w:rPr>
+        <w:t xml:space="preserve">        {</w:t>
+      </w:r>
+    </w:p>
+    <w:p>
+      <w:pPr>
+        <w:pStyle w:val="NoSpacing"/>
+        <w:rPr>
+          <w:rFonts w:ascii="Consolas" w:hAnsi="Consolas"/>
+          <w:sz w:val="19"/>
+        </w:rPr>
+      </w:pPr>
+      <w:r>
+        <w:rPr>
+          <w:rFonts w:ascii="Consolas" w:hAnsi="Consolas"/>
+          <w:sz w:val="19"/>
+        </w:rPr>
+        <w:t xml:space="preserve">            Console.WriteLine($"[NATIVE CODE EXECUTION] Subtracting {number1} - {number2}");</w:t>
+      </w:r>
+    </w:p>
+    <w:p>
+      <w:pPr>
+        <w:pStyle w:val="NoSpacing"/>
+        <w:rPr>
+          <w:rFonts w:ascii="Consolas" w:hAnsi="Consolas"/>
+          <w:sz w:val="19"/>
+        </w:rPr>
+      </w:pPr>
+      <w:r>
+        <w:rPr>
+          <w:rFonts w:ascii="Consolas" w:hAnsi="Consolas"/>
+          <w:sz w:val="19"/>
+        </w:rPr>
+        <w:t xml:space="preserve">            return number1 - number2;</w:t>
+      </w:r>
+    </w:p>
+    <w:p>
+      <w:pPr>
+        <w:pStyle w:val="NoSpacing"/>
+        <w:rPr>
+          <w:rFonts w:ascii="Consolas" w:hAnsi="Consolas"/>
+          <w:sz w:val="19"/>
+        </w:rPr>
+      </w:pPr>
+      <w:r>
+        <w:rPr>
+          <w:rFonts w:ascii="Consolas" w:hAnsi="Consolas"/>
+          <w:sz w:val="19"/>
+        </w:rPr>
+        <w:t xml:space="preserve">        }</w:t>
+      </w:r>
+    </w:p>
+    <w:p>
+      <w:pPr>
+        <w:pStyle w:val="NoSpacing"/>
+        <w:rPr>
+          <w:rFonts w:ascii="Consolas" w:hAnsi="Consolas"/>
+          <w:sz w:val="19"/>
+        </w:rPr>
+      </w:pPr>
+    </w:p>
+    <w:p>
+      <w:pPr>
+        <w:pStyle w:val="NoSpacing"/>
+        <w:rPr>
+          <w:rFonts w:ascii="Consolas" w:hAnsi="Consolas"/>
+          <w:sz w:val="19"/>
+        </w:rPr>
+      </w:pPr>
+      <w:r>
+        <w:rPr>
+          <w:rFonts w:ascii="Consolas" w:hAnsi="Consolas"/>
+          <w:sz w:val="19"/>
+        </w:rPr>
+        <w:t xml:space="preserve">        [KernelFunction("Multiply")]</w:t>
+      </w:r>
+    </w:p>
+    <w:p>
+      <w:pPr>
+        <w:pStyle w:val="NoSpacing"/>
+        <w:rPr>
+          <w:rFonts w:ascii="Consolas" w:hAnsi="Consolas"/>
+          <w:sz w:val="19"/>
+        </w:rPr>
+      </w:pPr>
+      <w:r>
+        <w:rPr>
+          <w:rFonts w:ascii="Consolas" w:hAnsi="Consolas"/>
+          <w:sz w:val="19"/>
+        </w:rPr>
+        <w:t xml:space="preserve">        [Description("Multiplies two numbers together.")]</w:t>
+      </w:r>
+    </w:p>
+    <w:p>
+      <w:pPr>
+        <w:pStyle w:val="NoSpacing"/>
+        <w:rPr>
+          <w:rFonts w:ascii="Consolas" w:hAnsi="Consolas"/>
+          <w:sz w:val="19"/>
+        </w:rPr>
+      </w:pPr>
+      <w:r>
+        <w:rPr>
+          <w:rFonts w:ascii="Consolas" w:hAnsi="Consolas"/>
+          <w:sz w:val="19"/>
+        </w:rPr>
+        <w:t xml:space="preserve">        public double Multiply([Description("The first number to multiply")] double number1, [Description("The second number to multiply")] double number2)</w:t>
+      </w:r>
+    </w:p>
+    <w:p>
+      <w:pPr>
+        <w:pStyle w:val="NoSpacing"/>
+        <w:rPr>
+          <w:rFonts w:ascii="Consolas" w:hAnsi="Consolas"/>
+          <w:sz w:val="19"/>
+        </w:rPr>
+      </w:pPr>
+      <w:r>
+        <w:rPr>
+          <w:rFonts w:ascii="Consolas" w:hAnsi="Consolas"/>
+          <w:sz w:val="19"/>
+        </w:rPr>
+        <w:t xml:space="preserve">        {</w:t>
+      </w:r>
+    </w:p>
+    <w:p>
+      <w:pPr>
+        <w:pStyle w:val="NoSpacing"/>
+        <w:rPr>
+          <w:rFonts w:ascii="Consolas" w:hAnsi="Consolas"/>
+          <w:sz w:val="19"/>
+        </w:rPr>
+      </w:pPr>
+      <w:r>
+        <w:rPr>
+          <w:rFonts w:ascii="Consolas" w:hAnsi="Consolas"/>
+          <w:sz w:val="19"/>
+        </w:rPr>
+        <w:t xml:space="preserve">            Console.WriteLine($"[NATIVE CODE EXECUTION] Multiplying {number1} * {number2}");</w:t>
+      </w:r>
+    </w:p>
+    <w:p>
+      <w:pPr>
+        <w:pStyle w:val="NoSpacing"/>
+        <w:rPr>
+          <w:rFonts w:ascii="Consolas" w:hAnsi="Consolas"/>
+          <w:sz w:val="19"/>
+        </w:rPr>
+      </w:pPr>
+      <w:r>
+        <w:rPr>
+          <w:rFonts w:ascii="Consolas" w:hAnsi="Consolas"/>
+          <w:sz w:val="19"/>
+        </w:rPr>
+        <w:t xml:space="preserve">            return number1 * number2;</w:t>
+      </w:r>
+    </w:p>
+    <w:p>
+      <w:pPr>
+        <w:pStyle w:val="NoSpacing"/>
+        <w:rPr>
+          <w:rFonts w:ascii="Consolas" w:hAnsi="Consolas"/>
+          <w:sz w:val="19"/>
+        </w:rPr>
+      </w:pPr>
+      <w:r>
+        <w:rPr>
+          <w:rFonts w:ascii="Consolas" w:hAnsi="Consolas"/>
+          <w:sz w:val="19"/>
+        </w:rPr>
+        <w:t xml:space="preserve">        }</w:t>
+      </w:r>
+    </w:p>
+    <w:p>
+      <w:pPr>
+        <w:pStyle w:val="NoSpacing"/>
+        <w:rPr>
+          <w:rFonts w:ascii="Consolas" w:hAnsi="Consolas"/>
+          <w:sz w:val="19"/>
+        </w:rPr>
+      </w:pPr>
+    </w:p>
+    <w:p>
+      <w:pPr>
+        <w:pStyle w:val="NoSpacing"/>
+        <w:rPr>
+          <w:rFonts w:ascii="Consolas" w:hAnsi="Consolas"/>
+          <w:sz w:val="19"/>
+        </w:rPr>
+      </w:pPr>
+      <w:r>
+        <w:rPr>
+          <w:rFonts w:ascii="Consolas" w:hAnsi="Consolas"/>
+          <w:sz w:val="19"/>
+        </w:rPr>
+        <w:t xml:space="preserve">        [KernelFunction("Divide")]</w:t>
+      </w:r>
+    </w:p>
+    <w:p>
+      <w:pPr>
+        <w:pStyle w:val="NoSpacing"/>
+        <w:rPr>
+          <w:rFonts w:ascii="Consolas" w:hAnsi="Consolas"/>
+          <w:sz w:val="19"/>
+        </w:rPr>
+      </w:pPr>
+      <w:r>
+        <w:rPr>
+          <w:rFonts w:ascii="Consolas" w:hAnsi="Consolas"/>
+          <w:sz w:val="19"/>
+        </w:rPr>
+        <w:t xml:space="preserve">        [Description("Divides the first number by the second number.")]</w:t>
+      </w:r>
+    </w:p>
+    <w:p>
+      <w:pPr>
+        <w:pStyle w:val="NoSpacing"/>
+        <w:rPr>
+          <w:rFonts w:ascii="Consolas" w:hAnsi="Consolas"/>
+          <w:sz w:val="19"/>
+        </w:rPr>
+      </w:pPr>
+      <w:r>
+        <w:rPr>
+          <w:rFonts w:ascii="Consolas" w:hAnsi="Consolas"/>
+          <w:sz w:val="19"/>
+        </w:rPr>
+        <w:t xml:space="preserve">        public double Divide([Description("The number to divide")] double number1, [Description("The number to divide by")] double number2)</w:t>
+      </w:r>
+    </w:p>
+    <w:p>
+      <w:pPr>
+        <w:pStyle w:val="NoSpacing"/>
+        <w:rPr>
+          <w:rFonts w:ascii="Consolas" w:hAnsi="Consolas"/>
+          <w:sz w:val="19"/>
+        </w:rPr>
+      </w:pPr>
+      <w:r>
+        <w:rPr>
+          <w:rFonts w:ascii="Consolas" w:hAnsi="Consolas"/>
+          <w:sz w:val="19"/>
+        </w:rPr>
+        <w:t xml:space="preserve">        {</w:t>
+      </w:r>
+    </w:p>
+    <w:p>
+      <w:pPr>
+        <w:pStyle w:val="NoSpacing"/>
+        <w:rPr>
+          <w:rFonts w:ascii="Consolas" w:hAnsi="Consolas"/>
+          <w:sz w:val="19"/>
+        </w:rPr>
+      </w:pPr>
+      <w:r>
+        <w:rPr>
+          <w:rFonts w:ascii="Consolas" w:hAnsi="Consolas"/>
+          <w:sz w:val="19"/>
+        </w:rPr>
+        <w:t xml:space="preserve">            Console.WriteLine($"[NATIVE CODE EXECUTION] Dividing {number1} / {number2}");</w:t>
+      </w:r>
+    </w:p>
+    <w:p>
+      <w:pPr>
+        <w:pStyle w:val="NoSpacing"/>
+        <w:rPr>
+          <w:rFonts w:ascii="Consolas" w:hAnsi="Consolas"/>
+          <w:sz w:val="19"/>
+        </w:rPr>
+      </w:pPr>
+      <w:r>
+        <w:rPr>
+          <w:rFonts w:ascii="Consolas" w:hAnsi="Consolas"/>
+          <w:sz w:val="19"/>
+        </w:rPr>
+        <w:t xml:space="preserve">            return number1 / number2;</w:t>
+      </w:r>
+    </w:p>
+    <w:p>
+      <w:pPr>
+        <w:pStyle w:val="NoSpacing"/>
+        <w:rPr>
+          <w:rFonts w:ascii="Consolas" w:hAnsi="Consolas"/>
+          <w:sz w:val="19"/>
+        </w:rPr>
+      </w:pPr>
+      <w:r>
+        <w:rPr>
+          <w:rFonts w:ascii="Consolas" w:hAnsi="Consolas"/>
+          <w:sz w:val="19"/>
+        </w:rPr>
+        <w:t xml:space="preserve">        }</w:t>
+      </w:r>
+    </w:p>
+    <w:p>
+      <w:pPr>
+        <w:pStyle w:val="NoSpacing"/>
+        <w:rPr>
+          <w:rFonts w:ascii="Consolas" w:hAnsi="Consolas"/>
+          <w:sz w:val="19"/>
+        </w:rPr>
+      </w:pPr>
+      <w:r>
+        <w:rPr>
+          <w:rFonts w:ascii="Consolas" w:hAnsi="Consolas"/>
+          <w:sz w:val="19"/>
+        </w:rPr>
+        <w:t xml:space="preserve">    }</w:t>
+      </w:r>
+    </w:p>
+    <w:p>
+      <w:pPr>
+        <w:pStyle w:val="NoSpacing"/>
+        <w:rPr>
+          <w:rFonts w:ascii="Consolas" w:hAnsi="Consolas"/>
+          <w:sz w:val="19"/>
+        </w:rPr>
+      </w:pPr>
+      <w:r>
+        <w:rPr>
+          <w:rFonts w:ascii="Consolas" w:hAnsi="Consolas"/>
+          <w:sz w:val="19"/>
+        </w:rPr>
+        <w:t>}</w:t>
+      </w:r>
+    </w:p>
+    <w:p/>
+    <w:p>
+      <w:pPr>
+        <w:pStyle w:val="Heading2"/>
+      </w:pPr>
+      <w:r>
+        <w:t>5. Code Walkthrough &amp; Explanations</w:t>
+      </w:r>
+    </w:p>
+    <w:p>
+      <w:r>
+        <w:rPr>
+          <w:b/>
+        </w:rPr>
+        <w:t>Step 1: Writing the Native Plugin and its Attributes (MathPlugin.cs).</w:t>
+      </w:r>
+      <w:r>
+        <w:t xml:space="preserve"> `MathPlugin` is a plain C# class with four ordinary-looking methods: `Add`, `Subtract`, `Multiply`, and `Divide`. What turns them into AI-callable "tools" is the attributes stacked above each method. `[KernelFunction("Add")]` tells Semantic Kernel "expose this method, and call it `Add` in the tool manifest." The `[Description("...")]` attributes — on the method itself and on every single parameter — are not just for human readers browsing the code. Semantic Kernel serializes these description strings and sends them to Gemini as part of the request. The model reads "Adds two numbers together" and "The first number to add" to decide, purely from natural language, which function matches its current need and which value goes into which parameter.</w:t>
+      </w:r>
+    </w:p>
+    <w:p/>
+    <w:p>
+      <w:r>
+        <w:rPr>
+          <w:b/>
+        </w:rPr>
+        <w:t>Steps 2 &amp; 3: Kernel Setup and Plugin Registration (Program.cs).</w:t>
+      </w:r>
+      <w:r>
+        <w:t xml:space="preserve"> The kernel builder pattern is identical to every previous lesson. The new line is `builder.Plugins.AddFromType&lt;MathPlugin&gt;("Math")`, which happens *before* `builder.Build()`. This registers the plugin under the name `"Math"`, so its functions become addressable as `Math.Add`, `Math.Subtract`, `Math.Multiply`, and `Math.Divide` inside the model's tool-calling system.</w:t>
+      </w:r>
+    </w:p>
+    <w:p/>
+    <w:p>
+      <w:r>
+        <w:rPr>
+          <w:b/>
+        </w:rPr>
+        <w:t>Step 4: The Math Word Problem.</w:t>
+      </w:r>
+      <w:r>
+        <w:t xml:space="preserve"> The prompt is deliberately a chained, multi-step problem (subtract, then multiply, then divide) rather than a single calculation. This is intentional: it forces the model to plan a sequence of tool calls rather than making just one, which is exactly the multi-step reasoning pattern that later multi-agent lessons in this course build on.</w:t>
+      </w:r>
+    </w:p>
+    <w:p/>
+    <w:p>
+      <w:r>
+        <w:rPr>
+          <w:b/>
+        </w:rPr>
+        <w:t>Step 5: Enabling Auto-Invocation.</w:t>
+      </w:r>
+      <w:r>
+        <w:t xml:space="preserve"> This is the most important line in the lesson: `ToolCallBehavior = GeminiToolCallBehavior.AutoInvokeKernelFunctions`. Registering a plugin only makes the model *aware* the tools exist; without this setting, the model would still try to guess the arithmetic itself using its language-modeling instincts (and likely get the multi-step problem wrong). With auto-invocation enabled, Semantic Kernel is authorized to actually execute the native C# method whenever the model requests it, and to feed the exact numeric result back into the model's context automatically.</w:t>
+      </w:r>
+    </w:p>
+    <w:p/>
+    <w:p>
+      <w:r>
+        <w:rPr>
+          <w:b/>
+        </w:rPr>
+        <w:t>Steps 6 &amp; 7: The Autonomous Reasoning Loop.</w:t>
+      </w:r>
+      <w:r>
+        <w:t xml:space="preserve"> `InvokePromptAsync` looks like a single call, but behind the scenes several round-trips happen: the model reads the problem, realizes it needs to subtract 15 from 124, and requests `Math.Subtract(124, 15)`. The Kernel executes the real C# method (printing `[NATIVE CODE EXECUTION] Subtracting 124 - 15` to the console as a side effect so students can literally watch the tool being invoked), and feeds the returned value (109) back to the model. The model repeats this pattern for the multiply and divide steps until it has every number it needs, then writes its final, step-by-step natural-language explanation — which is what ultimately gets printed as the AI response.</w:t>
+      </w:r>
+    </w:p>
+    <w:p/>
+    <w:p>
+      <w:pPr>
+        <w:pStyle w:val="Heading2"/>
+      </w:pPr>
+      <w:r>
         <w:t>6. Expected Output for Demonstration</w:t>
       </w:r>
     </w:p>
     <w:p>
-      <w:r>
-        <w:t>When demonstrating the code, you will clearly see your C# </w:t>
-      </w:r>
-      <w:proofErr w:type="spellStart"/>
-      <w:r>
-        <w:t>Console.WriteLine</w:t>
-      </w:r>
-      <w:proofErr w:type="spellEnd"/>
-      <w:r>
-        <w:t> statements interspersed before the AI formulates its final sentence. This visually proves that the AI is yielding execution to C# to get exact answers.</w:t>
-      </w:r>
-    </w:p>
-    <w:p>
-      <w:r>
-        <w:rPr>
-          <w:b/>
-          <w:bCs/>
-        </w:rPr>
-        <w:t>Demo Transcript:</w:t>
-      </w:r>
-    </w:p>
-    <w:p>
-      <w:r>
-        <w:t xml:space="preserve">Question: I had 124 apples. I ate 15 of them. Then I multiplied the </w:t>
-      </w:r>
-      <w:proofErr w:type="gramStart"/>
-      <w:r>
-        <w:t>amount</w:t>
-      </w:r>
-      <w:proofErr w:type="gramEnd"/>
-      <w:r>
-        <w:t xml:space="preserve"> of apples I had left by 3. Finally, I divided all my apples equally among myself and 3 friends. How many apples did each person get? Show your work step by step.</w:t>
-      </w:r>
-    </w:p>
-    <w:p>
-      <w:r>
+      <w:pPr>
+        <w:pStyle w:val="NoSpacing"/>
+        <w:rPr>
+          <w:rFonts w:ascii="Consolas" w:hAnsi="Consolas"/>
+          <w:sz w:val="19"/>
+        </w:rPr>
+      </w:pPr>
+      <w:r>
+        <w:rPr>
+          <w:rFonts w:ascii="Consolas" w:hAnsi="Consolas"/>
+          <w:sz w:val="19"/>
+        </w:rPr>
+        <w:t>Question: I had 124 apples.  I ate 15 of them.  Then I multiplied the amount of apples I had left by 3.  Finally, I divided all my apples equally among myself and 3 friends.  How many apples did each person get?  Do all math using my tools.  Show your work step by step.</w:t>
+      </w:r>
+    </w:p>
+    <w:p>
+      <w:pPr>
+        <w:pStyle w:val="NoSpacing"/>
+        <w:rPr>
+          <w:rFonts w:ascii="Consolas" w:hAnsi="Consolas"/>
+          <w:sz w:val="19"/>
+        </w:rPr>
+      </w:pPr>
+      <w:r>
+        <w:rPr>
+          <w:rFonts w:ascii="Consolas" w:hAnsi="Consolas"/>
+          <w:sz w:val="19"/>
+        </w:rPr>
         <w:t>Thinking and invoking C# tools...</w:t>
       </w:r>
     </w:p>
     <w:p>
-      <w:r>
+      <w:pPr>
+        <w:pStyle w:val="NoSpacing"/>
+        <w:rPr>
+          <w:rFonts w:ascii="Consolas" w:hAnsi="Consolas"/>
+          <w:sz w:val="19"/>
+        </w:rPr>
+      </w:pPr>
+    </w:p>
+    <w:p>
+      <w:pPr>
+        <w:pStyle w:val="NoSpacing"/>
+        <w:rPr>
+          <w:rFonts w:ascii="Consolas" w:hAnsi="Consolas"/>
+          <w:sz w:val="19"/>
+        </w:rPr>
+      </w:pPr>
+      <w:r>
+        <w:rPr>
+          <w:rFonts w:ascii="Consolas" w:hAnsi="Consolas"/>
+          <w:sz w:val="19"/>
+        </w:rPr>
         <w:t>[NATIVE CODE EXECUTION] Subtracting 124 - 15</w:t>
       </w:r>
-      <w:r>
-        <w:br/>
+    </w:p>
+    <w:p>
+      <w:pPr>
+        <w:pStyle w:val="NoSpacing"/>
+        <w:rPr>
+          <w:rFonts w:ascii="Consolas" w:hAnsi="Consolas"/>
+          <w:sz w:val="19"/>
+        </w:rPr>
+      </w:pPr>
+      <w:r>
+        <w:rPr>
+          <w:rFonts w:ascii="Consolas" w:hAnsi="Consolas"/>
+          <w:sz w:val="19"/>
+        </w:rPr>
         <w:t>[NATIVE CODE EXECUTION] Multiplying 109 * 3</w:t>
       </w:r>
-      <w:r>
-        <w:br/>
+    </w:p>
+    <w:p>
+      <w:pPr>
+        <w:pStyle w:val="NoSpacing"/>
+        <w:rPr>
+          <w:rFonts w:ascii="Consolas" w:hAnsi="Consolas"/>
+          <w:sz w:val="19"/>
+        </w:rPr>
+      </w:pPr>
+      <w:r>
+        <w:rPr>
+          <w:rFonts w:ascii="Consolas" w:hAnsi="Consolas"/>
+          <w:sz w:val="19"/>
+        </w:rPr>
         <w:t>[NATIVE CODE EXECUTION] Dividing 327 / 4</w:t>
       </w:r>
     </w:p>
     <w:p>
-      <w:r>
-        <w:t>--- AI RESPONSE ---</w:t>
-      </w:r>
-      <w:r>
-        <w:br/>
+      <w:pPr>
+        <w:pStyle w:val="NoSpacing"/>
+        <w:rPr>
+          <w:rFonts w:ascii="Consolas" w:hAnsi="Consolas"/>
+          <w:sz w:val="19"/>
+        </w:rPr>
+      </w:pPr>
+    </w:p>
+    <w:p>
+      <w:pPr>
+        <w:pStyle w:val="NoSpacing"/>
+        <w:rPr>
+          <w:rFonts w:ascii="Consolas" w:hAnsi="Consolas"/>
+          <w:sz w:val="19"/>
+        </w:rPr>
+      </w:pPr>
+      <w:r>
+        <w:rPr>
+          <w:rFonts w:ascii="Consolas" w:hAnsi="Consolas"/>
+          <w:sz w:val="19"/>
+        </w:rPr>
+        <w:t xml:space="preserve"> --- AI response ---</w:t>
+      </w:r>
+    </w:p>
+    <w:p>
+      <w:pPr>
+        <w:pStyle w:val="NoSpacing"/>
+        <w:rPr>
+          <w:rFonts w:ascii="Consolas" w:hAnsi="Consolas"/>
+          <w:sz w:val="19"/>
+        </w:rPr>
+      </w:pPr>
+      <w:r>
+        <w:rPr>
+          <w:rFonts w:ascii="Consolas" w:hAnsi="Consolas"/>
+          <w:sz w:val="19"/>
+        </w:rPr>
         <w:t>Here is the step-by-step breakdown of the apples:</w:t>
       </w:r>
     </w:p>
     <w:p>
       <w:pPr>
-        <w:numPr>
-          <w:ilvl w:val="0"/>
-          <w:numId w:val="5"/>
-        </w:numPr>
-      </w:pPr>
-      <w:r>
-        <w:t>You started with 124 apples and ate 15. That leaves you with 109 apples (124 - 15).</w:t>
-      </w:r>
-    </w:p>
-    <w:p>
-      <w:pPr>
-        <w:numPr>
-          <w:ilvl w:val="0"/>
-          <w:numId w:val="5"/>
-        </w:numPr>
-      </w:pPr>
-      <w:r>
-        <w:t>You then multiplied your remaining apples by 3. This gives you 327 apples (109 * 3).</w:t>
-      </w:r>
-    </w:p>
-    <w:p>
-      <w:pPr>
-        <w:numPr>
-          <w:ilvl w:val="0"/>
-          <w:numId w:val="5"/>
-        </w:numPr>
-      </w:pPr>
-      <w:r>
-        <w:t>Finally, you divided those 327 apples equally among yourself and 3 friends (which is 4 people total).</w:t>
-      </w:r>
-    </w:p>
-    <w:p>
-      <w:pPr>
-        <w:rPr>
-          <w:b/>
-          <w:bCs/>
-        </w:rPr>
-      </w:pPr>
-      <w:r>
-        <w:rPr>
-          <w:b/>
-          <w:bCs/>
-        </w:rPr>
-        <w:t>Each person receives 81.75 apples (327 / 4).</w:t>
-      </w:r>
-    </w:p>
-    <w:p/>
+        <w:pStyle w:val="NoSpacing"/>
+        <w:rPr>
+          <w:rFonts w:ascii="Consolas" w:hAnsi="Consolas"/>
+          <w:sz w:val="19"/>
+        </w:rPr>
+      </w:pPr>
+      <w:r>
+        <w:rPr>
+          <w:rFonts w:ascii="Consolas" w:hAnsi="Consolas"/>
+          <w:sz w:val="19"/>
+        </w:rPr>
+        <w:t>1. You started with 124 apples and ate 15, leaving you with 109 apples (124 - 15 = 109).</w:t>
+      </w:r>
+    </w:p>
+    <w:p>
+      <w:pPr>
+        <w:pStyle w:val="NoSpacing"/>
+        <w:rPr>
+          <w:rFonts w:ascii="Consolas" w:hAnsi="Consolas"/>
+          <w:sz w:val="19"/>
+        </w:rPr>
+      </w:pPr>
+      <w:r>
+        <w:rPr>
+          <w:rFonts w:ascii="Consolas" w:hAnsi="Consolas"/>
+          <w:sz w:val="19"/>
+        </w:rPr>
+        <w:t>2. You then multiplied your remaining apples by 3, giving you 327 apples (109 * 3 = 327).</w:t>
+      </w:r>
+    </w:p>
+    <w:p>
+      <w:pPr>
+        <w:pStyle w:val="NoSpacing"/>
+        <w:rPr>
+          <w:rFonts w:ascii="Consolas" w:hAnsi="Consolas"/>
+          <w:sz w:val="19"/>
+        </w:rPr>
+      </w:pPr>
+      <w:r>
+        <w:rPr>
+          <w:rFonts w:ascii="Consolas" w:hAnsi="Consolas"/>
+          <w:sz w:val="19"/>
+        </w:rPr>
+        <w:t>3. Finally, you divided those 327 apples equally among yourself and 3 friends (4 people total). Each person received 81.75 apples (327 / 4 = 81.75).</w:t>
+      </w:r>
+    </w:p>
+    <w:p>
+      <w:pPr>
+        <w:pStyle w:val="NoSpacing"/>
+        <w:rPr>
+          <w:rFonts w:ascii="Consolas" w:hAnsi="Consolas"/>
+          <w:sz w:val="19"/>
+        </w:rPr>
+      </w:pPr>
+      <w:r>
+        <w:rPr>
+          <w:rFonts w:ascii="Consolas" w:hAnsi="Consolas"/>
+          <w:sz w:val="19"/>
+        </w:rPr>
+        <w:t>-------------------</w:t>
+      </w:r>
+    </w:p>
     <w:sectPr>
       <w:pgSz w:w="12240" w:h="15840"/>
       <w:pgMar w:top="1440" w:right="1440" w:bottom="1440" w:left="1440" w:header="720" w:footer="720" w:gutter="0"/>
@@ -1682,7 +2155,7 @@
 </file>
 
 <file path=word/numbering.xml><?xml version="1.0" encoding="utf-8"?>
-<w:numbering xmlns:wpc="http://schemas.microsoft.com/office/word/2010/wordprocessingCanvas" xmlns:cx="http://schemas.microsoft.com/office/drawing/2014/chartex" xmlns:cx1="http://schemas.microsoft.com/office/drawing/2015/9/8/chartex" xmlns:cx2="http://schemas.microsoft.com/office/drawing/2015/10/21/chartex" xmlns:cx3="http://schemas.microsoft.com/office/drawing/2016/5/9/chartex" xmlns:cx4="http://schemas.microsoft.com/office/drawing/2016/5/10/chartex" xmlns:cx5="http://schemas.microsoft.com/office/drawing/2016/5/11/chartex" xmlns:cx6="http://schemas.microsoft.com/office/drawing/2016/5/12/chartex" xmlns:cx7="http://schemas.microsoft.com/office/drawing/2016/5/13/chartex" xmlns:cx8="http://schemas.microsoft.com/office/drawing/2016/5/14/chartex" xmlns:mc="http://schemas.openxmlformats.org/markup-compatibility/2006" xmlns:aink="http://schemas.microsoft.com/office/drawing/2016/ink" xmlns:am3d="http://schemas.microsoft.com/office/drawing/2017/model3d" xmlns:o="urn:schemas-microsoft-com:office:office" xmlns:oel="http://schemas.microsoft.com/office/2019/extlst" xmlns:r="http://schemas.openxmlformats.org/officeDocument/2006/relationships" xmlns:m="http://schemas.openxmlformats.org/officeDocument/2006/math" xmlns:v="urn:schemas-microsoft-com:vml" xmlns:wp14="http://schemas.microsoft.com/office/word/2010/wordprocessingDrawing" xmlns:wp="http://schemas.openxmlformats.org/drawingml/2006/wordprocessingDrawing" xmlns:w10="urn:schemas-microsoft-com:office:word" xmlns:w="http://schemas.openxmlformats.org/wordprocessingml/2006/main" xmlns:w14="http://schemas.microsoft.com/office/word/2010/wordml" xmlns:w15="http://schemas.microsoft.com/office/word/2012/wordml" xmlns:w16cex="http://schemas.microsoft.com/office/word/2018/wordml/cex" xmlns:w16cid="http://schemas.microsoft.com/office/word/2016/wordml/cid" xmlns:w16="http://schemas.microsoft.com/office/word/2018/wordml" xmlns:w16du="http://schemas.microsoft.com/office/word/2023/wordml/word16du" xmlns:w16sdtdh="http://schemas.microsoft.com/office/word/2020/wordml/sdtdatahash" xmlns:w16sdtfl="http://schemas.microsoft.com/office/word/2024/wordml/sdtformatlock" xmlns:w16se="http://schemas.microsoft.com/office/word/2015/wordml/symex" xmlns:wpg="http://schemas.microsoft.com/office/word/2010/wordprocessingGroup" xmlns:wpi="http://schemas.microsoft.com/office/word/2010/wordprocessingInk" xmlns:wne="http://schemas.microsoft.com/office/word/2006/wordml" xmlns:wps="http://schemas.microsoft.com/office/word/2010/wordprocessingShape" mc:Ignorable="w14 w15 w16se w16cid w16 w16cex w16sdtdh w16sdtfl w16du wp14">
+<w:numbering xmlns:wpc="http://schemas.microsoft.com/office/word/2010/wordprocessingCanvas" xmlns:cx="http://schemas.microsoft.com/office/drawing/2014/chartex" xmlns:cx1="http://schemas.microsoft.com/office/drawing/2015/9/8/chartex" xmlns:cx2="http://schemas.microsoft.com/office/drawing/2015/10/21/chartex" xmlns:cx3="http://schemas.microsoft.com/office/drawing/2016/5/9/chartex" xmlns:cx4="http://schemas.microsoft.com/office/drawing/2016/5/10/chartex" xmlns:cx5="http://schemas.microsoft.com/office/drawing/2016/5/11/chartex" xmlns:cx6="http://schemas.microsoft.com/office/drawing/2016/5/12/chartex" xmlns:cx7="http://schemas.microsoft.com/office/drawing/2016/5/13/chartex" xmlns:cx8="http://schemas.microsoft.com/office/drawing/2016/5/14/chartex" xmlns:mc="http://schemas.openxmlformats.org/markup-compatibility/2006" xmlns:aink="http://schemas.microsoft.com/office/drawing/2016/ink" xmlns:am3d="http://schemas.microsoft.com/office/drawing/2017/model3d" xmlns:o="urn:schemas-microsoft-com:office:office" xmlns:oel="http://schemas.microsoft.com/office/2019/extlst" xmlns:r="http://schemas.openxmlformats.org/officeDocument/2006/relationships" xmlns:m="http://schemas.openxmlformats.org/officeDocument/2006/math" xmlns:v="urn:schemas-microsoft-com:vml" xmlns:wp14="http://schemas.microsoft.com/office/word/2010/wordprocessingDrawing" xmlns:wp="http://schemas.openxmlformats.org/drawingml/2006/wordprocessingDrawing" xmlns:w10="urn:schemas-microsoft-com:office:word" xmlns:w="http://schemas.openxmlformats.org/wordprocessingml/2006/main" xmlns:w14="http://schemas.microsoft.com/office/word/2010/wordml" xmlns:w15="http://schemas.microsoft.com/office/word/2012/wordml" xmlns:w16cei="http://schemas.microsoft.com/office/word/2026/wordml/cei" xmlns:w16cex="http://schemas.microsoft.com/office/word/2018/wordml/cex" xmlns:w16cid="http://schemas.microsoft.com/office/word/2016/wordml/cid" xmlns:w16="http://schemas.microsoft.com/office/word/2018/wordml" xmlns:w16du="http://schemas.microsoft.com/office/word/2023/wordml/word16du" xmlns:w16sdtdh="http://schemas.microsoft.com/office/word/2020/wordml/sdtdatahash" xmlns:w16sdtfl="http://schemas.microsoft.com/office/word/2024/wordml/sdtformatlock" xmlns:w16se="http://schemas.microsoft.com/office/word/2015/wordml/symex" xmlns:wpg="http://schemas.microsoft.com/office/word/2010/wordprocessingGroup" xmlns:wpi="http://schemas.microsoft.com/office/word/2010/wordprocessingInk" xmlns:wne="http://schemas.microsoft.com/office/word/2006/wordml" xmlns:wps="http://schemas.microsoft.com/office/word/2010/wordprocessingShape" mc:Ignorable="w14 w15 w16se w16cid w16 w16cex w16sdtdh w16sdtfl w16du wp14">
   <w:abstractNum w:abstractNumId="0" w15:restartNumberingAfterBreak="0">
     <w:nsid w:val="08136DCC"/>
     <w:multiLevelType w:val="multilevel"/>
@@ -1946,6 +2419,23 @@
     </w:lvl>
   </w:abstractNum>
   <w:abstractNum w:abstractNumId="2" w15:restartNumberingAfterBreak="0">
+    <w:nsid w:val="1F8906D2"/>
+    <w:multiLevelType w:val="singleLevel"/>
+    <w:tmpl w:val="04090001"/>
+    <w:lvl w:ilvl="0">
+      <w:start w:val="1"/>
+      <w:numFmt w:val="bullet"/>
+      <w:lvlText w:val=""/>
+      <w:lvlJc w:val="left"/>
+      <w:pPr>
+        <w:ind w:left="720" w:hanging="360"/>
+      </w:pPr>
+      <w:rPr>
+        <w:rFonts w:ascii="Symbol" w:hAnsi="Symbol" w:hint="default"/>
+      </w:rPr>
+    </w:lvl>
+  </w:abstractNum>
+  <w:abstractNum w:abstractNumId="3" w15:restartNumberingAfterBreak="0">
     <w:nsid w:val="32DC6349"/>
     <w:multiLevelType w:val="multilevel"/>
     <w:tmpl w:val="627471A8"/>
@@ -2090,7 +2580,7 @@
       </w:rPr>
     </w:lvl>
   </w:abstractNum>
-  <w:abstractNum w:abstractNumId="3" w15:restartNumberingAfterBreak="0">
+  <w:abstractNum w:abstractNumId="4" w15:restartNumberingAfterBreak="0">
     <w:nsid w:val="3E2C7053"/>
     <w:multiLevelType w:val="multilevel"/>
     <w:tmpl w:val="ECCCEAC2"/>
@@ -2239,7 +2729,7 @@
       </w:rPr>
     </w:lvl>
   </w:abstractNum>
-  <w:abstractNum w:abstractNumId="4" w15:restartNumberingAfterBreak="0">
+  <w:abstractNum w:abstractNumId="5" w15:restartNumberingAfterBreak="0">
     <w:nsid w:val="6E7B432D"/>
     <w:multiLevelType w:val="multilevel"/>
     <w:tmpl w:val="A88214AE"/>
@@ -2385,6 +2875,40 @@
       <w:rPr>
         <w:rFonts w:ascii="Wingdings" w:hAnsi="Wingdings" w:hint="default"/>
         <w:sz w:val="20"/>
+      </w:rPr>
+    </w:lvl>
+  </w:abstractNum>
+  <w:abstractNum w:abstractNumId="6" w15:restartNumberingAfterBreak="0">
+    <w:nsid w:val="74EF4339"/>
+    <w:multiLevelType w:val="singleLevel"/>
+    <w:tmpl w:val="04090001"/>
+    <w:lvl w:ilvl="0">
+      <w:start w:val="1"/>
+      <w:numFmt w:val="bullet"/>
+      <w:lvlText w:val=""/>
+      <w:lvlJc w:val="left"/>
+      <w:pPr>
+        <w:ind w:left="720" w:hanging="360"/>
+      </w:pPr>
+      <w:rPr>
+        <w:rFonts w:ascii="Symbol" w:hAnsi="Symbol" w:hint="default"/>
+      </w:rPr>
+    </w:lvl>
+  </w:abstractNum>
+  <w:abstractNum w:abstractNumId="7" w15:restartNumberingAfterBreak="0">
+    <w:nsid w:val="76031AD5"/>
+    <w:multiLevelType w:val="singleLevel"/>
+    <w:tmpl w:val="04090001"/>
+    <w:lvl w:ilvl="0">
+      <w:start w:val="1"/>
+      <w:numFmt w:val="bullet"/>
+      <w:lvlText w:val=""/>
+      <w:lvlJc w:val="left"/>
+      <w:pPr>
+        <w:ind w:left="720" w:hanging="360"/>
+      </w:pPr>
+      <w:rPr>
+        <w:rFonts w:ascii="Symbol" w:hAnsi="Symbol" w:hint="default"/>
       </w:rPr>
     </w:lvl>
   </w:abstractNum>
@@ -2392,16 +2916,25 @@
     <w:abstractNumId w:val="1"/>
   </w:num>
   <w:num w:numId="2" w16cid:durableId="1601641441">
+    <w:abstractNumId w:val="5"/>
+  </w:num>
+  <w:num w:numId="3" w16cid:durableId="1798841223">
     <w:abstractNumId w:val="4"/>
   </w:num>
-  <w:num w:numId="3" w16cid:durableId="1798841223">
+  <w:num w:numId="4" w16cid:durableId="1518688622">
     <w:abstractNumId w:val="3"/>
-  </w:num>
-  <w:num w:numId="4" w16cid:durableId="1518688622">
-    <w:abstractNumId w:val="2"/>
   </w:num>
   <w:num w:numId="5" w16cid:durableId="1042094445">
     <w:abstractNumId w:val="0"/>
+  </w:num>
+  <w:num w:numId="6" w16cid:durableId="2067100556">
+    <w:abstractNumId w:val="2"/>
+  </w:num>
+  <w:num w:numId="7" w16cid:durableId="1696348393">
+    <w:abstractNumId w:val="6"/>
+  </w:num>
+  <w:num w:numId="8" w16cid:durableId="706947440">
+    <w:abstractNumId w:val="7"/>
   </w:num>
 </w:numbering>
 </file>
@@ -2834,7 +3367,6 @@
     <w:next w:val="Normal"/>
     <w:link w:val="Heading2Char"/>
     <w:uiPriority w:val="9"/>
-    <w:semiHidden/>
     <w:unhideWhenUsed/>
     <w:qFormat/>
     <w:rsid w:val="006F5EEF"/>
@@ -3051,7 +3583,6 @@
     <w:basedOn w:val="DefaultParagraphFont"/>
     <w:link w:val="Heading2"/>
     <w:uiPriority w:val="9"/>
-    <w:semiHidden/>
     <w:rsid w:val="006F5EEF"/>
     <w:rPr>
       <w:rFonts w:asciiTheme="majorHAnsi" w:eastAsiaTheme="majorEastAsia" w:hAnsiTheme="majorHAnsi" w:cstheme="majorBidi"/>
@@ -3322,6 +3853,15 @@
       <w:color w:val="0F4761" w:themeColor="accent1" w:themeShade="BF"/>
       <w:spacing w:val="5"/>
     </w:rPr>
+  </w:style>
+  <w:style w:type="paragraph" w:styleId="NoSpacing">
+    <w:name w:val="No Spacing"/>
+    <w:uiPriority w:val="1"/>
+    <w:qFormat/>
+    <w:rsid w:val="00D71D84"/>
+    <w:pPr>
+      <w:spacing w:after="0" w:line="240" w:lineRule="auto"/>
+    </w:pPr>
   </w:style>
 </w:styles>
 </file>
@@ -3622,23 +4162,6 @@
 </file>
 
 <file path=customXml/item1.xml><?xml version="1.0" encoding="utf-8"?>
-<p:properties xmlns:p="http://schemas.microsoft.com/office/2006/metadata/properties" xmlns:xsi="http://www.w3.org/2001/XMLSchema-instance" xmlns:pc="http://schemas.microsoft.com/office/infopath/2007/PartnerControls">
-  <documentManagement>
-    <_activity xmlns="8cae7b67-3e93-4988-9d5e-d2459feb474c" xsi:nil="true"/>
-  </documentManagement>
-</p:properties>
-</file>
-
-<file path=customXml/item2.xml><?xml version="1.0" encoding="utf-8"?>
-<?mso-contentType ?>
-<FormTemplates xmlns="http://schemas.microsoft.com/sharepoint/v3/contenttype/forms">
-  <Display>DocumentLibraryForm</Display>
-  <Edit>DocumentLibraryForm</Edit>
-  <New>DocumentLibraryForm</New>
-</FormTemplates>
-</file>
-
-<file path=customXml/item3.xml><?xml version="1.0" encoding="utf-8"?>
 <ct:contentTypeSchema xmlns:ct="http://schemas.microsoft.com/office/2006/metadata/contentType" xmlns:ma="http://schemas.microsoft.com/office/2006/metadata/properties/metaAttributes" ct:_="" ma:_="" ma:contentTypeName="Document" ma:contentTypeID="0x0101004872F8B5D861D1409C4032B34B185417" ma:contentTypeVersion="11" ma:contentTypeDescription="Create a new document." ma:contentTypeScope="" ma:versionID="1db1e0f976b16622cb60971860d8d009">
   <xsd:schema xmlns:xsd="http://www.w3.org/2001/XMLSchema" xmlns:xs="http://www.w3.org/2001/XMLSchema" xmlns:p="http://schemas.microsoft.com/office/2006/metadata/properties" xmlns:ns3="8cae7b67-3e93-4988-9d5e-d2459feb474c" targetNamespace="http://schemas.microsoft.com/office/2006/metadata/properties" ma:root="true" ma:fieldsID="40b9f0aeaf3d0cc6e86739c38471e88f" ns3:_="">
     <xsd:import namespace="8cae7b67-3e93-4988-9d5e-d2459feb474c"/>
@@ -3826,25 +4349,24 @@
 </ct:contentTypeSchema>
 </file>
 
-<file path=customXml/itemProps1.xml><?xml version="1.0" encoding="utf-8"?>
-<ds:datastoreItem xmlns:ds="http://schemas.openxmlformats.org/officeDocument/2006/customXml" ds:itemID="{6FCACA6F-5520-4176-9380-A532EE664A09}">
-  <ds:schemaRefs>
-    <ds:schemaRef ds:uri="http://schemas.microsoft.com/office/2006/metadata/properties"/>
-    <ds:schemaRef ds:uri="http://schemas.microsoft.com/office/infopath/2007/PartnerControls"/>
-    <ds:schemaRef ds:uri="8cae7b67-3e93-4988-9d5e-d2459feb474c"/>
-  </ds:schemaRefs>
-</ds:datastoreItem>
+<file path=customXml/item2.xml><?xml version="1.0" encoding="utf-8"?>
+<?mso-contentType ?>
+<FormTemplates xmlns="http://schemas.microsoft.com/sharepoint/v3/contenttype/forms">
+  <Display>DocumentLibraryForm</Display>
+  <Edit>DocumentLibraryForm</Edit>
+  <New>DocumentLibraryForm</New>
+</FormTemplates>
 </file>
 
-<file path=customXml/itemProps2.xml><?xml version="1.0" encoding="utf-8"?>
-<ds:datastoreItem xmlns:ds="http://schemas.openxmlformats.org/officeDocument/2006/customXml" ds:itemID="{8A18FC9F-D3D9-445F-BB5C-C19EEC50FD04}">
-  <ds:schemaRefs>
-    <ds:schemaRef ds:uri="http://schemas.microsoft.com/sharepoint/v3/contenttype/forms"/>
-  </ds:schemaRefs>
-</ds:datastoreItem>
+<file path=customXml/item3.xml><?xml version="1.0" encoding="utf-8"?>
+<p:properties xmlns:p="http://schemas.microsoft.com/office/2006/metadata/properties" xmlns:xsi="http://www.w3.org/2001/XMLSchema-instance" xmlns:pc="http://schemas.microsoft.com/office/infopath/2007/PartnerControls">
+  <documentManagement>
+    <_activity xmlns="8cae7b67-3e93-4988-9d5e-d2459feb474c" xsi:nil="true"/>
+  </documentManagement>
+</p:properties>
 </file>
 
-<file path=customXml/itemProps3.xml><?xml version="1.0" encoding="utf-8"?>
+<file path=customXml/itemProps1.xml><?xml version="1.0" encoding="utf-8"?>
 <ds:datastoreItem xmlns:ds="http://schemas.openxmlformats.org/officeDocument/2006/customXml" ds:itemID="{FA353D10-0E66-464C-B466-DFFBFB6402BE}">
   <ds:schemaRefs>
     <ds:schemaRef ds:uri="http://schemas.microsoft.com/office/2006/metadata/contentType"/>
@@ -3860,4 +4382,22 @@
     <ds:schemaRef ds:uri="http://schemas.microsoft.com/internal/obd"/>
   </ds:schemaRefs>
 </ds:datastoreItem>
+</file>
+
+<file path=customXml/itemProps2.xml><?xml version="1.0" encoding="utf-8"?>
+<ds:datastoreItem xmlns:ds="http://schemas.openxmlformats.org/officeDocument/2006/customXml" ds:itemID="{8A18FC9F-D3D9-445F-BB5C-C19EEC50FD04}">
+  <ds:schemaRefs>
+    <ds:schemaRef ds:uri="http://schemas.microsoft.com/sharepoint/v3/contenttype/forms"/>
+  </ds:schemaRefs>
+</ds:datastoreItem>
+</file>
+
+<file path=customXml/itemProps3.xml><?xml version="1.0" encoding="utf-8"?>
+<ds:datastoreItem xmlns:ds="http://schemas.openxmlformats.org/officeDocument/2006/customXml" ds:itemID="{6FCACA6F-5520-4176-9380-A532EE664A09}">
+  <ds:schemaRefs>
+    <ds:schemaRef ds:uri="http://schemas.microsoft.com/office/2006/metadata/properties"/>
+    <ds:schemaRef ds:uri="http://schemas.microsoft.com/office/infopath/2007/PartnerControls"/>
+    <ds:schemaRef ds:uri="8cae7b67-3e93-4988-9d5e-d2459feb474c"/>
+  </ds:schemaRefs>
+</ds:datastoreItem>
 </file>
--- a/Day4-Calculator.docx
+++ b/Day4-Calculator.docx
@@ -105,11 +105,7 @@
         <w:ind w:left="1080"/>
       </w:pPr>
       <w:r>
-        <w:t xml:space="preserve">Note: This lesson spans two files — `Program.cs` (the </w:t>
-      </w:r>
-      <w:r>
-        <w:lastRenderedPageBreak/>
-        <w:t>app entry point) and `MathPlugin.cs` (the native plugin) — because plugins are meant to be written as standalone, reusable classes rather than inline code.</w:t>
+        <w:t>Note: This lesson spans two files — `Program.cs` (the app entry point) and `MathPlugin.cs` (the native plugin) — because plugins are meant to be written as standalone, reusable classes rather than inline code.</w:t>
       </w:r>
     </w:p>
     <w:p/>
@@ -153,6 +149,7 @@
         <w:rPr>
           <w:b/>
         </w:rPr>
+        <w:lastRenderedPageBreak/>
         <w:t>The [KernelFunction] Attribute</w:t>
       </w:r>
       <w:r>
@@ -194,11 +191,7 @@
         <w:t>Registering Plugins</w:t>
       </w:r>
       <w:r>
-        <w:t>: `builder.Plugins.AddFromType&lt;MathPlugin&gt;(</w:t>
-      </w:r>
-      <w:r>
-        <w:lastRenderedPageBreak/>
-        <w:t>"Math")` registers the class with the kernel under the namespace `"Math"`, making its functions callable as `Math.Add`, `Math.Subtract`, etc.</w:t>
+        <w:t>: `builder.Plugins.AddFromType&lt;MathPlugin&gt;("Math")` registers the class with the kernel under the namespace `"Math"`, making its functions callable as `Math.Add`, `Math.Subtract`, etc.</w:t>
       </w:r>
     </w:p>
     <w:p>
@@ -322,47 +315,904 @@
           <w:rFonts w:ascii="Consolas" w:hAnsi="Consolas"/>
           <w:sz w:val="19"/>
         </w:rPr>
-        <w:t>// precise arithmetic. Thi</w:t>
-      </w:r>
+        <w:t>// precise arithmetic. This episode fixes that by wrapping real C# math in a</w:t>
+      </w:r>
+    </w:p>
+    <w:p>
+      <w:pPr>
+        <w:pStyle w:val="NoSpacing"/>
+        <w:rPr>
+          <w:rFonts w:ascii="Consolas" w:hAnsi="Consolas"/>
+          <w:sz w:val="19"/>
+        </w:rPr>
+      </w:pPr>
+      <w:r>
+        <w:rPr>
+          <w:rFonts w:ascii="Consolas" w:hAnsi="Consolas"/>
+          <w:sz w:val="19"/>
+        </w:rPr>
+        <w:t>// native plugin (see MathPlugIn.cs) and enabling auto tool-invocation, so the</w:t>
+      </w:r>
+    </w:p>
+    <w:p>
+      <w:pPr>
+        <w:pStyle w:val="NoSpacing"/>
+        <w:rPr>
+          <w:rFonts w:ascii="Consolas" w:hAnsi="Consolas"/>
+          <w:sz w:val="19"/>
+        </w:rPr>
+      </w:pPr>
+      <w:r>
+        <w:rPr>
+          <w:rFonts w:ascii="Consolas" w:hAnsi="Consolas"/>
+          <w:sz w:val="19"/>
+        </w:rPr>
+        <w:t>// model can pause generation, call our code for the exact answer, and resume.</w:t>
+      </w:r>
+    </w:p>
+    <w:p>
+      <w:pPr>
+        <w:pStyle w:val="NoSpacing"/>
+        <w:rPr>
+          <w:rFonts w:ascii="Consolas" w:hAnsi="Consolas"/>
+          <w:sz w:val="19"/>
+        </w:rPr>
+      </w:pPr>
+      <w:r>
+        <w:rPr>
+          <w:rFonts w:ascii="Consolas" w:hAnsi="Consolas"/>
+          <w:sz w:val="19"/>
+        </w:rPr>
+        <w:t>using Microsoft.SemanticKernel;</w:t>
+      </w:r>
+    </w:p>
+    <w:p>
+      <w:pPr>
+        <w:pStyle w:val="NoSpacing"/>
+        <w:rPr>
+          <w:rFonts w:ascii="Consolas" w:hAnsi="Consolas"/>
+          <w:sz w:val="19"/>
+        </w:rPr>
+      </w:pPr>
+      <w:r>
+        <w:rPr>
+          <w:rFonts w:ascii="Consolas" w:hAnsi="Consolas"/>
+          <w:sz w:val="19"/>
+        </w:rPr>
+        <w:t>using Microsoft.SemanticKernel.Connectors.Google;</w:t>
+      </w:r>
+    </w:p>
+    <w:p>
+      <w:pPr>
+        <w:pStyle w:val="NoSpacing"/>
+        <w:rPr>
+          <w:rFonts w:ascii="Consolas" w:hAnsi="Consolas"/>
+          <w:sz w:val="19"/>
+        </w:rPr>
+      </w:pPr>
+      <w:r>
+        <w:rPr>
+          <w:rFonts w:ascii="Consolas" w:hAnsi="Consolas"/>
+          <w:sz w:val="19"/>
+        </w:rPr>
+        <w:t>using System.ComponentModel;</w:t>
+      </w:r>
+    </w:p>
+    <w:p>
+      <w:pPr>
+        <w:pStyle w:val="NoSpacing"/>
+        <w:rPr>
+          <w:rFonts w:ascii="Consolas" w:hAnsi="Consolas"/>
+          <w:sz w:val="19"/>
+        </w:rPr>
+      </w:pPr>
+    </w:p>
+    <w:p>
+      <w:pPr>
+        <w:pStyle w:val="NoSpacing"/>
+        <w:rPr>
+          <w:rFonts w:ascii="Consolas" w:hAnsi="Consolas"/>
+          <w:sz w:val="19"/>
+        </w:rPr>
+      </w:pPr>
+      <w:r>
+        <w:rPr>
+          <w:rFonts w:ascii="Consolas" w:hAnsi="Consolas"/>
+          <w:sz w:val="19"/>
+        </w:rPr>
+        <w:t>namespace Calculator</w:t>
+      </w:r>
+    </w:p>
+    <w:p>
+      <w:pPr>
+        <w:pStyle w:val="NoSpacing"/>
+        <w:rPr>
+          <w:rFonts w:ascii="Consolas" w:hAnsi="Consolas"/>
+          <w:sz w:val="19"/>
+        </w:rPr>
+      </w:pPr>
+      <w:r>
+        <w:rPr>
+          <w:rFonts w:ascii="Consolas" w:hAnsi="Consolas"/>
+          <w:sz w:val="19"/>
+        </w:rPr>
+        <w:t>{</w:t>
+      </w:r>
+    </w:p>
+    <w:p>
+      <w:pPr>
+        <w:pStyle w:val="NoSpacing"/>
+        <w:rPr>
+          <w:rFonts w:ascii="Consolas" w:hAnsi="Consolas"/>
+          <w:sz w:val="19"/>
+        </w:rPr>
+      </w:pPr>
+    </w:p>
+    <w:p>
+      <w:pPr>
+        <w:pStyle w:val="NoSpacing"/>
+        <w:rPr>
+          <w:rFonts w:ascii="Consolas" w:hAnsi="Consolas"/>
+          <w:sz w:val="19"/>
+        </w:rPr>
+      </w:pPr>
+      <w:r>
+        <w:rPr>
+          <w:rFonts w:ascii="Consolas" w:hAnsi="Consolas"/>
+          <w:sz w:val="19"/>
+        </w:rPr>
+        <w:t xml:space="preserve">    public class Program</w:t>
+      </w:r>
+    </w:p>
+    <w:p>
+      <w:pPr>
+        <w:pStyle w:val="NoSpacing"/>
+        <w:rPr>
+          <w:rFonts w:ascii="Consolas" w:hAnsi="Consolas"/>
+          <w:sz w:val="19"/>
+        </w:rPr>
+      </w:pPr>
+      <w:r>
+        <w:rPr>
+          <w:rFonts w:ascii="Consolas" w:hAnsi="Consolas"/>
+          <w:sz w:val="19"/>
+        </w:rPr>
+        <w:t xml:space="preserve">    {</w:t>
+      </w:r>
+    </w:p>
+    <w:p>
+      <w:pPr>
+        <w:pStyle w:val="NoSpacing"/>
+        <w:rPr>
+          <w:rFonts w:ascii="Consolas" w:hAnsi="Consolas"/>
+          <w:sz w:val="19"/>
+        </w:rPr>
+      </w:pPr>
+      <w:r>
+        <w:rPr>
+          <w:rFonts w:ascii="Consolas" w:hAnsi="Consolas"/>
+          <w:sz w:val="19"/>
+        </w:rPr>
+        <w:t xml:space="preserve">        static async Task Main(string[] args)</w:t>
+      </w:r>
+    </w:p>
+    <w:p>
+      <w:pPr>
+        <w:pStyle w:val="NoSpacing"/>
+        <w:rPr>
+          <w:rFonts w:ascii="Consolas" w:hAnsi="Consolas"/>
+          <w:sz w:val="19"/>
+        </w:rPr>
+      </w:pPr>
+      <w:r>
+        <w:rPr>
+          <w:rFonts w:ascii="Consolas" w:hAnsi="Consolas"/>
+          <w:sz w:val="19"/>
+        </w:rPr>
+        <w:t xml:space="preserve">        {</w:t>
+      </w:r>
+    </w:p>
+    <w:p>
+      <w:pPr>
+        <w:pStyle w:val="NoSpacing"/>
+        <w:rPr>
+          <w:rFonts w:ascii="Consolas" w:hAnsi="Consolas"/>
+          <w:sz w:val="19"/>
+        </w:rPr>
+      </w:pPr>
+      <w:r>
+        <w:rPr>
+          <w:rFonts w:ascii="Consolas" w:hAnsi="Consolas"/>
+          <w:sz w:val="19"/>
+        </w:rPr>
+        <w:t xml:space="preserve">            // Step 2: Init the kernel</w:t>
+      </w:r>
+    </w:p>
+    <w:p>
+      <w:pPr>
+        <w:pStyle w:val="NoSpacing"/>
+        <w:rPr>
+          <w:rFonts w:ascii="Consolas" w:hAnsi="Consolas"/>
+          <w:sz w:val="19"/>
+        </w:rPr>
+      </w:pPr>
+      <w:r>
+        <w:rPr>
+          <w:rFonts w:ascii="Consolas" w:hAnsi="Consolas"/>
+          <w:sz w:val="19"/>
+        </w:rPr>
+        <w:t xml:space="preserve">            var builder = Kernel.CreateBuilder();</w:t>
+      </w:r>
+    </w:p>
+    <w:p>
+      <w:pPr>
+        <w:pStyle w:val="NoSpacing"/>
+        <w:rPr>
+          <w:rFonts w:ascii="Consolas" w:hAnsi="Consolas"/>
+          <w:sz w:val="19"/>
+        </w:rPr>
+      </w:pPr>
       <w:r>
         <w:rPr>
           <w:rFonts w:ascii="Consolas" w:hAnsi="Consolas"/>
           <w:sz w:val="19"/>
         </w:rPr>
         <w:lastRenderedPageBreak/>
-        <w:t>s episode fixes that by wrapping real C# math in a</w:t>
-      </w:r>
-    </w:p>
-    <w:p>
-      <w:pPr>
-        <w:pStyle w:val="NoSpacing"/>
-        <w:rPr>
-          <w:rFonts w:ascii="Consolas" w:hAnsi="Consolas"/>
-          <w:sz w:val="19"/>
-        </w:rPr>
-      </w:pPr>
-      <w:r>
-        <w:rPr>
-          <w:rFonts w:ascii="Consolas" w:hAnsi="Consolas"/>
-          <w:sz w:val="19"/>
-        </w:rPr>
-        <w:t>// native plugin (see MathPlugIn.cs) and enabling auto tool-invocation, so the</w:t>
-      </w:r>
-    </w:p>
-    <w:p>
-      <w:pPr>
-        <w:pStyle w:val="NoSpacing"/>
-        <w:rPr>
-          <w:rFonts w:ascii="Consolas" w:hAnsi="Consolas"/>
-          <w:sz w:val="19"/>
-        </w:rPr>
-      </w:pPr>
-      <w:r>
-        <w:rPr>
-          <w:rFonts w:ascii="Consolas" w:hAnsi="Consolas"/>
-          <w:sz w:val="19"/>
-        </w:rPr>
-        <w:t>// model can pause generation, call our code for the exact answer, and resume.</w:t>
+        <w:t xml:space="preserve">            string apiKey = Environment.GetEnvironmentVariable("GEMINI_API_KEY")</w:t>
+      </w:r>
+    </w:p>
+    <w:p>
+      <w:pPr>
+        <w:pStyle w:val="NoSpacing"/>
+        <w:rPr>
+          <w:rFonts w:ascii="Consolas" w:hAnsi="Consolas"/>
+          <w:sz w:val="19"/>
+        </w:rPr>
+      </w:pPr>
+      <w:r>
+        <w:rPr>
+          <w:rFonts w:ascii="Consolas" w:hAnsi="Consolas"/>
+          <w:sz w:val="19"/>
+        </w:rPr>
+        <w:t xml:space="preserve">                ?? throw new Exception("GEMINI_API_KEY environment variable not set");</w:t>
+      </w:r>
+    </w:p>
+    <w:p>
+      <w:pPr>
+        <w:pStyle w:val="NoSpacing"/>
+        <w:rPr>
+          <w:rFonts w:ascii="Consolas" w:hAnsi="Consolas"/>
+          <w:sz w:val="19"/>
+        </w:rPr>
+      </w:pPr>
+      <w:r>
+        <w:rPr>
+          <w:rFonts w:ascii="Consolas" w:hAnsi="Consolas"/>
+          <w:sz w:val="19"/>
+        </w:rPr>
+        <w:t xml:space="preserve">            string modelId = "gemini-2.5-flash";</w:t>
+      </w:r>
+    </w:p>
+    <w:p>
+      <w:pPr>
+        <w:pStyle w:val="NoSpacing"/>
+        <w:rPr>
+          <w:rFonts w:ascii="Consolas" w:hAnsi="Consolas"/>
+          <w:sz w:val="19"/>
+        </w:rPr>
+      </w:pPr>
+    </w:p>
+    <w:p>
+      <w:pPr>
+        <w:pStyle w:val="NoSpacing"/>
+        <w:rPr>
+          <w:rFonts w:ascii="Consolas" w:hAnsi="Consolas"/>
+          <w:sz w:val="19"/>
+        </w:rPr>
+      </w:pPr>
+      <w:r>
+        <w:rPr>
+          <w:rFonts w:ascii="Consolas" w:hAnsi="Consolas"/>
+          <w:sz w:val="19"/>
+        </w:rPr>
+        <w:t xml:space="preserve">            builder.AddGoogleAIGeminiChatCompletion(modelId, apiKey);</w:t>
+      </w:r>
+    </w:p>
+    <w:p>
+      <w:pPr>
+        <w:pStyle w:val="NoSpacing"/>
+        <w:rPr>
+          <w:rFonts w:ascii="Consolas" w:hAnsi="Consolas"/>
+          <w:sz w:val="19"/>
+        </w:rPr>
+      </w:pPr>
+    </w:p>
+    <w:p>
+      <w:pPr>
+        <w:pStyle w:val="NoSpacing"/>
+        <w:rPr>
+          <w:rFonts w:ascii="Consolas" w:hAnsi="Consolas"/>
+          <w:sz w:val="19"/>
+        </w:rPr>
+      </w:pPr>
+      <w:r>
+        <w:rPr>
+          <w:rFonts w:ascii="Consolas" w:hAnsi="Consolas"/>
+          <w:sz w:val="19"/>
+        </w:rPr>
+        <w:t xml:space="preserve">            // Step 3: Load the native plug in</w:t>
+      </w:r>
+    </w:p>
+    <w:p>
+      <w:pPr>
+        <w:pStyle w:val="NoSpacing"/>
+        <w:rPr>
+          <w:rFonts w:ascii="Consolas" w:hAnsi="Consolas"/>
+          <w:sz w:val="19"/>
+        </w:rPr>
+      </w:pPr>
+      <w:r>
+        <w:rPr>
+          <w:rFonts w:ascii="Consolas" w:hAnsi="Consolas"/>
+          <w:sz w:val="19"/>
+        </w:rPr>
+        <w:t xml:space="preserve">            builder.Plugins.AddFromType&lt;MathPlugin&gt;("Math");</w:t>
+      </w:r>
+    </w:p>
+    <w:p>
+      <w:pPr>
+        <w:pStyle w:val="NoSpacing"/>
+        <w:rPr>
+          <w:rFonts w:ascii="Consolas" w:hAnsi="Consolas"/>
+          <w:sz w:val="19"/>
+        </w:rPr>
+      </w:pPr>
+    </w:p>
+    <w:p>
+      <w:pPr>
+        <w:pStyle w:val="NoSpacing"/>
+        <w:rPr>
+          <w:rFonts w:ascii="Consolas" w:hAnsi="Consolas"/>
+          <w:sz w:val="19"/>
+        </w:rPr>
+      </w:pPr>
+      <w:r>
+        <w:rPr>
+          <w:rFonts w:ascii="Consolas" w:hAnsi="Consolas"/>
+          <w:sz w:val="19"/>
+        </w:rPr>
+        <w:t xml:space="preserve">            Kernel kernel = builder.Build();</w:t>
+      </w:r>
+    </w:p>
+    <w:p>
+      <w:pPr>
+        <w:pStyle w:val="NoSpacing"/>
+        <w:rPr>
+          <w:rFonts w:ascii="Consolas" w:hAnsi="Consolas"/>
+          <w:sz w:val="19"/>
+        </w:rPr>
+      </w:pPr>
+    </w:p>
+    <w:p>
+      <w:pPr>
+        <w:pStyle w:val="NoSpacing"/>
+        <w:rPr>
+          <w:rFonts w:ascii="Consolas" w:hAnsi="Consolas"/>
+          <w:sz w:val="19"/>
+        </w:rPr>
+      </w:pPr>
+      <w:r>
+        <w:rPr>
+          <w:rFonts w:ascii="Consolas" w:hAnsi="Consolas"/>
+          <w:sz w:val="19"/>
+        </w:rPr>
+        <w:t xml:space="preserve">            // Step 4: Math word problem</w:t>
+      </w:r>
+    </w:p>
+    <w:p>
+      <w:pPr>
+        <w:pStyle w:val="NoSpacing"/>
+        <w:rPr>
+          <w:rFonts w:ascii="Consolas" w:hAnsi="Consolas"/>
+          <w:sz w:val="19"/>
+        </w:rPr>
+      </w:pPr>
+      <w:r>
+        <w:rPr>
+          <w:rFonts w:ascii="Consolas" w:hAnsi="Consolas"/>
+          <w:sz w:val="19"/>
+        </w:rPr>
+        <w:t xml:space="preserve">            string prompt = "I had 124 apples.  I ate 15 of them.  Then I multiplied the amount of apples I had left by 3.  Finally, I divided all my apples equally among myself and 3 friends.  How many apples did each person get?  Do all math using my tools.  Show your work step by step.";</w:t>
+      </w:r>
+    </w:p>
+    <w:p>
+      <w:pPr>
+        <w:pStyle w:val="NoSpacing"/>
+        <w:rPr>
+          <w:rFonts w:ascii="Consolas" w:hAnsi="Consolas"/>
+          <w:sz w:val="19"/>
+        </w:rPr>
+      </w:pPr>
+    </w:p>
+    <w:p>
+      <w:pPr>
+        <w:pStyle w:val="NoSpacing"/>
+        <w:rPr>
+          <w:rFonts w:ascii="Consolas" w:hAnsi="Consolas"/>
+          <w:sz w:val="19"/>
+        </w:rPr>
+      </w:pPr>
+      <w:r>
+        <w:rPr>
+          <w:rFonts w:ascii="Consolas" w:hAnsi="Consolas"/>
+          <w:sz w:val="19"/>
+        </w:rPr>
+        <w:t xml:space="preserve">            // Step 5: Enable Auto-Invocation of the tools. Without this, the</w:t>
+      </w:r>
+    </w:p>
+    <w:p>
+      <w:pPr>
+        <w:pStyle w:val="NoSpacing"/>
+        <w:rPr>
+          <w:rFonts w:ascii="Consolas" w:hAnsi="Consolas"/>
+          <w:sz w:val="19"/>
+        </w:rPr>
+      </w:pPr>
+      <w:r>
+        <w:rPr>
+          <w:rFonts w:ascii="Consolas" w:hAnsi="Consolas"/>
+          <w:sz w:val="19"/>
+        </w:rPr>
+        <w:t xml:space="preserve">            // model would know the Math plugin exists but wouldn't have</w:t>
+      </w:r>
+    </w:p>
+    <w:p>
+      <w:pPr>
+        <w:pStyle w:val="NoSpacing"/>
+        <w:rPr>
+          <w:rFonts w:ascii="Consolas" w:hAnsi="Consolas"/>
+          <w:sz w:val="19"/>
+        </w:rPr>
+      </w:pPr>
+      <w:r>
+        <w:rPr>
+          <w:rFonts w:ascii="Consolas" w:hAnsi="Consolas"/>
+          <w:sz w:val="19"/>
+        </w:rPr>
+        <w:t xml:space="preserve">            // permission to call it - it would just try (and fail) to guess</w:t>
+      </w:r>
+    </w:p>
+    <w:p>
+      <w:pPr>
+        <w:pStyle w:val="NoSpacing"/>
+        <w:rPr>
+          <w:rFonts w:ascii="Consolas" w:hAnsi="Consolas"/>
+          <w:sz w:val="19"/>
+        </w:rPr>
+      </w:pPr>
+      <w:r>
+        <w:rPr>
+          <w:rFonts w:ascii="Consolas" w:hAnsi="Consolas"/>
+          <w:sz w:val="19"/>
+        </w:rPr>
+        <w:t xml:space="preserve">            // the arithmetic itself.</w:t>
+      </w:r>
+    </w:p>
+    <w:p>
+      <w:pPr>
+        <w:pStyle w:val="NoSpacing"/>
+        <w:rPr>
+          <w:rFonts w:ascii="Consolas" w:hAnsi="Consolas"/>
+          <w:sz w:val="19"/>
+        </w:rPr>
+      </w:pPr>
+      <w:r>
+        <w:rPr>
+          <w:rFonts w:ascii="Consolas" w:hAnsi="Consolas"/>
+          <w:sz w:val="19"/>
+        </w:rPr>
+        <w:t xml:space="preserve">            var executionSettings = new GeminiPromptExecutionSettings</w:t>
+      </w:r>
+    </w:p>
+    <w:p>
+      <w:pPr>
+        <w:pStyle w:val="NoSpacing"/>
+        <w:rPr>
+          <w:rFonts w:ascii="Consolas" w:hAnsi="Consolas"/>
+          <w:sz w:val="19"/>
+        </w:rPr>
+      </w:pPr>
+      <w:r>
+        <w:rPr>
+          <w:rFonts w:ascii="Consolas" w:hAnsi="Consolas"/>
+          <w:sz w:val="19"/>
+        </w:rPr>
+        <w:t xml:space="preserve">            {</w:t>
+      </w:r>
+    </w:p>
+    <w:p>
+      <w:pPr>
+        <w:pStyle w:val="NoSpacing"/>
+        <w:rPr>
+          <w:rFonts w:ascii="Consolas" w:hAnsi="Consolas"/>
+          <w:sz w:val="19"/>
+        </w:rPr>
+      </w:pPr>
+      <w:r>
+        <w:rPr>
+          <w:rFonts w:ascii="Consolas" w:hAnsi="Consolas"/>
+          <w:sz w:val="19"/>
+        </w:rPr>
+        <w:t xml:space="preserve">                ToolCallBehavior = GeminiToolCallBehavior.AutoInvokeKernelFunctions</w:t>
+      </w:r>
+    </w:p>
+    <w:p>
+      <w:pPr>
+        <w:pStyle w:val="NoSpacing"/>
+        <w:rPr>
+          <w:rFonts w:ascii="Consolas" w:hAnsi="Consolas"/>
+          <w:sz w:val="19"/>
+        </w:rPr>
+      </w:pPr>
+      <w:r>
+        <w:rPr>
+          <w:rFonts w:ascii="Consolas" w:hAnsi="Consolas"/>
+          <w:sz w:val="19"/>
+        </w:rPr>
+        <w:t xml:space="preserve">            };</w:t>
+      </w:r>
+    </w:p>
+    <w:p>
+      <w:pPr>
+        <w:pStyle w:val="NoSpacing"/>
+        <w:rPr>
+          <w:rFonts w:ascii="Consolas" w:hAnsi="Consolas"/>
+          <w:sz w:val="19"/>
+        </w:rPr>
+      </w:pPr>
+    </w:p>
+    <w:p>
+      <w:pPr>
+        <w:pStyle w:val="NoSpacing"/>
+        <w:rPr>
+          <w:rFonts w:ascii="Consolas" w:hAnsi="Consolas"/>
+          <w:sz w:val="19"/>
+        </w:rPr>
+      </w:pPr>
+      <w:r>
+        <w:rPr>
+          <w:rFonts w:ascii="Consolas" w:hAnsi="Consolas"/>
+          <w:sz w:val="19"/>
+        </w:rPr>
+        <w:t xml:space="preserve">            var arguments = new KernelArguments(executionSettings);</w:t>
+      </w:r>
+    </w:p>
+    <w:p>
+      <w:pPr>
+        <w:pStyle w:val="NoSpacing"/>
+        <w:rPr>
+          <w:rFonts w:ascii="Consolas" w:hAnsi="Consolas"/>
+          <w:sz w:val="19"/>
+        </w:rPr>
+      </w:pPr>
+      <w:r>
+        <w:rPr>
+          <w:rFonts w:ascii="Consolas" w:hAnsi="Consolas"/>
+          <w:sz w:val="19"/>
+        </w:rPr>
+        <w:t xml:space="preserve">            Console.WriteLine($"Question: {prompt}");</w:t>
+      </w:r>
+    </w:p>
+    <w:p>
+      <w:pPr>
+        <w:pStyle w:val="NoSpacing"/>
+        <w:rPr>
+          <w:rFonts w:ascii="Consolas" w:hAnsi="Consolas"/>
+          <w:sz w:val="19"/>
+        </w:rPr>
+      </w:pPr>
+      <w:r>
+        <w:rPr>
+          <w:rFonts w:ascii="Consolas" w:hAnsi="Consolas"/>
+          <w:sz w:val="19"/>
+        </w:rPr>
+        <w:t xml:space="preserve">            Console.WriteLine("Thinking and invoking C# tools...\n");</w:t>
+      </w:r>
+    </w:p>
+    <w:p>
+      <w:pPr>
+        <w:pStyle w:val="NoSpacing"/>
+        <w:rPr>
+          <w:rFonts w:ascii="Consolas" w:hAnsi="Consolas"/>
+          <w:sz w:val="19"/>
+        </w:rPr>
+      </w:pPr>
+    </w:p>
+    <w:p>
+      <w:pPr>
+        <w:pStyle w:val="NoSpacing"/>
+        <w:rPr>
+          <w:rFonts w:ascii="Consolas" w:hAnsi="Consolas"/>
+          <w:sz w:val="19"/>
+        </w:rPr>
+      </w:pPr>
+      <w:r>
+        <w:rPr>
+          <w:rFonts w:ascii="Consolas" w:hAnsi="Consolas"/>
+          <w:sz w:val="19"/>
+        </w:rPr>
+        <w:t xml:space="preserve">            // Step 6: Run the prompt</w:t>
+      </w:r>
+    </w:p>
+    <w:p>
+      <w:pPr>
+        <w:pStyle w:val="NoSpacing"/>
+        <w:rPr>
+          <w:rFonts w:ascii="Consolas" w:hAnsi="Consolas"/>
+          <w:sz w:val="19"/>
+        </w:rPr>
+      </w:pPr>
+      <w:r>
+        <w:rPr>
+          <w:rFonts w:ascii="Consolas" w:hAnsi="Consolas"/>
+          <w:sz w:val="19"/>
+        </w:rPr>
+        <w:t xml:space="preserve">            var result = await kernel.InvokePromptAsync(prompt, arguments);</w:t>
+      </w:r>
+    </w:p>
+    <w:p>
+      <w:pPr>
+        <w:pStyle w:val="NoSpacing"/>
+        <w:rPr>
+          <w:rFonts w:ascii="Consolas" w:hAnsi="Consolas"/>
+          <w:sz w:val="19"/>
+        </w:rPr>
+      </w:pPr>
+    </w:p>
+    <w:p>
+      <w:pPr>
+        <w:pStyle w:val="NoSpacing"/>
+        <w:rPr>
+          <w:rFonts w:ascii="Consolas" w:hAnsi="Consolas"/>
+          <w:sz w:val="19"/>
+        </w:rPr>
+      </w:pPr>
+      <w:r>
+        <w:rPr>
+          <w:rFonts w:ascii="Consolas" w:hAnsi="Consolas"/>
+          <w:sz w:val="19"/>
+        </w:rPr>
+        <w:t xml:space="preserve">            // Step 7: Display the final result</w:t>
+      </w:r>
+    </w:p>
+    <w:p>
+      <w:pPr>
+        <w:pStyle w:val="NoSpacing"/>
+        <w:rPr>
+          <w:rFonts w:ascii="Consolas" w:hAnsi="Consolas"/>
+          <w:sz w:val="19"/>
+        </w:rPr>
+      </w:pPr>
+      <w:r>
+        <w:rPr>
+          <w:rFonts w:ascii="Consolas" w:hAnsi="Consolas"/>
+          <w:sz w:val="19"/>
+        </w:rPr>
+        <w:t xml:space="preserve">            Console.WriteLine("\n --- AI response ---");</w:t>
+      </w:r>
+    </w:p>
+    <w:p>
+      <w:pPr>
+        <w:pStyle w:val="NoSpacing"/>
+        <w:rPr>
+          <w:rFonts w:ascii="Consolas" w:hAnsi="Consolas"/>
+          <w:sz w:val="19"/>
+        </w:rPr>
+      </w:pPr>
+      <w:r>
+        <w:rPr>
+          <w:rFonts w:ascii="Consolas" w:hAnsi="Consolas"/>
+          <w:sz w:val="19"/>
+        </w:rPr>
+        <w:t xml:space="preserve">            Console.WriteLine(result.ToString().Trim());</w:t>
+      </w:r>
+    </w:p>
+    <w:p>
+      <w:pPr>
+        <w:pStyle w:val="NoSpacing"/>
+        <w:rPr>
+          <w:rFonts w:ascii="Consolas" w:hAnsi="Consolas"/>
+          <w:sz w:val="19"/>
+        </w:rPr>
+      </w:pPr>
+      <w:r>
+        <w:rPr>
+          <w:rFonts w:ascii="Consolas" w:hAnsi="Consolas"/>
+          <w:sz w:val="19"/>
+        </w:rPr>
+        <w:t xml:space="preserve">            Console.WriteLine("-------------------");</w:t>
+      </w:r>
+    </w:p>
+    <w:p>
+      <w:pPr>
+        <w:pStyle w:val="NoSpacing"/>
+        <w:rPr>
+          <w:rFonts w:ascii="Consolas" w:hAnsi="Consolas"/>
+          <w:sz w:val="19"/>
+        </w:rPr>
+      </w:pPr>
+      <w:r>
+        <w:rPr>
+          <w:rFonts w:ascii="Consolas" w:hAnsi="Consolas"/>
+          <w:sz w:val="19"/>
+        </w:rPr>
+        <w:t xml:space="preserve">        }</w:t>
+      </w:r>
+    </w:p>
+    <w:p>
+      <w:pPr>
+        <w:pStyle w:val="NoSpacing"/>
+        <w:rPr>
+          <w:rFonts w:ascii="Consolas" w:hAnsi="Consolas"/>
+          <w:sz w:val="19"/>
+        </w:rPr>
+      </w:pPr>
+    </w:p>
+    <w:p>
+      <w:pPr>
+        <w:pStyle w:val="NoSpacing"/>
+        <w:rPr>
+          <w:rFonts w:ascii="Consolas" w:hAnsi="Consolas"/>
+          <w:sz w:val="19"/>
+        </w:rPr>
+      </w:pPr>
+      <w:r>
+        <w:rPr>
+          <w:rFonts w:ascii="Consolas" w:hAnsi="Consolas"/>
+          <w:sz w:val="19"/>
+        </w:rPr>
+        <w:t xml:space="preserve">    }</w:t>
+      </w:r>
+    </w:p>
+    <w:p>
+      <w:pPr>
+        <w:pStyle w:val="NoSpacing"/>
+        <w:rPr>
+          <w:rFonts w:ascii="Consolas" w:hAnsi="Consolas"/>
+          <w:sz w:val="19"/>
+        </w:rPr>
+      </w:pPr>
+      <w:r>
+        <w:rPr>
+          <w:rFonts w:ascii="Consolas" w:hAnsi="Consolas"/>
+          <w:sz w:val="19"/>
+        </w:rPr>
+        <w:t>}</w:t>
+      </w:r>
+    </w:p>
+    <w:p>
+      <w:pPr>
+        <w:rPr>
+          <w:b/>
+        </w:rPr>
+      </w:pPr>
+      <w:r>
+        <w:rPr>
+          <w:b/>
+        </w:rPr>
+        <w:t>MathPlugin.cs</w:t>
+      </w:r>
+    </w:p>
+    <w:p>
+      <w:pPr>
+        <w:pStyle w:val="NoSpacing"/>
+        <w:rPr>
+          <w:rFonts w:ascii="Consolas" w:hAnsi="Consolas"/>
+          <w:sz w:val="19"/>
+        </w:rPr>
+      </w:pPr>
+      <w:r>
+        <w:rPr>
+          <w:rFonts w:ascii="Consolas" w:hAnsi="Consolas"/>
+          <w:sz w:val="19"/>
+        </w:rPr>
+        <w:t>// MathPlugin</w:t>
+      </w:r>
+    </w:p>
+    <w:p>
+      <w:pPr>
+        <w:pStyle w:val="NoSpacing"/>
+        <w:rPr>
+          <w:rFonts w:ascii="Consolas" w:hAnsi="Consolas"/>
+          <w:sz w:val="19"/>
+        </w:rPr>
+      </w:pPr>
+      <w:r>
+        <w:rPr>
+          <w:rFonts w:ascii="Consolas" w:hAnsi="Consolas"/>
+          <w:sz w:val="19"/>
+        </w:rPr>
+        <w:t>// ---------------------------------------------------------------------------</w:t>
+      </w:r>
+    </w:p>
+    <w:p>
+      <w:pPr>
+        <w:pStyle w:val="NoSpacing"/>
+        <w:rPr>
+          <w:rFonts w:ascii="Consolas" w:hAnsi="Consolas"/>
+          <w:sz w:val="19"/>
+        </w:rPr>
+      </w:pPr>
+      <w:r>
+        <w:rPr>
+          <w:rFonts w:ascii="Consolas" w:hAnsi="Consolas"/>
+          <w:sz w:val="19"/>
+        </w:rPr>
+        <w:t>// A native C# plugin exposing basic arithmetic to the model. The</w:t>
+      </w:r>
+    </w:p>
+    <w:p>
+      <w:pPr>
+        <w:pStyle w:val="NoSpacing"/>
+        <w:rPr>
+          <w:rFonts w:ascii="Consolas" w:hAnsi="Consolas"/>
+          <w:sz w:val="19"/>
+        </w:rPr>
+      </w:pPr>
+      <w:r>
+        <w:rPr>
+          <w:rFonts w:ascii="Consolas" w:hAnsi="Consolas"/>
+          <w:sz w:val="19"/>
+        </w:rPr>
+        <w:t>// [KernelFunction] attribute exposes each method to Semantic Kernel; the</w:t>
+      </w:r>
+    </w:p>
+    <w:p>
+      <w:pPr>
+        <w:pStyle w:val="NoSpacing"/>
+        <w:rPr>
+          <w:rFonts w:ascii="Consolas" w:hAnsi="Consolas"/>
+          <w:sz w:val="19"/>
+        </w:rPr>
+      </w:pPr>
+      <w:r>
+        <w:rPr>
+          <w:rFonts w:ascii="Consolas" w:hAnsi="Consolas"/>
+          <w:sz w:val="19"/>
+        </w:rPr>
+        <w:t>// [Description] attributes are not just documentation for humans - Semantic</w:t>
+      </w:r>
+    </w:p>
+    <w:p>
+      <w:pPr>
+        <w:pStyle w:val="NoSpacing"/>
+        <w:rPr>
+          <w:rFonts w:ascii="Consolas" w:hAnsi="Consolas"/>
+          <w:sz w:val="19"/>
+        </w:rPr>
+      </w:pPr>
+      <w:r>
+        <w:rPr>
+          <w:rFonts w:ascii="Consolas" w:hAnsi="Consolas"/>
+          <w:sz w:val="19"/>
+        </w:rPr>
+        <w:t>// Kernel sends them to the model as a "tool manifest" so it knows which</w:t>
+      </w:r>
+    </w:p>
+    <w:p>
+      <w:pPr>
+        <w:pStyle w:val="NoSpacing"/>
+        <w:rPr>
+          <w:rFonts w:ascii="Consolas" w:hAnsi="Consolas"/>
+          <w:sz w:val="19"/>
+        </w:rPr>
+      </w:pPr>
+      <w:r>
+        <w:rPr>
+          <w:rFonts w:ascii="Consolas" w:hAnsi="Consolas"/>
+          <w:sz w:val="19"/>
+        </w:rPr>
+        <w:t>// function to call and what arguments to pass.</w:t>
       </w:r>
     </w:p>
     <w:p>
@@ -394,22 +1244,6 @@
           <w:rFonts w:ascii="Consolas" w:hAnsi="Consolas"/>
           <w:sz w:val="19"/>
         </w:rPr>
-        <w:t>using Microsoft.SemanticKernel.Connectors.Google;</w:t>
-      </w:r>
-    </w:p>
-    <w:p>
-      <w:pPr>
-        <w:pStyle w:val="NoSpacing"/>
-        <w:rPr>
-          <w:rFonts w:ascii="Consolas" w:hAnsi="Consolas"/>
-          <w:sz w:val="19"/>
-        </w:rPr>
-      </w:pPr>
-      <w:r>
-        <w:rPr>
-          <w:rFonts w:ascii="Consolas" w:hAnsi="Consolas"/>
-          <w:sz w:val="19"/>
-        </w:rPr>
         <w:t>using System.ComponentModel;</w:t>
       </w:r>
     </w:p>
@@ -462,21 +1296,28 @@
           <w:sz w:val="19"/>
         </w:rPr>
       </w:pPr>
-    </w:p>
-    <w:p>
-      <w:pPr>
-        <w:pStyle w:val="NoSpacing"/>
-        <w:rPr>
-          <w:rFonts w:ascii="Consolas" w:hAnsi="Consolas"/>
-          <w:sz w:val="19"/>
-        </w:rPr>
-      </w:pPr>
-      <w:r>
-        <w:rPr>
-          <w:rFonts w:ascii="Consolas" w:hAnsi="Consolas"/>
-          <w:sz w:val="19"/>
-        </w:rPr>
-        <w:t xml:space="preserve">    public class Program</w:t>
+      <w:r>
+        <w:rPr>
+          <w:rFonts w:ascii="Consolas" w:hAnsi="Consolas"/>
+          <w:sz w:val="19"/>
+        </w:rPr>
+        <w:t xml:space="preserve">    // Step 1: Define the Native C# Plugin</w:t>
+      </w:r>
+    </w:p>
+    <w:p>
+      <w:pPr>
+        <w:pStyle w:val="NoSpacing"/>
+        <w:rPr>
+          <w:rFonts w:ascii="Consolas" w:hAnsi="Consolas"/>
+          <w:sz w:val="19"/>
+        </w:rPr>
+      </w:pPr>
+      <w:r>
+        <w:rPr>
+          <w:rFonts w:ascii="Consolas" w:hAnsi="Consolas"/>
+          <w:sz w:val="19"/>
+        </w:rPr>
+        <w:t xml:space="preserve">    public class MathPlugin</w:t>
       </w:r>
     </w:p>
     <w:p>
@@ -508,7 +1349,40 @@
           <w:rFonts w:ascii="Consolas" w:hAnsi="Consolas"/>
           <w:sz w:val="19"/>
         </w:rPr>
-        <w:t xml:space="preserve">        static async Task Main(string[] args)</w:t>
+        <w:lastRenderedPageBreak/>
+        <w:t xml:space="preserve">        [KernelFunction("Add")]</w:t>
+      </w:r>
+    </w:p>
+    <w:p>
+      <w:pPr>
+        <w:pStyle w:val="NoSpacing"/>
+        <w:rPr>
+          <w:rFonts w:ascii="Consolas" w:hAnsi="Consolas"/>
+          <w:sz w:val="19"/>
+        </w:rPr>
+      </w:pPr>
+      <w:r>
+        <w:rPr>
+          <w:rFonts w:ascii="Consolas" w:hAnsi="Consolas"/>
+          <w:sz w:val="19"/>
+        </w:rPr>
+        <w:t xml:space="preserve">        [Description("Adds two numbers together.")]</w:t>
+      </w:r>
+    </w:p>
+    <w:p>
+      <w:pPr>
+        <w:pStyle w:val="NoSpacing"/>
+        <w:rPr>
+          <w:rFonts w:ascii="Consolas" w:hAnsi="Consolas"/>
+          <w:sz w:val="19"/>
+        </w:rPr>
+      </w:pPr>
+      <w:r>
+        <w:rPr>
+          <w:rFonts w:ascii="Consolas" w:hAnsi="Consolas"/>
+          <w:sz w:val="19"/>
+        </w:rPr>
+        <w:t xml:space="preserve">        public double Add([Description("The first number to add")] double number1, [Description("The second number to add")] double number2)</w:t>
       </w:r>
     </w:p>
     <w:p>
@@ -540,1405 +1414,645 @@
           <w:rFonts w:ascii="Consolas" w:hAnsi="Consolas"/>
           <w:sz w:val="19"/>
         </w:rPr>
-        <w:t xml:space="preserve">            // Step 2: Init the kernel</w:t>
-      </w:r>
-    </w:p>
-    <w:p>
-      <w:pPr>
-        <w:pStyle w:val="NoSpacing"/>
-        <w:rPr>
-          <w:rFonts w:ascii="Consolas" w:hAnsi="Consolas"/>
-          <w:sz w:val="19"/>
-        </w:rPr>
-      </w:pPr>
-      <w:r>
-        <w:rPr>
-          <w:rFonts w:ascii="Consolas" w:hAnsi="Consolas"/>
-          <w:sz w:val="19"/>
-        </w:rPr>
-        <w:t xml:space="preserve">            var builder = Kernel.CreateBuilder();</w:t>
-      </w:r>
-    </w:p>
-    <w:p>
-      <w:pPr>
-        <w:pStyle w:val="NoSpacing"/>
-        <w:rPr>
-          <w:rFonts w:ascii="Consolas" w:hAnsi="Consolas"/>
-          <w:sz w:val="19"/>
-        </w:rPr>
-      </w:pPr>
-      <w:r>
-        <w:rPr>
-          <w:rFonts w:ascii="Consolas" w:hAnsi="Consolas"/>
-          <w:sz w:val="19"/>
-        </w:rPr>
-        <w:t xml:space="preserve">            string apiKey = Environment.GetEnvironmentVariable("GEMINI_API_KEY")</w:t>
-      </w:r>
-    </w:p>
-    <w:p>
-      <w:pPr>
-        <w:pStyle w:val="NoSpacing"/>
-        <w:rPr>
-          <w:rFonts w:ascii="Consolas" w:hAnsi="Consolas"/>
-          <w:sz w:val="19"/>
-        </w:rPr>
-      </w:pPr>
-      <w:r>
-        <w:rPr>
-          <w:rFonts w:ascii="Consolas" w:hAnsi="Consolas"/>
-          <w:sz w:val="19"/>
-        </w:rPr>
-        <w:t xml:space="preserve">                ?? throw new Exception("GEMINI_API_KEY environment variable not set");</w:t>
-      </w:r>
-    </w:p>
-    <w:p>
-      <w:pPr>
-        <w:pStyle w:val="NoSpacing"/>
-        <w:rPr>
-          <w:rFonts w:ascii="Consolas" w:hAnsi="Consolas"/>
-          <w:sz w:val="19"/>
-        </w:rPr>
-      </w:pPr>
-      <w:r>
-        <w:rPr>
-          <w:rFonts w:ascii="Consolas" w:hAnsi="Consolas"/>
-          <w:sz w:val="19"/>
-        </w:rPr>
-        <w:t xml:space="preserve">            string modelId = "gemini-2.5-flash";</w:t>
-      </w:r>
-    </w:p>
-    <w:p>
-      <w:pPr>
-        <w:pStyle w:val="NoSpacing"/>
-        <w:rPr>
-          <w:rFonts w:ascii="Consolas" w:hAnsi="Consolas"/>
-          <w:sz w:val="19"/>
-        </w:rPr>
-      </w:pPr>
-    </w:p>
-    <w:p>
-      <w:pPr>
-        <w:pStyle w:val="NoSpacing"/>
-        <w:rPr>
-          <w:rFonts w:ascii="Consolas" w:hAnsi="Consolas"/>
-          <w:sz w:val="19"/>
-        </w:rPr>
-      </w:pPr>
-      <w:r>
-        <w:rPr>
-          <w:rFonts w:ascii="Consolas" w:hAnsi="Consolas"/>
-          <w:sz w:val="19"/>
-        </w:rPr>
-        <w:t xml:space="preserve">            builder.AddGoogleAIGeminiChatCompletion(modelId, apiKey);</w:t>
-      </w:r>
-    </w:p>
-    <w:p>
-      <w:pPr>
-        <w:pStyle w:val="NoSpacing"/>
-        <w:rPr>
-          <w:rFonts w:ascii="Consolas" w:hAnsi="Consolas"/>
-          <w:sz w:val="19"/>
-        </w:rPr>
-      </w:pPr>
-    </w:p>
-    <w:p>
-      <w:pPr>
-        <w:pStyle w:val="NoSpacing"/>
-        <w:rPr>
-          <w:rFonts w:ascii="Consolas" w:hAnsi="Consolas"/>
-          <w:sz w:val="19"/>
-        </w:rPr>
-      </w:pPr>
-      <w:r>
-        <w:rPr>
-          <w:rFonts w:ascii="Consolas" w:hAnsi="Consolas"/>
-          <w:sz w:val="19"/>
-        </w:rPr>
-        <w:t xml:space="preserve">            // Step 3: Load the native plug in</w:t>
-      </w:r>
-    </w:p>
-    <w:p>
-      <w:pPr>
-        <w:pStyle w:val="NoSpacing"/>
-        <w:rPr>
-          <w:rFonts w:ascii="Consolas" w:hAnsi="Consolas"/>
-          <w:sz w:val="19"/>
-        </w:rPr>
-      </w:pPr>
-      <w:r>
-        <w:rPr>
-          <w:rFonts w:ascii="Consolas" w:hAnsi="Consolas"/>
-          <w:sz w:val="19"/>
-        </w:rPr>
-        <w:t xml:space="preserve">            builder.Plugins.AddFromType&lt;MathPlugin&gt;("Math");</w:t>
-      </w:r>
-    </w:p>
-    <w:p>
-      <w:pPr>
-        <w:pStyle w:val="NoSpacing"/>
-        <w:rPr>
-          <w:rFonts w:ascii="Consolas" w:hAnsi="Consolas"/>
-          <w:sz w:val="19"/>
-        </w:rPr>
-      </w:pPr>
-    </w:p>
-    <w:p>
-      <w:pPr>
-        <w:pStyle w:val="NoSpacing"/>
-        <w:rPr>
-          <w:rFonts w:ascii="Consolas" w:hAnsi="Consolas"/>
-          <w:sz w:val="19"/>
-        </w:rPr>
-      </w:pPr>
-      <w:r>
-        <w:rPr>
-          <w:rFonts w:ascii="Consolas" w:hAnsi="Consolas"/>
-          <w:sz w:val="19"/>
-        </w:rPr>
-        <w:t xml:space="preserve">            Kernel kernel = builder.Build();</w:t>
-      </w:r>
-    </w:p>
-    <w:p>
-      <w:pPr>
-        <w:pStyle w:val="NoSpacing"/>
-        <w:rPr>
-          <w:rFonts w:ascii="Consolas" w:hAnsi="Consolas"/>
-          <w:sz w:val="19"/>
-        </w:rPr>
-      </w:pPr>
-    </w:p>
-    <w:p>
-      <w:pPr>
-        <w:pStyle w:val="NoSpacing"/>
-        <w:rPr>
-          <w:rFonts w:ascii="Consolas" w:hAnsi="Consolas"/>
-          <w:sz w:val="19"/>
-        </w:rPr>
-      </w:pPr>
-      <w:r>
-        <w:rPr>
-          <w:rFonts w:ascii="Consolas" w:hAnsi="Consolas"/>
-          <w:sz w:val="19"/>
-        </w:rPr>
-        <w:t xml:space="preserve">            // Step 4: Math word problem</w:t>
-      </w:r>
-    </w:p>
-    <w:p>
-      <w:pPr>
-        <w:pStyle w:val="NoSpacing"/>
-        <w:rPr>
-          <w:rFonts w:ascii="Consolas" w:hAnsi="Consolas"/>
-          <w:sz w:val="19"/>
-        </w:rPr>
-      </w:pPr>
-      <w:r>
-        <w:rPr>
-          <w:rFonts w:ascii="Consolas" w:hAnsi="Consolas"/>
-          <w:sz w:val="19"/>
-        </w:rPr>
-        <w:t xml:space="preserve">            string prompt = "I had 124 apples.  I ate 15 of them.  Then I multiplied the amount of apples I had left by 3.  Finally, I divided all my apples equally among myself and 3 friends.  How many apples did each person get?  Do all math using my tools.  Show yo</w:t>
-      </w:r>
-      <w:r>
-        <w:rPr>
-          <w:rFonts w:ascii="Consolas" w:hAnsi="Consolas"/>
-          <w:sz w:val="19"/>
-        </w:rPr>
+        <w:t xml:space="preserve">            Console.WriteLine($"[NATIVE CODE EXECUTION] Adding {number1} + {number2}");</w:t>
+      </w:r>
+    </w:p>
+    <w:p>
+      <w:pPr>
+        <w:pStyle w:val="NoSpacing"/>
+        <w:rPr>
+          <w:rFonts w:ascii="Consolas" w:hAnsi="Consolas"/>
+          <w:sz w:val="19"/>
+        </w:rPr>
+      </w:pPr>
+      <w:r>
+        <w:rPr>
+          <w:rFonts w:ascii="Consolas" w:hAnsi="Consolas"/>
+          <w:sz w:val="19"/>
+        </w:rPr>
+        <w:t xml:space="preserve">            return number1 + number2;</w:t>
+      </w:r>
+    </w:p>
+    <w:p>
+      <w:pPr>
+        <w:pStyle w:val="NoSpacing"/>
+        <w:rPr>
+          <w:rFonts w:ascii="Consolas" w:hAnsi="Consolas"/>
+          <w:sz w:val="19"/>
+        </w:rPr>
+      </w:pPr>
+      <w:r>
+        <w:rPr>
+          <w:rFonts w:ascii="Consolas" w:hAnsi="Consolas"/>
+          <w:sz w:val="19"/>
+        </w:rPr>
+        <w:t xml:space="preserve">        }</w:t>
+      </w:r>
+    </w:p>
+    <w:p>
+      <w:pPr>
+        <w:pStyle w:val="NoSpacing"/>
+        <w:rPr>
+          <w:rFonts w:ascii="Consolas" w:hAnsi="Consolas"/>
+          <w:sz w:val="19"/>
+        </w:rPr>
+      </w:pPr>
+    </w:p>
+    <w:p>
+      <w:pPr>
+        <w:pStyle w:val="NoSpacing"/>
+        <w:rPr>
+          <w:rFonts w:ascii="Consolas" w:hAnsi="Consolas"/>
+          <w:sz w:val="19"/>
+        </w:rPr>
+      </w:pPr>
+      <w:r>
+        <w:rPr>
+          <w:rFonts w:ascii="Consolas" w:hAnsi="Consolas"/>
+          <w:sz w:val="19"/>
+        </w:rPr>
+        <w:t xml:space="preserve">        [KernelFunction("Subtract")]</w:t>
+      </w:r>
+    </w:p>
+    <w:p>
+      <w:pPr>
+        <w:pStyle w:val="NoSpacing"/>
+        <w:rPr>
+          <w:rFonts w:ascii="Consolas" w:hAnsi="Consolas"/>
+          <w:sz w:val="19"/>
+        </w:rPr>
+      </w:pPr>
+      <w:r>
+        <w:rPr>
+          <w:rFonts w:ascii="Consolas" w:hAnsi="Consolas"/>
+          <w:sz w:val="19"/>
+        </w:rPr>
+        <w:t xml:space="preserve">        [Description("Subtracts the second number from the first number.")]</w:t>
+      </w:r>
+    </w:p>
+    <w:p>
+      <w:pPr>
+        <w:pStyle w:val="NoSpacing"/>
+        <w:rPr>
+          <w:rFonts w:ascii="Consolas" w:hAnsi="Consolas"/>
+          <w:sz w:val="19"/>
+        </w:rPr>
+      </w:pPr>
+      <w:r>
+        <w:rPr>
+          <w:rFonts w:ascii="Consolas" w:hAnsi="Consolas"/>
+          <w:sz w:val="19"/>
+        </w:rPr>
+        <w:t xml:space="preserve">        public double Subtract([Description("The number to subtract from")] double number1, [Description("The number to subtract")] double number2)</w:t>
+      </w:r>
+    </w:p>
+    <w:p>
+      <w:pPr>
+        <w:pStyle w:val="NoSpacing"/>
+        <w:rPr>
+          <w:rFonts w:ascii="Consolas" w:hAnsi="Consolas"/>
+          <w:sz w:val="19"/>
+        </w:rPr>
+      </w:pPr>
+      <w:r>
+        <w:rPr>
+          <w:rFonts w:ascii="Consolas" w:hAnsi="Consolas"/>
+          <w:sz w:val="19"/>
+        </w:rPr>
+        <w:t xml:space="preserve">        {</w:t>
+      </w:r>
+    </w:p>
+    <w:p>
+      <w:pPr>
+        <w:pStyle w:val="NoSpacing"/>
+        <w:rPr>
+          <w:rFonts w:ascii="Consolas" w:hAnsi="Consolas"/>
+          <w:sz w:val="19"/>
+        </w:rPr>
+      </w:pPr>
+      <w:r>
+        <w:rPr>
+          <w:rFonts w:ascii="Consolas" w:hAnsi="Consolas"/>
+          <w:sz w:val="19"/>
+        </w:rPr>
+        <w:t xml:space="preserve">            Console.WriteLine($"[NATIVE CODE EXECUTION] Subtracting {number1} - {number2}");</w:t>
+      </w:r>
+    </w:p>
+    <w:p>
+      <w:pPr>
+        <w:pStyle w:val="NoSpacing"/>
+        <w:rPr>
+          <w:rFonts w:ascii="Consolas" w:hAnsi="Consolas"/>
+          <w:sz w:val="19"/>
+        </w:rPr>
+      </w:pPr>
+      <w:r>
+        <w:rPr>
+          <w:rFonts w:ascii="Consolas" w:hAnsi="Consolas"/>
+          <w:sz w:val="19"/>
+        </w:rPr>
+        <w:t xml:space="preserve">            return number1 - number2;</w:t>
+      </w:r>
+    </w:p>
+    <w:p>
+      <w:pPr>
+        <w:pStyle w:val="NoSpacing"/>
+        <w:rPr>
+          <w:rFonts w:ascii="Consolas" w:hAnsi="Consolas"/>
+          <w:sz w:val="19"/>
+        </w:rPr>
+      </w:pPr>
+      <w:r>
+        <w:rPr>
+          <w:rFonts w:ascii="Consolas" w:hAnsi="Consolas"/>
+          <w:sz w:val="19"/>
+        </w:rPr>
+        <w:t xml:space="preserve">        }</w:t>
+      </w:r>
+    </w:p>
+    <w:p>
+      <w:pPr>
+        <w:pStyle w:val="NoSpacing"/>
+        <w:rPr>
+          <w:rFonts w:ascii="Consolas" w:hAnsi="Consolas"/>
+          <w:sz w:val="19"/>
+        </w:rPr>
+      </w:pPr>
+    </w:p>
+    <w:p>
+      <w:pPr>
+        <w:pStyle w:val="NoSpacing"/>
+        <w:rPr>
+          <w:rFonts w:ascii="Consolas" w:hAnsi="Consolas"/>
+          <w:sz w:val="19"/>
+        </w:rPr>
+      </w:pPr>
+      <w:r>
+        <w:rPr>
+          <w:rFonts w:ascii="Consolas" w:hAnsi="Consolas"/>
+          <w:sz w:val="19"/>
+        </w:rPr>
+        <w:t xml:space="preserve">        [KernelFunction("Multiply")]</w:t>
+      </w:r>
+    </w:p>
+    <w:p>
+      <w:pPr>
+        <w:pStyle w:val="NoSpacing"/>
+        <w:rPr>
+          <w:rFonts w:ascii="Consolas" w:hAnsi="Consolas"/>
+          <w:sz w:val="19"/>
+        </w:rPr>
+      </w:pPr>
+      <w:r>
+        <w:rPr>
+          <w:rFonts w:ascii="Consolas" w:hAnsi="Consolas"/>
+          <w:sz w:val="19"/>
+        </w:rPr>
+        <w:t xml:space="preserve">        [Description("Multiplies two numbers together.")]</w:t>
+      </w:r>
+    </w:p>
+    <w:p>
+      <w:pPr>
+        <w:pStyle w:val="NoSpacing"/>
+        <w:rPr>
+          <w:rFonts w:ascii="Consolas" w:hAnsi="Consolas"/>
+          <w:sz w:val="19"/>
+        </w:rPr>
+      </w:pPr>
+      <w:r>
+        <w:rPr>
+          <w:rFonts w:ascii="Consolas" w:hAnsi="Consolas"/>
+          <w:sz w:val="19"/>
+        </w:rPr>
+        <w:t xml:space="preserve">        public double Multiply([Description("The first number to multiply")] double number1, [Description("The second number to multiply")] double number2)</w:t>
+      </w:r>
+    </w:p>
+    <w:p>
+      <w:pPr>
+        <w:pStyle w:val="NoSpacing"/>
+        <w:rPr>
+          <w:rFonts w:ascii="Consolas" w:hAnsi="Consolas"/>
+          <w:sz w:val="19"/>
+        </w:rPr>
+      </w:pPr>
+      <w:r>
+        <w:rPr>
+          <w:rFonts w:ascii="Consolas" w:hAnsi="Consolas"/>
+          <w:sz w:val="19"/>
+        </w:rPr>
+        <w:t xml:space="preserve">        {</w:t>
+      </w:r>
+    </w:p>
+    <w:p>
+      <w:pPr>
+        <w:pStyle w:val="NoSpacing"/>
+        <w:rPr>
+          <w:rFonts w:ascii="Consolas" w:hAnsi="Consolas"/>
+          <w:sz w:val="19"/>
+        </w:rPr>
+      </w:pPr>
+      <w:r>
+        <w:rPr>
+          <w:rFonts w:ascii="Consolas" w:hAnsi="Consolas"/>
+          <w:sz w:val="19"/>
+        </w:rPr>
+        <w:t xml:space="preserve">            Console.WriteLine($"[NATIVE CODE EXECUTION] Multiplying {number1} * {number2}");</w:t>
+      </w:r>
+    </w:p>
+    <w:p>
+      <w:pPr>
+        <w:pStyle w:val="NoSpacing"/>
+        <w:rPr>
+          <w:rFonts w:ascii="Consolas" w:hAnsi="Consolas"/>
+          <w:sz w:val="19"/>
+        </w:rPr>
+      </w:pPr>
+      <w:r>
+        <w:rPr>
+          <w:rFonts w:ascii="Consolas" w:hAnsi="Consolas"/>
+          <w:sz w:val="19"/>
+        </w:rPr>
+        <w:t xml:space="preserve">            return number1 * number2;</w:t>
+      </w:r>
+    </w:p>
+    <w:p>
+      <w:pPr>
+        <w:pStyle w:val="NoSpacing"/>
+        <w:rPr>
+          <w:rFonts w:ascii="Consolas" w:hAnsi="Consolas"/>
+          <w:sz w:val="19"/>
+        </w:rPr>
+      </w:pPr>
+      <w:r>
+        <w:rPr>
+          <w:rFonts w:ascii="Consolas" w:hAnsi="Consolas"/>
+          <w:sz w:val="19"/>
+        </w:rPr>
+        <w:t xml:space="preserve">        }</w:t>
+      </w:r>
+    </w:p>
+    <w:p>
+      <w:pPr>
+        <w:pStyle w:val="NoSpacing"/>
+        <w:rPr>
+          <w:rFonts w:ascii="Consolas" w:hAnsi="Consolas"/>
+          <w:sz w:val="19"/>
+        </w:rPr>
+      </w:pPr>
+    </w:p>
+    <w:p>
+      <w:pPr>
+        <w:pStyle w:val="NoSpacing"/>
+        <w:rPr>
+          <w:rFonts w:ascii="Consolas" w:hAnsi="Consolas"/>
+          <w:sz w:val="19"/>
+        </w:rPr>
+      </w:pPr>
+      <w:r>
+        <w:rPr>
+          <w:rFonts w:ascii="Consolas" w:hAnsi="Consolas"/>
+          <w:sz w:val="19"/>
+        </w:rPr>
+        <w:t xml:space="preserve">        [KernelFunction("Divide")]</w:t>
+      </w:r>
+    </w:p>
+    <w:p>
+      <w:pPr>
+        <w:pStyle w:val="NoSpacing"/>
+        <w:rPr>
+          <w:rFonts w:ascii="Consolas" w:hAnsi="Consolas"/>
+          <w:sz w:val="19"/>
+        </w:rPr>
+      </w:pPr>
+      <w:r>
+        <w:rPr>
+          <w:rFonts w:ascii="Consolas" w:hAnsi="Consolas"/>
+          <w:sz w:val="19"/>
+        </w:rPr>
+        <w:t xml:space="preserve">        [Description("Divides the first number by the second number.")]</w:t>
+      </w:r>
+    </w:p>
+    <w:p>
+      <w:pPr>
+        <w:pStyle w:val="NoSpacing"/>
+        <w:rPr>
+          <w:rFonts w:ascii="Consolas" w:hAnsi="Consolas"/>
+          <w:sz w:val="19"/>
+        </w:rPr>
+      </w:pPr>
+      <w:r>
+        <w:rPr>
+          <w:rFonts w:ascii="Consolas" w:hAnsi="Consolas"/>
+          <w:sz w:val="19"/>
+        </w:rPr>
+        <w:t xml:space="preserve">        public double Divide([Description("The number to divide")] double number1, [Description("The number to divide by")] double number2)</w:t>
+      </w:r>
+    </w:p>
+    <w:p>
+      <w:pPr>
+        <w:pStyle w:val="NoSpacing"/>
+        <w:rPr>
+          <w:rFonts w:ascii="Consolas" w:hAnsi="Consolas"/>
+          <w:sz w:val="19"/>
+        </w:rPr>
+      </w:pPr>
+      <w:r>
+        <w:rPr>
+          <w:rFonts w:ascii="Consolas" w:hAnsi="Consolas"/>
+          <w:sz w:val="19"/>
+        </w:rPr>
+        <w:t xml:space="preserve">        {</w:t>
+      </w:r>
+    </w:p>
+    <w:p>
+      <w:pPr>
+        <w:pStyle w:val="NoSpacing"/>
+        <w:rPr>
+          <w:rFonts w:ascii="Consolas" w:hAnsi="Consolas"/>
+          <w:sz w:val="19"/>
+        </w:rPr>
+      </w:pPr>
+      <w:r>
+        <w:rPr>
+          <w:rFonts w:ascii="Consolas" w:hAnsi="Consolas"/>
+          <w:sz w:val="19"/>
+        </w:rPr>
+        <w:t xml:space="preserve">            // Guard: double division by zero </w:t>
+      </w:r>
+      <w:r>
+        <w:rPr>
+          <w:rFonts w:ascii="Consolas" w:hAnsi="Consolas"/>
+          <w:sz w:val="19"/>
+        </w:rPr>
+        <w:t>doesn't throw</w:t>
+      </w:r>
+      <w:r>
+        <w:rPr>
+          <w:rFonts w:ascii="Consolas" w:hAnsi="Consolas"/>
+          <w:sz w:val="19"/>
+        </w:rPr>
+        <w:t>, it silently returns</w:t>
+      </w:r>
+    </w:p>
+    <w:p>
+      <w:pPr>
+        <w:pStyle w:val="NoSpacing"/>
+        <w:rPr>
+          <w:rFonts w:ascii="Consolas" w:hAnsi="Consolas"/>
+          <w:sz w:val="19"/>
+        </w:rPr>
+      </w:pPr>
+      <w:r>
+        <w:rPr>
+          <w:rFonts w:ascii="Consolas" w:hAnsi="Consolas"/>
+          <w:sz w:val="19"/>
+        </w:rPr>
+        <w:t xml:space="preserve">            // Infinity/NaN. Throw a descriptive exception instead so Semantic</w:t>
+      </w:r>
+    </w:p>
+    <w:p>
+      <w:pPr>
+        <w:pStyle w:val="NoSpacing"/>
+        <w:rPr>
+          <w:rFonts w:ascii="Consolas" w:hAnsi="Consolas"/>
+          <w:sz w:val="19"/>
+        </w:rPr>
+      </w:pPr>
+      <w:r>
+        <w:rPr>
+          <w:rFonts w:ascii="Consolas" w:hAnsi="Consolas"/>
+          <w:sz w:val="19"/>
+        </w:rPr>
+        <w:t xml:space="preserve">            // Kernel can surface a real tool error back to the model.</w:t>
+      </w:r>
+    </w:p>
+    <w:p>
+      <w:pPr>
+        <w:pStyle w:val="NoSpacing"/>
+        <w:rPr>
+          <w:rFonts w:ascii="Consolas" w:hAnsi="Consolas"/>
+          <w:sz w:val="19"/>
+        </w:rPr>
+      </w:pPr>
+      <w:r>
+        <w:rPr>
+          <w:rFonts w:ascii="Consolas" w:hAnsi="Consolas"/>
+          <w:sz w:val="19"/>
+        </w:rPr>
+        <w:t xml:space="preserve">            if (number2 == 0)</w:t>
+      </w:r>
+    </w:p>
+    <w:p>
+      <w:pPr>
+        <w:pStyle w:val="NoSpacing"/>
+        <w:rPr>
+          <w:rFonts w:ascii="Consolas" w:hAnsi="Consolas"/>
+          <w:sz w:val="19"/>
+        </w:rPr>
+      </w:pPr>
+      <w:r>
+        <w:rPr>
+          <w:rFonts w:ascii="Consolas" w:hAnsi="Consolas"/>
+          <w:sz w:val="19"/>
+        </w:rPr>
+        <w:t xml:space="preserve">            {</w:t>
+      </w:r>
+    </w:p>
+    <w:p>
+      <w:pPr>
+        <w:pStyle w:val="NoSpacing"/>
+        <w:rPr>
+          <w:rFonts w:ascii="Consolas" w:hAnsi="Consolas"/>
+          <w:sz w:val="19"/>
+        </w:rPr>
+      </w:pPr>
+      <w:r>
+        <w:rPr>
+          <w:rFonts w:ascii="Consolas" w:hAnsi="Consolas"/>
+          <w:sz w:val="19"/>
+        </w:rPr>
+        <w:t xml:space="preserve">                throw new DivideByZeroException("Cannot divide by zero.");</w:t>
+      </w:r>
+    </w:p>
+    <w:p>
+      <w:pPr>
+        <w:pStyle w:val="NoSpacing"/>
+        <w:rPr>
+          <w:rFonts w:ascii="Consolas" w:hAnsi="Consolas"/>
+          <w:sz w:val="19"/>
+        </w:rPr>
+      </w:pPr>
+      <w:r>
+        <w:rPr>
+          <w:rFonts w:ascii="Consolas" w:hAnsi="Consolas"/>
+          <w:sz w:val="19"/>
+        </w:rPr>
+        <w:t xml:space="preserve">            }</w:t>
+      </w:r>
+    </w:p>
+    <w:p>
+      <w:pPr>
+        <w:pStyle w:val="NoSpacing"/>
+        <w:rPr>
+          <w:rFonts w:ascii="Consolas" w:hAnsi="Consolas"/>
+          <w:sz w:val="19"/>
+        </w:rPr>
+      </w:pPr>
+    </w:p>
+    <w:p>
+      <w:pPr>
+        <w:pStyle w:val="NoSpacing"/>
+        <w:rPr>
+          <w:rFonts w:ascii="Consolas" w:hAnsi="Consolas"/>
+          <w:sz w:val="19"/>
+        </w:rPr>
+      </w:pPr>
+      <w:r>
+        <w:rPr>
+          <w:rFonts w:ascii="Consolas" w:hAnsi="Consolas"/>
+          <w:sz w:val="19"/>
+        </w:rPr>
+        <w:t xml:space="preserve">            Console.WriteLine($"[NATIVE CODE EXECUTION] Dividing {number1} / {number2}");</w:t>
+      </w:r>
+    </w:p>
+    <w:p>
+      <w:pPr>
+        <w:pStyle w:val="NoSpacing"/>
+        <w:rPr>
+          <w:rFonts w:ascii="Consolas" w:hAnsi="Consolas"/>
+          <w:sz w:val="19"/>
+        </w:rPr>
+      </w:pPr>
+      <w:r>
+        <w:rPr>
+          <w:rFonts w:ascii="Consolas" w:hAnsi="Consolas"/>
+          <w:sz w:val="19"/>
+        </w:rPr>
+        <w:t xml:space="preserve">            return number1 / number2;</w:t>
+      </w:r>
+    </w:p>
+    <w:p>
+      <w:pPr>
+        <w:pStyle w:val="NoSpacing"/>
+        <w:rPr>
+          <w:rFonts w:ascii="Consolas" w:hAnsi="Consolas"/>
+          <w:sz w:val="19"/>
+        </w:rPr>
+      </w:pPr>
+      <w:r>
+        <w:rPr>
+          <w:rFonts w:ascii="Consolas" w:hAnsi="Consolas"/>
+          <w:sz w:val="19"/>
+        </w:rPr>
+        <w:t xml:space="preserve">        }</w:t>
+      </w:r>
+    </w:p>
+    <w:p>
+      <w:pPr>
+        <w:pStyle w:val="NoSpacing"/>
+        <w:rPr>
+          <w:rFonts w:ascii="Consolas" w:hAnsi="Consolas"/>
+          <w:sz w:val="19"/>
+        </w:rPr>
+      </w:pPr>
+      <w:r>
+        <w:rPr>
+          <w:rFonts w:ascii="Consolas" w:hAnsi="Consolas"/>
+          <w:sz w:val="19"/>
+        </w:rPr>
+        <w:t xml:space="preserve">    }</w:t>
+      </w:r>
+    </w:p>
+    <w:p>
+      <w:pPr>
+        <w:pStyle w:val="NoSpacing"/>
+        <w:rPr>
+          <w:rFonts w:ascii="Consolas" w:hAnsi="Consolas"/>
+          <w:sz w:val="19"/>
+        </w:rPr>
+      </w:pPr>
+      <w:r>
+        <w:rPr>
+          <w:rFonts w:ascii="Consolas" w:hAnsi="Consolas"/>
+          <w:sz w:val="19"/>
+        </w:rPr>
+        <w:t>}</w:t>
+      </w:r>
+    </w:p>
+    <w:p/>
+    <w:p>
+      <w:pPr>
+        <w:pStyle w:val="Heading2"/>
+      </w:pPr>
+      <w:r>
+        <w:t>5. Code Walkthrough &amp; Explanations</w:t>
+      </w:r>
+    </w:p>
+    <w:p>
+      <w:r>
+        <w:rPr>
+          <w:b/>
+        </w:rPr>
+        <w:t>Step 1: Writing the Native Plugin and its Attributes (MathPlugin.cs).</w:t>
+      </w:r>
+      <w:r>
+        <w:t xml:space="preserve"> `MathPlugin` is a plain C# class with four ordinary-looking methods: `Add`, `Subtract`, `Multiply`, and `Divide`. What turns them into AI-callable "tools" is the attributes stacked above each method. `[KernelFunction("Add")]` tells Semantic Kernel "expose this method, and call it `Add` in the tool manifest." The `[Description("...")]` attributes — on the method itself and </w:t>
+      </w:r>
+      <w:r>
         <w:lastRenderedPageBreak/>
-        <w:t>ur work step by step.";</w:t>
-      </w:r>
-    </w:p>
-    <w:p>
-      <w:pPr>
-        <w:pStyle w:val="NoSpacing"/>
-        <w:rPr>
-          <w:rFonts w:ascii="Consolas" w:hAnsi="Consolas"/>
-          <w:sz w:val="19"/>
-        </w:rPr>
-      </w:pPr>
-    </w:p>
-    <w:p>
-      <w:pPr>
-        <w:pStyle w:val="NoSpacing"/>
-        <w:rPr>
-          <w:rFonts w:ascii="Consolas" w:hAnsi="Consolas"/>
-          <w:sz w:val="19"/>
-        </w:rPr>
-      </w:pPr>
-      <w:r>
-        <w:rPr>
-          <w:rFonts w:ascii="Consolas" w:hAnsi="Consolas"/>
-          <w:sz w:val="19"/>
-        </w:rPr>
-        <w:t xml:space="preserve">            // Step 5: Enable Auto-Invocation of the tools. Without this, the</w:t>
-      </w:r>
-    </w:p>
-    <w:p>
-      <w:pPr>
-        <w:pStyle w:val="NoSpacing"/>
-        <w:rPr>
-          <w:rFonts w:ascii="Consolas" w:hAnsi="Consolas"/>
-          <w:sz w:val="19"/>
-        </w:rPr>
-      </w:pPr>
-      <w:r>
-        <w:rPr>
-          <w:rFonts w:ascii="Consolas" w:hAnsi="Consolas"/>
-          <w:sz w:val="19"/>
-        </w:rPr>
-        <w:t xml:space="preserve">            // model would know the Math plugin exists but wouldn't have</w:t>
-      </w:r>
-    </w:p>
-    <w:p>
-      <w:pPr>
-        <w:pStyle w:val="NoSpacing"/>
-        <w:rPr>
-          <w:rFonts w:ascii="Consolas" w:hAnsi="Consolas"/>
-          <w:sz w:val="19"/>
-        </w:rPr>
-      </w:pPr>
-      <w:r>
-        <w:rPr>
-          <w:rFonts w:ascii="Consolas" w:hAnsi="Consolas"/>
-          <w:sz w:val="19"/>
-        </w:rPr>
-        <w:t xml:space="preserve">            // permission to call it - it would just try (and fail) to guess</w:t>
-      </w:r>
-    </w:p>
-    <w:p>
-      <w:pPr>
-        <w:pStyle w:val="NoSpacing"/>
-        <w:rPr>
-          <w:rFonts w:ascii="Consolas" w:hAnsi="Consolas"/>
-          <w:sz w:val="19"/>
-        </w:rPr>
-      </w:pPr>
-      <w:r>
-        <w:rPr>
-          <w:rFonts w:ascii="Consolas" w:hAnsi="Consolas"/>
-          <w:sz w:val="19"/>
-        </w:rPr>
-        <w:t xml:space="preserve">            // the arithmetic itself.</w:t>
-      </w:r>
-    </w:p>
-    <w:p>
-      <w:pPr>
-        <w:pStyle w:val="NoSpacing"/>
-        <w:rPr>
-          <w:rFonts w:ascii="Consolas" w:hAnsi="Consolas"/>
-          <w:sz w:val="19"/>
-        </w:rPr>
-      </w:pPr>
-      <w:r>
-        <w:rPr>
-          <w:rFonts w:ascii="Consolas" w:hAnsi="Consolas"/>
-          <w:sz w:val="19"/>
-        </w:rPr>
-        <w:t xml:space="preserve">            var executionSettings = new GeminiPromptExecutionSettings</w:t>
-      </w:r>
-    </w:p>
-    <w:p>
-      <w:pPr>
-        <w:pStyle w:val="NoSpacing"/>
-        <w:rPr>
-          <w:rFonts w:ascii="Consolas" w:hAnsi="Consolas"/>
-          <w:sz w:val="19"/>
-        </w:rPr>
-      </w:pPr>
-      <w:r>
-        <w:rPr>
-          <w:rFonts w:ascii="Consolas" w:hAnsi="Consolas"/>
-          <w:sz w:val="19"/>
-        </w:rPr>
-        <w:t xml:space="preserve">            {</w:t>
-      </w:r>
-    </w:p>
-    <w:p>
-      <w:pPr>
-        <w:pStyle w:val="NoSpacing"/>
-        <w:rPr>
-          <w:rFonts w:ascii="Consolas" w:hAnsi="Consolas"/>
-          <w:sz w:val="19"/>
-        </w:rPr>
-      </w:pPr>
-      <w:r>
-        <w:rPr>
-          <w:rFonts w:ascii="Consolas" w:hAnsi="Consolas"/>
-          <w:sz w:val="19"/>
-        </w:rPr>
-        <w:t xml:space="preserve">                ToolCallBehavior = GeminiToolCallBehavior.AutoInvokeKernelFunctions</w:t>
-      </w:r>
-    </w:p>
-    <w:p>
-      <w:pPr>
-        <w:pStyle w:val="NoSpacing"/>
-        <w:rPr>
-          <w:rFonts w:ascii="Consolas" w:hAnsi="Consolas"/>
-          <w:sz w:val="19"/>
-        </w:rPr>
-      </w:pPr>
-      <w:r>
-        <w:rPr>
-          <w:rFonts w:ascii="Consolas" w:hAnsi="Consolas"/>
-          <w:sz w:val="19"/>
-        </w:rPr>
-        <w:t xml:space="preserve">            };</w:t>
-      </w:r>
-    </w:p>
-    <w:p>
-      <w:pPr>
-        <w:pStyle w:val="NoSpacing"/>
-        <w:rPr>
-          <w:rFonts w:ascii="Consolas" w:hAnsi="Consolas"/>
-          <w:sz w:val="19"/>
-        </w:rPr>
-      </w:pPr>
-    </w:p>
-    <w:p>
-      <w:pPr>
-        <w:pStyle w:val="NoSpacing"/>
-        <w:rPr>
-          <w:rFonts w:ascii="Consolas" w:hAnsi="Consolas"/>
-          <w:sz w:val="19"/>
-        </w:rPr>
-      </w:pPr>
-      <w:r>
-        <w:rPr>
-          <w:rFonts w:ascii="Consolas" w:hAnsi="Consolas"/>
-          <w:sz w:val="19"/>
-        </w:rPr>
-        <w:t xml:space="preserve">            var arguments = new KernelArguments(executionSettings);</w:t>
-      </w:r>
-    </w:p>
-    <w:p>
-      <w:pPr>
-        <w:pStyle w:val="NoSpacing"/>
-        <w:rPr>
-          <w:rFonts w:ascii="Consolas" w:hAnsi="Consolas"/>
-          <w:sz w:val="19"/>
-        </w:rPr>
-      </w:pPr>
-      <w:r>
-        <w:rPr>
-          <w:rFonts w:ascii="Consolas" w:hAnsi="Consolas"/>
-          <w:sz w:val="19"/>
-        </w:rPr>
-        <w:t xml:space="preserve">            Console.WriteLine($"Question: {prompt}");</w:t>
-      </w:r>
-    </w:p>
-    <w:p>
-      <w:pPr>
-        <w:pStyle w:val="NoSpacing"/>
-        <w:rPr>
-          <w:rFonts w:ascii="Consolas" w:hAnsi="Consolas"/>
-          <w:sz w:val="19"/>
-        </w:rPr>
-      </w:pPr>
-      <w:r>
-        <w:rPr>
-          <w:rFonts w:ascii="Consolas" w:hAnsi="Consolas"/>
-          <w:sz w:val="19"/>
-        </w:rPr>
-        <w:t xml:space="preserve">            Console.WriteLine("Thinking and invoking C# tools...\n");</w:t>
-      </w:r>
-    </w:p>
-    <w:p>
-      <w:pPr>
-        <w:pStyle w:val="NoSpacing"/>
-        <w:rPr>
-          <w:rFonts w:ascii="Consolas" w:hAnsi="Consolas"/>
-          <w:sz w:val="19"/>
-        </w:rPr>
-      </w:pPr>
-    </w:p>
-    <w:p>
-      <w:pPr>
-        <w:pStyle w:val="NoSpacing"/>
-        <w:rPr>
-          <w:rFonts w:ascii="Consolas" w:hAnsi="Consolas"/>
-          <w:sz w:val="19"/>
-        </w:rPr>
-      </w:pPr>
-      <w:r>
-        <w:rPr>
-          <w:rFonts w:ascii="Consolas" w:hAnsi="Consolas"/>
-          <w:sz w:val="19"/>
-        </w:rPr>
-        <w:t xml:space="preserve">            // Step 6: Run the prompt</w:t>
-      </w:r>
-    </w:p>
-    <w:p>
-      <w:pPr>
-        <w:pStyle w:val="NoSpacing"/>
-        <w:rPr>
-          <w:rFonts w:ascii="Consolas" w:hAnsi="Consolas"/>
-          <w:sz w:val="19"/>
-        </w:rPr>
-      </w:pPr>
-      <w:r>
-        <w:rPr>
-          <w:rFonts w:ascii="Consolas" w:hAnsi="Consolas"/>
-          <w:sz w:val="19"/>
-        </w:rPr>
-        <w:t xml:space="preserve">            var result = await kernel.InvokePromptAsync(prompt, arguments);</w:t>
-      </w:r>
-    </w:p>
-    <w:p>
-      <w:pPr>
-        <w:pStyle w:val="NoSpacing"/>
-        <w:rPr>
-          <w:rFonts w:ascii="Consolas" w:hAnsi="Consolas"/>
-          <w:sz w:val="19"/>
-        </w:rPr>
-      </w:pPr>
-    </w:p>
-    <w:p>
-      <w:pPr>
-        <w:pStyle w:val="NoSpacing"/>
-        <w:rPr>
-          <w:rFonts w:ascii="Consolas" w:hAnsi="Consolas"/>
-          <w:sz w:val="19"/>
-        </w:rPr>
-      </w:pPr>
-      <w:r>
-        <w:rPr>
-          <w:rFonts w:ascii="Consolas" w:hAnsi="Consolas"/>
-          <w:sz w:val="19"/>
-        </w:rPr>
-        <w:t xml:space="preserve">            // Step 7: Display the final result</w:t>
-      </w:r>
-    </w:p>
-    <w:p>
-      <w:pPr>
-        <w:pStyle w:val="NoSpacing"/>
-        <w:rPr>
-          <w:rFonts w:ascii="Consolas" w:hAnsi="Consolas"/>
-          <w:sz w:val="19"/>
-        </w:rPr>
-      </w:pPr>
-      <w:r>
-        <w:rPr>
-          <w:rFonts w:ascii="Consolas" w:hAnsi="Consolas"/>
-          <w:sz w:val="19"/>
-        </w:rPr>
-        <w:t xml:space="preserve">            Console.WriteLine("\n --- AI response ---");</w:t>
-      </w:r>
-    </w:p>
-    <w:p>
-      <w:pPr>
-        <w:pStyle w:val="NoSpacing"/>
-        <w:rPr>
-          <w:rFonts w:ascii="Consolas" w:hAnsi="Consolas"/>
-          <w:sz w:val="19"/>
-        </w:rPr>
-      </w:pPr>
-      <w:r>
-        <w:rPr>
-          <w:rFonts w:ascii="Consolas" w:hAnsi="Consolas"/>
-          <w:sz w:val="19"/>
-        </w:rPr>
-        <w:t xml:space="preserve">            Console.WriteLine(result.ToString().Trim());</w:t>
-      </w:r>
-    </w:p>
-    <w:p>
-      <w:pPr>
-        <w:pStyle w:val="NoSpacing"/>
-        <w:rPr>
-          <w:rFonts w:ascii="Consolas" w:hAnsi="Consolas"/>
-          <w:sz w:val="19"/>
-        </w:rPr>
-      </w:pPr>
-      <w:r>
-        <w:rPr>
-          <w:rFonts w:ascii="Consolas" w:hAnsi="Consolas"/>
-          <w:sz w:val="19"/>
-        </w:rPr>
-        <w:t xml:space="preserve">            Console.WriteLine("-------------------");</w:t>
-      </w:r>
-    </w:p>
-    <w:p>
-      <w:pPr>
-        <w:pStyle w:val="NoSpacing"/>
-        <w:rPr>
-          <w:rFonts w:ascii="Consolas" w:hAnsi="Consolas"/>
-          <w:sz w:val="19"/>
-        </w:rPr>
-      </w:pPr>
-      <w:r>
-        <w:rPr>
-          <w:rFonts w:ascii="Consolas" w:hAnsi="Consolas"/>
-          <w:sz w:val="19"/>
-        </w:rPr>
-        <w:t xml:space="preserve">        }</w:t>
-      </w:r>
-    </w:p>
-    <w:p>
-      <w:pPr>
-        <w:pStyle w:val="NoSpacing"/>
-        <w:rPr>
-          <w:rFonts w:ascii="Consolas" w:hAnsi="Consolas"/>
-          <w:sz w:val="19"/>
-        </w:rPr>
-      </w:pPr>
-    </w:p>
-    <w:p>
-      <w:pPr>
-        <w:pStyle w:val="NoSpacing"/>
-        <w:rPr>
-          <w:rFonts w:ascii="Consolas" w:hAnsi="Consolas"/>
-          <w:sz w:val="19"/>
-        </w:rPr>
-      </w:pPr>
-      <w:r>
-        <w:rPr>
-          <w:rFonts w:ascii="Consolas" w:hAnsi="Consolas"/>
-          <w:sz w:val="19"/>
-        </w:rPr>
-        <w:t xml:space="preserve">    }</w:t>
-      </w:r>
-    </w:p>
-    <w:p>
-      <w:pPr>
-        <w:pStyle w:val="NoSpacing"/>
-        <w:rPr>
-          <w:rFonts w:ascii="Consolas" w:hAnsi="Consolas"/>
-          <w:sz w:val="19"/>
-        </w:rPr>
-      </w:pPr>
-      <w:r>
-        <w:rPr>
-          <w:rFonts w:ascii="Consolas" w:hAnsi="Consolas"/>
-          <w:sz w:val="19"/>
-        </w:rPr>
-        <w:t>}</w:t>
-      </w:r>
-    </w:p>
-    <w:p>
-      <w:pPr>
+        <w:t>on every single parameter — are not just for human readers browsing the code. Semantic Kernel serializes these description strings and sends them to Gemini as part of the request. The model reads "Adds two numbers together" and "The first number to add" to decide, purely from natural language, which function matches its current need and which value goes into which parameter.</w:t>
+      </w:r>
+    </w:p>
+    <w:p/>
+    <w:p>
+      <w:r>
         <w:rPr>
           <w:b/>
         </w:rPr>
-      </w:pPr>
+        <w:t>Steps 2 &amp; 3: Kernel Setup and Plugin Registration (Program.cs).</w:t>
+      </w:r>
+      <w:r>
+        <w:t xml:space="preserve"> The kernel builder pattern is identical to every previous lesson. The new line is `builder.Plugins.AddFromType&lt;MathPlugin&gt;("Math")`, which happens *before* `builder.Build()`. This registers the plugin under the name `"Math"`, so its functions become addressable as `Math.Add`, `Math.Subtract`, `Math.Multiply`, and `Math.Divide` inside the model's tool-calling system.</w:t>
+      </w:r>
+    </w:p>
+    <w:p/>
+    <w:p>
       <w:r>
         <w:rPr>
           <w:b/>
         </w:rPr>
-        <w:t>MathPlugin.cs</w:t>
-      </w:r>
-    </w:p>
-    <w:p>
-      <w:pPr>
-        <w:pStyle w:val="NoSpacing"/>
-        <w:rPr>
-          <w:rFonts w:ascii="Consolas" w:hAnsi="Consolas"/>
-          <w:sz w:val="19"/>
-        </w:rPr>
-      </w:pPr>
-      <w:r>
-        <w:rPr>
-          <w:rFonts w:ascii="Consolas" w:hAnsi="Consolas"/>
-          <w:sz w:val="19"/>
-        </w:rPr>
-        <w:t>// MathPlugin</w:t>
-      </w:r>
-    </w:p>
-    <w:p>
-      <w:pPr>
-        <w:pStyle w:val="NoSpacing"/>
-        <w:rPr>
-          <w:rFonts w:ascii="Consolas" w:hAnsi="Consolas"/>
-          <w:sz w:val="19"/>
-        </w:rPr>
-      </w:pPr>
-      <w:r>
-        <w:rPr>
-          <w:rFonts w:ascii="Consolas" w:hAnsi="Consolas"/>
-          <w:sz w:val="19"/>
-        </w:rPr>
-        <w:t>// ---------------------------------------------------------------------------</w:t>
-      </w:r>
-    </w:p>
-    <w:p>
-      <w:pPr>
-        <w:pStyle w:val="NoSpacing"/>
-        <w:rPr>
-          <w:rFonts w:ascii="Consolas" w:hAnsi="Consolas"/>
-          <w:sz w:val="19"/>
-        </w:rPr>
-      </w:pPr>
-      <w:r>
-        <w:rPr>
-          <w:rFonts w:ascii="Consolas" w:hAnsi="Consolas"/>
-          <w:sz w:val="19"/>
-        </w:rPr>
-        <w:t>// A native C# plugin exposing basic arithmetic to the model. The</w:t>
-      </w:r>
-    </w:p>
-    <w:p>
-      <w:pPr>
-        <w:pStyle w:val="NoSpacing"/>
-        <w:rPr>
-          <w:rFonts w:ascii="Consolas" w:hAnsi="Consolas"/>
-          <w:sz w:val="19"/>
-        </w:rPr>
-      </w:pPr>
-      <w:r>
-        <w:rPr>
-          <w:rFonts w:ascii="Consolas" w:hAnsi="Consolas"/>
-          <w:sz w:val="19"/>
-        </w:rPr>
-        <w:t>// [KernelFunction] attribute exposes each method to Semantic Kernel; the</w:t>
-      </w:r>
-    </w:p>
-    <w:p>
-      <w:pPr>
-        <w:pStyle w:val="NoSpacing"/>
-        <w:rPr>
-          <w:rFonts w:ascii="Consolas" w:hAnsi="Consolas"/>
-          <w:sz w:val="19"/>
-        </w:rPr>
-      </w:pPr>
-      <w:r>
-        <w:rPr>
-          <w:rFonts w:ascii="Consolas" w:hAnsi="Consolas"/>
-          <w:sz w:val="19"/>
-        </w:rPr>
-        <w:t>// [Description] attributes are not just documentation for humans - Semantic</w:t>
-      </w:r>
-    </w:p>
-    <w:p>
-      <w:pPr>
-        <w:pStyle w:val="NoSpacing"/>
-        <w:rPr>
-          <w:rFonts w:ascii="Consolas" w:hAnsi="Consolas"/>
-          <w:sz w:val="19"/>
-        </w:rPr>
-      </w:pPr>
-      <w:r>
-        <w:rPr>
-          <w:rFonts w:ascii="Consolas" w:hAnsi="Consolas"/>
-          <w:sz w:val="19"/>
-        </w:rPr>
-        <w:t>// Kernel sends them to the model as a "tool manifest" so it knows which</w:t>
-      </w:r>
-    </w:p>
-    <w:p>
-      <w:pPr>
-        <w:pStyle w:val="NoSpacing"/>
-        <w:rPr>
-          <w:rFonts w:ascii="Consolas" w:hAnsi="Consolas"/>
-          <w:sz w:val="19"/>
-        </w:rPr>
-      </w:pPr>
-      <w:r>
-        <w:rPr>
-          <w:rFonts w:ascii="Consolas" w:hAnsi="Consolas"/>
-          <w:sz w:val="19"/>
-        </w:rPr>
-        <w:t>// function to call and what arguments to pass.</w:t>
-      </w:r>
-    </w:p>
-    <w:p>
-      <w:pPr>
-        <w:pStyle w:val="NoSpacing"/>
-        <w:rPr>
-          <w:rFonts w:ascii="Consolas" w:hAnsi="Consolas"/>
-          <w:sz w:val="19"/>
-        </w:rPr>
-      </w:pPr>
-      <w:r>
-        <w:rPr>
-          <w:rFonts w:ascii="Consolas" w:hAnsi="Consolas"/>
-          <w:sz w:val="19"/>
-        </w:rPr>
-        <w:t>using Microsoft.Sema</w:t>
-      </w:r>
-      <w:r>
-        <w:rPr>
-          <w:rFonts w:ascii="Consolas" w:hAnsi="Consolas"/>
-          <w:sz w:val="19"/>
-        </w:rPr>
+        <w:t>Step 4: The Math Word Problem.</w:t>
+      </w:r>
+      <w:r>
+        <w:t xml:space="preserve"> The prompt is deliberately a chained, multi-step problem (subtract, then multiply, then divide) rather than a single calculation. This is intentional: it forces the model to plan a sequence of tool calls rather than making just one, which is exactly the multi-step reasoning pattern that later multi-agent lessons in this course build on.</w:t>
+      </w:r>
+    </w:p>
+    <w:p/>
+    <w:p>
+      <w:r>
+        <w:rPr>
+          <w:b/>
+        </w:rPr>
+        <w:t>Step 5: Enabling Auto-Invocation.</w:t>
+      </w:r>
+      <w:r>
+        <w:t xml:space="preserve"> This is the most important line in the lesson: `ToolCallBehavior = GeminiToolCallBehavior.AutoInvokeKernelFunctions`. Registering a plugin only makes the model *aware* the tools exist; without this setting, the model would still try to guess the arithmetic itself using its language-modeling instincts (and likely get the multi-step problem wrong). With auto-invocation enabled, Semantic Kernel is authorized to actually execute the native C# method whenever the model requests it, and to feed the exact numeric result back into the model's context automatically.</w:t>
+      </w:r>
+    </w:p>
+    <w:p/>
+    <w:p>
+      <w:r>
+        <w:rPr>
+          <w:b/>
+        </w:rPr>
+        <w:t>Steps 6 &amp; 7: The Autonomous Reasoning Loop.</w:t>
+      </w:r>
+      <w:r>
+        <w:t xml:space="preserve"> `InvokePromptAsync` looks like a single call, but behind the scenes several round-trips happen: the model reads the problem, realizes it needs to subtract 15 from 124, and requests `Math.Subtract(124, 15)`. The Kernel executes the real C# method (printing `[NATIVE CODE EXECUTION] Subtracting 124 - 15` to the console as a side effect so students can literally watch the tool being invoked), and feeds the returned value (109) back to the model. The model repeats this pattern for the multiply and divide steps until it has every number it needs, then writes its final, step-</w:t>
+      </w:r>
+      <w:r>
         <w:lastRenderedPageBreak/>
-        <w:t>nticKernel;</w:t>
-      </w:r>
-    </w:p>
-    <w:p>
-      <w:pPr>
-        <w:pStyle w:val="NoSpacing"/>
-        <w:rPr>
-          <w:rFonts w:ascii="Consolas" w:hAnsi="Consolas"/>
-          <w:sz w:val="19"/>
-        </w:rPr>
-      </w:pPr>
-      <w:r>
-        <w:rPr>
-          <w:rFonts w:ascii="Consolas" w:hAnsi="Consolas"/>
-          <w:sz w:val="19"/>
-        </w:rPr>
-        <w:t>using System.ComponentModel;</w:t>
-      </w:r>
-    </w:p>
-    <w:p>
-      <w:pPr>
-        <w:pStyle w:val="NoSpacing"/>
-        <w:rPr>
-          <w:rFonts w:ascii="Consolas" w:hAnsi="Consolas"/>
-          <w:sz w:val="19"/>
-        </w:rPr>
-      </w:pPr>
-    </w:p>
-    <w:p>
-      <w:pPr>
-        <w:pStyle w:val="NoSpacing"/>
-        <w:rPr>
-          <w:rFonts w:ascii="Consolas" w:hAnsi="Consolas"/>
-          <w:sz w:val="19"/>
-        </w:rPr>
-      </w:pPr>
-      <w:r>
-        <w:rPr>
-          <w:rFonts w:ascii="Consolas" w:hAnsi="Consolas"/>
-          <w:sz w:val="19"/>
-        </w:rPr>
-        <w:t>namespace Calculator</w:t>
-      </w:r>
-    </w:p>
-    <w:p>
-      <w:pPr>
-        <w:pStyle w:val="NoSpacing"/>
-        <w:rPr>
-          <w:rFonts w:ascii="Consolas" w:hAnsi="Consolas"/>
-          <w:sz w:val="19"/>
-        </w:rPr>
-      </w:pPr>
-      <w:r>
-        <w:rPr>
-          <w:rFonts w:ascii="Consolas" w:hAnsi="Consolas"/>
-          <w:sz w:val="19"/>
-        </w:rPr>
-        <w:t>{</w:t>
-      </w:r>
-    </w:p>
-    <w:p>
-      <w:pPr>
-        <w:pStyle w:val="NoSpacing"/>
-        <w:rPr>
-          <w:rFonts w:ascii="Consolas" w:hAnsi="Consolas"/>
-          <w:sz w:val="19"/>
-        </w:rPr>
-      </w:pPr>
-      <w:r>
-        <w:rPr>
-          <w:rFonts w:ascii="Consolas" w:hAnsi="Consolas"/>
-          <w:sz w:val="19"/>
-        </w:rPr>
-        <w:t xml:space="preserve">    // Step 1: Define the Native C# Plugin</w:t>
-      </w:r>
-    </w:p>
-    <w:p>
-      <w:pPr>
-        <w:pStyle w:val="NoSpacing"/>
-        <w:rPr>
-          <w:rFonts w:ascii="Consolas" w:hAnsi="Consolas"/>
-          <w:sz w:val="19"/>
-        </w:rPr>
-      </w:pPr>
-      <w:r>
-        <w:rPr>
-          <w:rFonts w:ascii="Consolas" w:hAnsi="Consolas"/>
-          <w:sz w:val="19"/>
-        </w:rPr>
-        <w:t xml:space="preserve">    public class MathPlugin</w:t>
-      </w:r>
-    </w:p>
-    <w:p>
-      <w:pPr>
-        <w:pStyle w:val="NoSpacing"/>
-        <w:rPr>
-          <w:rFonts w:ascii="Consolas" w:hAnsi="Consolas"/>
-          <w:sz w:val="19"/>
-        </w:rPr>
-      </w:pPr>
-      <w:r>
-        <w:rPr>
-          <w:rFonts w:ascii="Consolas" w:hAnsi="Consolas"/>
-          <w:sz w:val="19"/>
-        </w:rPr>
-        <w:t xml:space="preserve">    {</w:t>
-      </w:r>
-    </w:p>
-    <w:p>
-      <w:pPr>
-        <w:pStyle w:val="NoSpacing"/>
-        <w:rPr>
-          <w:rFonts w:ascii="Consolas" w:hAnsi="Consolas"/>
-          <w:sz w:val="19"/>
-        </w:rPr>
-      </w:pPr>
-      <w:r>
-        <w:rPr>
-          <w:rFonts w:ascii="Consolas" w:hAnsi="Consolas"/>
-          <w:sz w:val="19"/>
-        </w:rPr>
-        <w:t xml:space="preserve">        [KernelFunction("Add")]</w:t>
-      </w:r>
-    </w:p>
-    <w:p>
-      <w:pPr>
-        <w:pStyle w:val="NoSpacing"/>
-        <w:rPr>
-          <w:rFonts w:ascii="Consolas" w:hAnsi="Consolas"/>
-          <w:sz w:val="19"/>
-        </w:rPr>
-      </w:pPr>
-      <w:r>
-        <w:rPr>
-          <w:rFonts w:ascii="Consolas" w:hAnsi="Consolas"/>
-          <w:sz w:val="19"/>
-        </w:rPr>
-        <w:t xml:space="preserve">        [Description("Adds two numbers together.")]</w:t>
-      </w:r>
-    </w:p>
-    <w:p>
-      <w:pPr>
-        <w:pStyle w:val="NoSpacing"/>
-        <w:rPr>
-          <w:rFonts w:ascii="Consolas" w:hAnsi="Consolas"/>
-          <w:sz w:val="19"/>
-        </w:rPr>
-      </w:pPr>
-      <w:r>
-        <w:rPr>
-          <w:rFonts w:ascii="Consolas" w:hAnsi="Consolas"/>
-          <w:sz w:val="19"/>
-        </w:rPr>
-        <w:t xml:space="preserve">        public double Add([Description("The first number to add")] double number1, [Description("The second number to add")] double number2)</w:t>
-      </w:r>
-    </w:p>
-    <w:p>
-      <w:pPr>
-        <w:pStyle w:val="NoSpacing"/>
-        <w:rPr>
-          <w:rFonts w:ascii="Consolas" w:hAnsi="Consolas"/>
-          <w:sz w:val="19"/>
-        </w:rPr>
-      </w:pPr>
-      <w:r>
-        <w:rPr>
-          <w:rFonts w:ascii="Consolas" w:hAnsi="Consolas"/>
-          <w:sz w:val="19"/>
-        </w:rPr>
-        <w:t xml:space="preserve">        {</w:t>
-      </w:r>
-    </w:p>
-    <w:p>
-      <w:pPr>
-        <w:pStyle w:val="NoSpacing"/>
-        <w:rPr>
-          <w:rFonts w:ascii="Consolas" w:hAnsi="Consolas"/>
-          <w:sz w:val="19"/>
-        </w:rPr>
-      </w:pPr>
-      <w:r>
-        <w:rPr>
-          <w:rFonts w:ascii="Consolas" w:hAnsi="Consolas"/>
-          <w:sz w:val="19"/>
-        </w:rPr>
-        <w:t xml:space="preserve">            Console.WriteLine($"[NATIVE CODE EXECUTION] Adding {number1} + {number2}");</w:t>
-      </w:r>
-    </w:p>
-    <w:p>
-      <w:pPr>
-        <w:pStyle w:val="NoSpacing"/>
-        <w:rPr>
-          <w:rFonts w:ascii="Consolas" w:hAnsi="Consolas"/>
-          <w:sz w:val="19"/>
-        </w:rPr>
-      </w:pPr>
-      <w:r>
-        <w:rPr>
-          <w:rFonts w:ascii="Consolas" w:hAnsi="Consolas"/>
-          <w:sz w:val="19"/>
-        </w:rPr>
-        <w:t xml:space="preserve">            return number1 + number2;</w:t>
-      </w:r>
-    </w:p>
-    <w:p>
-      <w:pPr>
-        <w:pStyle w:val="NoSpacing"/>
-        <w:rPr>
-          <w:rFonts w:ascii="Consolas" w:hAnsi="Consolas"/>
-          <w:sz w:val="19"/>
-        </w:rPr>
-      </w:pPr>
-      <w:r>
-        <w:rPr>
-          <w:rFonts w:ascii="Consolas" w:hAnsi="Consolas"/>
-          <w:sz w:val="19"/>
-        </w:rPr>
-        <w:t xml:space="preserve">        }</w:t>
-      </w:r>
-    </w:p>
-    <w:p>
-      <w:pPr>
-        <w:pStyle w:val="NoSpacing"/>
-        <w:rPr>
-          <w:rFonts w:ascii="Consolas" w:hAnsi="Consolas"/>
-          <w:sz w:val="19"/>
-        </w:rPr>
-      </w:pPr>
-    </w:p>
-    <w:p>
-      <w:pPr>
-        <w:pStyle w:val="NoSpacing"/>
-        <w:rPr>
-          <w:rFonts w:ascii="Consolas" w:hAnsi="Consolas"/>
-          <w:sz w:val="19"/>
-        </w:rPr>
-      </w:pPr>
-      <w:r>
-        <w:rPr>
-          <w:rFonts w:ascii="Consolas" w:hAnsi="Consolas"/>
-          <w:sz w:val="19"/>
-        </w:rPr>
-        <w:t xml:space="preserve">        [KernelFunction("Subtract")]</w:t>
-      </w:r>
-    </w:p>
-    <w:p>
-      <w:pPr>
-        <w:pStyle w:val="NoSpacing"/>
-        <w:rPr>
-          <w:rFonts w:ascii="Consolas" w:hAnsi="Consolas"/>
-          <w:sz w:val="19"/>
-        </w:rPr>
-      </w:pPr>
-      <w:r>
-        <w:rPr>
-          <w:rFonts w:ascii="Consolas" w:hAnsi="Consolas"/>
-          <w:sz w:val="19"/>
-        </w:rPr>
-        <w:t xml:space="preserve">        [Description("Subtracts the second number from the first number.")]</w:t>
-      </w:r>
-    </w:p>
-    <w:p>
-      <w:pPr>
-        <w:pStyle w:val="NoSpacing"/>
-        <w:rPr>
-          <w:rFonts w:ascii="Consolas" w:hAnsi="Consolas"/>
-          <w:sz w:val="19"/>
-        </w:rPr>
-      </w:pPr>
-      <w:r>
-        <w:rPr>
-          <w:rFonts w:ascii="Consolas" w:hAnsi="Consolas"/>
-          <w:sz w:val="19"/>
-        </w:rPr>
-        <w:t xml:space="preserve">        public double Subtract([Description("The number to subtract from")] double number1, [Description("The number to subtract")] double number2)</w:t>
-      </w:r>
-    </w:p>
-    <w:p>
-      <w:pPr>
-        <w:pStyle w:val="NoSpacing"/>
-        <w:rPr>
-          <w:rFonts w:ascii="Consolas" w:hAnsi="Consolas"/>
-          <w:sz w:val="19"/>
-        </w:rPr>
-      </w:pPr>
-      <w:r>
-        <w:rPr>
-          <w:rFonts w:ascii="Consolas" w:hAnsi="Consolas"/>
-          <w:sz w:val="19"/>
-        </w:rPr>
-        <w:t xml:space="preserve">        {</w:t>
-      </w:r>
-    </w:p>
-    <w:p>
-      <w:pPr>
-        <w:pStyle w:val="NoSpacing"/>
-        <w:rPr>
-          <w:rFonts w:ascii="Consolas" w:hAnsi="Consolas"/>
-          <w:sz w:val="19"/>
-        </w:rPr>
-      </w:pPr>
-      <w:r>
-        <w:rPr>
-          <w:rFonts w:ascii="Consolas" w:hAnsi="Consolas"/>
-          <w:sz w:val="19"/>
-        </w:rPr>
-        <w:t xml:space="preserve">            Console.WriteLine($"[NATIVE CODE EXECUTION] Subtracting {number1} - {number2}");</w:t>
-      </w:r>
-    </w:p>
-    <w:p>
-      <w:pPr>
-        <w:pStyle w:val="NoSpacing"/>
-        <w:rPr>
-          <w:rFonts w:ascii="Consolas" w:hAnsi="Consolas"/>
-          <w:sz w:val="19"/>
-        </w:rPr>
-      </w:pPr>
-      <w:r>
-        <w:rPr>
-          <w:rFonts w:ascii="Consolas" w:hAnsi="Consolas"/>
-          <w:sz w:val="19"/>
-        </w:rPr>
-        <w:t xml:space="preserve">            return number1 - number2;</w:t>
-      </w:r>
-    </w:p>
-    <w:p>
-      <w:pPr>
-        <w:pStyle w:val="NoSpacing"/>
-        <w:rPr>
-          <w:rFonts w:ascii="Consolas" w:hAnsi="Consolas"/>
-          <w:sz w:val="19"/>
-        </w:rPr>
-      </w:pPr>
-      <w:r>
-        <w:rPr>
-          <w:rFonts w:ascii="Consolas" w:hAnsi="Consolas"/>
-          <w:sz w:val="19"/>
-        </w:rPr>
-        <w:t xml:space="preserve">        }</w:t>
-      </w:r>
-    </w:p>
-    <w:p>
-      <w:pPr>
-        <w:pStyle w:val="NoSpacing"/>
-        <w:rPr>
-          <w:rFonts w:ascii="Consolas" w:hAnsi="Consolas"/>
-          <w:sz w:val="19"/>
-        </w:rPr>
-      </w:pPr>
-    </w:p>
-    <w:p>
-      <w:pPr>
-        <w:pStyle w:val="NoSpacing"/>
-        <w:rPr>
-          <w:rFonts w:ascii="Consolas" w:hAnsi="Consolas"/>
-          <w:sz w:val="19"/>
-        </w:rPr>
-      </w:pPr>
-      <w:r>
-        <w:rPr>
-          <w:rFonts w:ascii="Consolas" w:hAnsi="Consolas"/>
-          <w:sz w:val="19"/>
-        </w:rPr>
-        <w:t xml:space="preserve">        [KernelFunction("Multiply")]</w:t>
-      </w:r>
-    </w:p>
-    <w:p>
-      <w:pPr>
-        <w:pStyle w:val="NoSpacing"/>
-        <w:rPr>
-          <w:rFonts w:ascii="Consolas" w:hAnsi="Consolas"/>
-          <w:sz w:val="19"/>
-        </w:rPr>
-      </w:pPr>
-      <w:r>
-        <w:rPr>
-          <w:rFonts w:ascii="Consolas" w:hAnsi="Consolas"/>
-          <w:sz w:val="19"/>
-        </w:rPr>
-        <w:t xml:space="preserve">        [Description("Multiplies two numbers together.")]</w:t>
-      </w:r>
-    </w:p>
-    <w:p>
-      <w:pPr>
-        <w:pStyle w:val="NoSpacing"/>
-        <w:rPr>
-          <w:rFonts w:ascii="Consolas" w:hAnsi="Consolas"/>
-          <w:sz w:val="19"/>
-        </w:rPr>
-      </w:pPr>
-      <w:r>
-        <w:rPr>
-          <w:rFonts w:ascii="Consolas" w:hAnsi="Consolas"/>
-          <w:sz w:val="19"/>
-        </w:rPr>
-        <w:t xml:space="preserve">        public double Multiply([Description("The first number to multiply")] double number1, [Description("The second number to multiply")] double number2)</w:t>
-      </w:r>
-    </w:p>
-    <w:p>
-      <w:pPr>
-        <w:pStyle w:val="NoSpacing"/>
-        <w:rPr>
-          <w:rFonts w:ascii="Consolas" w:hAnsi="Consolas"/>
-          <w:sz w:val="19"/>
-        </w:rPr>
-      </w:pPr>
-      <w:r>
-        <w:rPr>
-          <w:rFonts w:ascii="Consolas" w:hAnsi="Consolas"/>
-          <w:sz w:val="19"/>
-        </w:rPr>
-        <w:t xml:space="preserve">        {</w:t>
-      </w:r>
-    </w:p>
-    <w:p>
-      <w:pPr>
-        <w:pStyle w:val="NoSpacing"/>
-        <w:rPr>
-          <w:rFonts w:ascii="Consolas" w:hAnsi="Consolas"/>
-          <w:sz w:val="19"/>
-        </w:rPr>
-      </w:pPr>
-      <w:r>
-        <w:rPr>
-          <w:rFonts w:ascii="Consolas" w:hAnsi="Consolas"/>
-          <w:sz w:val="19"/>
-        </w:rPr>
-        <w:t xml:space="preserve">            Console.WriteLine($"[NATIVE CODE EXECUTION] Multiplying {number1} * {number2}");</w:t>
-      </w:r>
-    </w:p>
-    <w:p>
-      <w:pPr>
-        <w:pStyle w:val="NoSpacing"/>
-        <w:rPr>
-          <w:rFonts w:ascii="Consolas" w:hAnsi="Consolas"/>
-          <w:sz w:val="19"/>
-        </w:rPr>
-      </w:pPr>
-      <w:r>
-        <w:rPr>
-          <w:rFonts w:ascii="Consolas" w:hAnsi="Consolas"/>
-          <w:sz w:val="19"/>
-        </w:rPr>
-        <w:t xml:space="preserve">            return number1 * number2;</w:t>
-      </w:r>
-    </w:p>
-    <w:p>
-      <w:pPr>
-        <w:pStyle w:val="NoSpacing"/>
-        <w:rPr>
-          <w:rFonts w:ascii="Consolas" w:hAnsi="Consolas"/>
-          <w:sz w:val="19"/>
-        </w:rPr>
-      </w:pPr>
-      <w:r>
-        <w:rPr>
-          <w:rFonts w:ascii="Consolas" w:hAnsi="Consolas"/>
-          <w:sz w:val="19"/>
-        </w:rPr>
-        <w:t xml:space="preserve">        }</w:t>
-      </w:r>
-    </w:p>
-    <w:p>
-      <w:pPr>
-        <w:pStyle w:val="NoSpacing"/>
-        <w:rPr>
-          <w:rFonts w:ascii="Consolas" w:hAnsi="Consolas"/>
-          <w:sz w:val="19"/>
-        </w:rPr>
-      </w:pPr>
-    </w:p>
-    <w:p>
-      <w:pPr>
-        <w:pStyle w:val="NoSpacing"/>
-        <w:rPr>
-          <w:rFonts w:ascii="Consolas" w:hAnsi="Consolas"/>
-          <w:sz w:val="19"/>
-        </w:rPr>
-      </w:pPr>
-      <w:r>
-        <w:rPr>
-          <w:rFonts w:ascii="Consolas" w:hAnsi="Consolas"/>
-          <w:sz w:val="19"/>
-        </w:rPr>
-        <w:t xml:space="preserve">        [KernelFunction("Divide")]</w:t>
-      </w:r>
-    </w:p>
-    <w:p>
-      <w:pPr>
-        <w:pStyle w:val="NoSpacing"/>
-        <w:rPr>
-          <w:rFonts w:ascii="Consolas" w:hAnsi="Consolas"/>
-          <w:sz w:val="19"/>
-        </w:rPr>
-      </w:pPr>
-      <w:r>
-        <w:rPr>
-          <w:rFonts w:ascii="Consolas" w:hAnsi="Consolas"/>
-          <w:sz w:val="19"/>
-        </w:rPr>
-        <w:t xml:space="preserve">        [Description("Divides the first number by the second number.")]</w:t>
-      </w:r>
-    </w:p>
-    <w:p>
-      <w:pPr>
-        <w:pStyle w:val="NoSpacing"/>
-        <w:rPr>
-          <w:rFonts w:ascii="Consolas" w:hAnsi="Consolas"/>
-          <w:sz w:val="19"/>
-        </w:rPr>
-      </w:pPr>
-      <w:r>
-        <w:rPr>
-          <w:rFonts w:ascii="Consolas" w:hAnsi="Consolas"/>
-          <w:sz w:val="19"/>
-        </w:rPr>
-        <w:t xml:space="preserve">        public double Divide([Description("The number to divide")] double number1, [Description("The number to divide by")] double number2)</w:t>
-      </w:r>
-    </w:p>
-    <w:p>
-      <w:pPr>
-        <w:pStyle w:val="NoSpacing"/>
-        <w:rPr>
-          <w:rFonts w:ascii="Consolas" w:hAnsi="Consolas"/>
-          <w:sz w:val="19"/>
-        </w:rPr>
-      </w:pPr>
-      <w:r>
-        <w:rPr>
-          <w:rFonts w:ascii="Consolas" w:hAnsi="Consolas"/>
-          <w:sz w:val="19"/>
-        </w:rPr>
-        <w:t xml:space="preserve">        {</w:t>
-      </w:r>
-    </w:p>
-    <w:p>
-      <w:pPr>
-        <w:pStyle w:val="NoSpacing"/>
-        <w:rPr>
-          <w:rFonts w:ascii="Consolas" w:hAnsi="Consolas"/>
-          <w:sz w:val="19"/>
-        </w:rPr>
-      </w:pPr>
-      <w:r>
-        <w:rPr>
-          <w:rFonts w:ascii="Consolas" w:hAnsi="Consolas"/>
-          <w:sz w:val="19"/>
-        </w:rPr>
-        <w:t xml:space="preserve">            Console.WriteLine($"[NATIVE CODE EXECUTION] Dividing {number1} / {number2}");</w:t>
-      </w:r>
-    </w:p>
-    <w:p>
-      <w:pPr>
-        <w:pStyle w:val="NoSpacing"/>
-        <w:rPr>
-          <w:rFonts w:ascii="Consolas" w:hAnsi="Consolas"/>
-          <w:sz w:val="19"/>
-        </w:rPr>
-      </w:pPr>
-      <w:r>
-        <w:rPr>
-          <w:rFonts w:ascii="Consolas" w:hAnsi="Consolas"/>
-          <w:sz w:val="19"/>
-        </w:rPr>
-        <w:t xml:space="preserve">            return number1 / number2;</w:t>
-      </w:r>
-    </w:p>
-    <w:p>
-      <w:pPr>
-        <w:pStyle w:val="NoSpacing"/>
-        <w:rPr>
-          <w:rFonts w:ascii="Consolas" w:hAnsi="Consolas"/>
-          <w:sz w:val="19"/>
-        </w:rPr>
-      </w:pPr>
-      <w:r>
-        <w:rPr>
-          <w:rFonts w:ascii="Consolas" w:hAnsi="Consolas"/>
-          <w:sz w:val="19"/>
-        </w:rPr>
-        <w:t xml:space="preserve">        }</w:t>
-      </w:r>
-    </w:p>
-    <w:p>
-      <w:pPr>
-        <w:pStyle w:val="NoSpacing"/>
-        <w:rPr>
-          <w:rFonts w:ascii="Consolas" w:hAnsi="Consolas"/>
-          <w:sz w:val="19"/>
-        </w:rPr>
-      </w:pPr>
-      <w:r>
-        <w:rPr>
-          <w:rFonts w:ascii="Consolas" w:hAnsi="Consolas"/>
-          <w:sz w:val="19"/>
-        </w:rPr>
-        <w:t xml:space="preserve">    }</w:t>
-      </w:r>
-    </w:p>
-    <w:p>
-      <w:pPr>
-        <w:pStyle w:val="NoSpacing"/>
-        <w:rPr>
-          <w:rFonts w:ascii="Consolas" w:hAnsi="Consolas"/>
-          <w:sz w:val="19"/>
-        </w:rPr>
-      </w:pPr>
-      <w:r>
-        <w:rPr>
-          <w:rFonts w:ascii="Consolas" w:hAnsi="Consolas"/>
-          <w:sz w:val="19"/>
-        </w:rPr>
-        <w:t>}</w:t>
-      </w:r>
-    </w:p>
-    <w:p/>
-    <w:p>
-      <w:pPr>
-        <w:pStyle w:val="Heading2"/>
-      </w:pPr>
-      <w:r>
-        <w:t>5. Code Walkthrough &amp; Explanations</w:t>
-      </w:r>
-    </w:p>
-    <w:p>
-      <w:r>
-        <w:rPr>
-          <w:b/>
-        </w:rPr>
-        <w:t>Step 1: Writing the Native Plugin and its Attributes (MathPlugin.cs).</w:t>
-      </w:r>
-      <w:r>
-        <w:t xml:space="preserve"> `MathPlugin` is a plain C# class with four ordinary-looking methods: `Add`, `Subtract`, `Multiply`, and `Divide`. What turns them into AI-callable "tools" is the attributes stacked above each method. `[KernelFunction("Add")]` tells Semantic Kernel "expose this method, and call it `Add` in the tool manifest." The `[Description("...")]` attributes — on the method itself and on every single parameter — are not just for human readers browsing the code. Semantic Kernel serializes these description strings and sends them to Gemini as part of the request. The model reads "Adds two numbers together" and "The first number to add" to decide, purely from natural language, which function matches its current need and which value goes into which parameter.</w:t>
-      </w:r>
-    </w:p>
-    <w:p/>
-    <w:p>
-      <w:r>
-        <w:rPr>
-          <w:b/>
-        </w:rPr>
-        <w:t>Steps 2 &amp; 3: Kernel Setup and Plugin Registration (Program.cs).</w:t>
-      </w:r>
-      <w:r>
-        <w:t xml:space="preserve"> The kernel builder pattern is identical to every previous lesson. The new line is `builder.Plugins.AddFromType&lt;MathPlugin&gt;("Math")`, which happens *before* `builder.Build()`. This registers the plugin under the name `"Math"`, so its functions become addressable as `Math.Add`, `Math.Subtract`, `Math.Multiply`, and `Math.Divide` inside the model's tool-calling system.</w:t>
-      </w:r>
-    </w:p>
-    <w:p/>
-    <w:p>
-      <w:r>
-        <w:rPr>
-          <w:b/>
-        </w:rPr>
-        <w:t>Step 4: The Math Word Problem.</w:t>
-      </w:r>
-      <w:r>
-        <w:t xml:space="preserve"> The prompt is deliberately a chained, multi-step problem (subtract, then multiply, then divide) rather than a single calculation. This is intentional: it forces the model to plan a sequence of tool calls rather than making just one, which is exactly the multi-step reasoning pattern that later multi-agent lessons in this course build on.</w:t>
-      </w:r>
-    </w:p>
-    <w:p/>
-    <w:p>
-      <w:r>
-        <w:rPr>
-          <w:b/>
-        </w:rPr>
-        <w:t>Step 5: Enabling Auto-Invocation.</w:t>
-      </w:r>
-      <w:r>
-        <w:t xml:space="preserve"> This is the most important line in the lesson: `ToolCallBehavior = GeminiToolCallBehavior.AutoInvokeKernelFunctions`. Registering a plugin only makes the model *aware* the tools exist; without this setting, the model would still try to guess the arithmetic itself using its language-modeling instincts (and likely get the multi-step problem wrong). With auto-invocation enabled, Semantic Kernel is authorized to actually execute the native C# method whenever the model requests it, and to feed the exact numeric result back into the model's context automatically.</w:t>
-      </w:r>
-    </w:p>
-    <w:p/>
-    <w:p>
-      <w:r>
-        <w:rPr>
-          <w:b/>
-        </w:rPr>
-        <w:t>Steps 6 &amp; 7: The Autonomous Reasoning Loop.</w:t>
-      </w:r>
-      <w:r>
-        <w:t xml:space="preserve"> `InvokePromptAsync` looks like a single call, but behind the scenes several round-trips happen: the model reads the problem, realizes it needs to subtract 15 from 124, and requests `Math.Subtract(124, 15)`. The Kernel executes the real C# method (printing `[NATIVE CODE EXECUTION] Subtracting 124 - 15` to the console as a side effect so students can literally watch the tool being invoked), and feeds the returned value (109) back to the model. The model repeats this pattern for the multiply and divide steps until it has every number it needs, then writes its final, step-by-step natural-language explanation — which is what ultimately gets printed as the AI response.</w:t>
+        <w:t>by-step natural-language explanation — which is what ultimately gets printed as the AI response.</w:t>
       </w:r>
     </w:p>
     <w:p/>
